--- a/01-电源电路/03-整流滤波电路/半波整流电路/半波整流电路.docx
+++ b/01-电源电路/03-整流滤波电路/半波整流电路/半波整流电路.docx
@@ -2034,6 +2034,20 @@
     </w:p>
     <w:bookmarkEnd w:id="26"/>
     <w:bookmarkEnd w:id="27"/>
+    <w:p>
+      <w:pPr>
+        <w:spacing w:before="360"/>
+        <w:jc w:val="center"/>
+      </w:pPr>
+      <w:r>
+        <w:rPr>
+          <w:rFonts w:ascii="Times New Roman" w:hAnsi="Times New Roman"/>
+          <w:color w:val="555555"/>
+          <w:sz w:val="21"/>
+        </w:rPr>
+        <w:t>材料收集者：杜文杰</w:t>
+      </w:r>
+    </w:p>
     <w:sectPr>
       <w:headerReference r:id="rId9" w:type="default"/>
       <w:footerReference r:id="rId10" w:type="default"/>

--- a/01-电源电路/03-整流滤波电路/半波整流电路/半波整流电路.docx
+++ b/01-电源电路/03-整流滤波电路/半波整流电路/半波整流电路.docx
@@ -1,6 +1,6 @@
 
 <file path=word/document.xml><?xml version="1.0" encoding="utf-8"?>
-<w:document xmlns:w="http://schemas.openxmlformats.org/wordprocessingml/2006/main" xmlns:m="http://schemas.openxmlformats.org/officeDocument/2006/math" xmlns:r="http://schemas.openxmlformats.org/officeDocument/2006/relationships" xmlns:o="urn:schemas-microsoft-com:office:office" xmlns:v="urn:schemas-microsoft-com:vml" xmlns:w10="urn:schemas-microsoft-com:office:word" xmlns:a="http://schemas.openxmlformats.org/drawingml/2006/main" xmlns:pic="http://schemas.openxmlformats.org/drawingml/2006/picture" xmlns:wp="http://schemas.openxmlformats.org/drawingml/2006/wordprocessingDrawing">
+<w:document xmlns:m="http://schemas.openxmlformats.org/officeDocument/2006/math" xmlns:r="http://schemas.openxmlformats.org/officeDocument/2006/relationships" xmlns:w="http://schemas.openxmlformats.org/wordprocessingml/2006/main" xmlns:o="urn:schemas-microsoft-com:office:office" xmlns:v="urn:schemas-microsoft-com:vml" xmlns:w10="urn:schemas-microsoft-com:office:word" xmlns:a="http://schemas.openxmlformats.org/drawingml/2006/main" xmlns:pic="http://schemas.openxmlformats.org/drawingml/2006/picture" xmlns:wp="http://schemas.openxmlformats.org/drawingml/2006/wordprocessingDrawing">
   <w:body>
     <w:bookmarkStart w:id="27" w:name="半波整流电路"/>
     <w:p>
@@ -9,7 +9,7 @@
       </w:pPr>
       <w:r>
         <w:rPr>
-          <w:rFonts w:hint="eastAsia"/>
+          <w:rFonts w:hint="eastAsia" w:eastAsia="黑体"/>
         </w:rPr>
         <w:t xml:space="preserve">半波整流电路</w:t>
       </w:r>
@@ -21,7 +21,7 @@
       </w:pPr>
       <w:r>
         <w:rPr>
-          <w:rFonts w:hint="eastAsia"/>
+          <w:rFonts w:hint="eastAsia" w:eastAsia="黑体"/>
         </w:rPr>
         <w:t xml:space="preserve">拓扑描述</w:t>
       </w:r>
@@ -32,20 +32,26 @@
       </w:pPr>
       <w:r>
         <w:rPr>
-          <w:rFonts w:hint="eastAsia"/>
+          <w:rFonts w:hint="eastAsia" w:eastAsia="黑体"/>
         </w:rPr>
         <w:t xml:space="preserve">由整流二极管</w:t>
       </w:r>
       <w:r>
+        <w:rPr>
+          <w:rFonts w:eastAsia="黑体"/>
+        </w:rPr>
         <w:t xml:space="preserve"> D </w:t>
       </w:r>
       <w:r>
         <w:rPr>
-          <w:rFonts w:hint="eastAsia"/>
+          <w:rFonts w:hint="eastAsia" w:eastAsia="黑体"/>
         </w:rPr>
         <w:t xml:space="preserve">与负载电阻</w:t>
       </w:r>
       <w:r>
+        <w:rPr>
+          <w:rFonts w:eastAsia="黑体"/>
+        </w:rPr>
         <w:t xml:space="preserve"> </w:t>
       </w:r>
       <m:oMath>
@@ -63,26 +69,32 @@
         </m:sSub>
       </m:oMath>
       <w:r>
+        <w:rPr>
+          <w:rFonts w:eastAsia="黑体"/>
+        </w:rPr>
         <w:t xml:space="preserve"> </w:t>
       </w:r>
       <w:r>
         <w:rPr>
-          <w:rFonts w:hint="eastAsia"/>
+          <w:rFonts w:hint="eastAsia" w:eastAsia="黑体"/>
         </w:rPr>
         <w:t xml:space="preserve">组成，是最简单的整流电路。电路共有</w:t>
       </w:r>
       <w:r>
+        <w:rPr>
+          <w:rFonts w:eastAsia="黑体"/>
+        </w:rPr>
         <w:t xml:space="preserve"> 3 </w:t>
       </w:r>
       <w:r>
         <w:rPr>
-          <w:rFonts w:hint="eastAsia"/>
+          <w:rFonts w:hint="eastAsia" w:eastAsia="黑体"/>
         </w:rPr>
         <w:t xml:space="preserve">个关键节点：</w:t>
       </w:r>
       <w:r>
         <w:rPr>
-          <w:rFonts w:hint="eastAsia"/>
+          <w:rFonts w:hint="eastAsia" w:eastAsia="黑体"/>
           <w:b/>
           <w:bCs/>
         </w:rPr>
@@ -90,6 +102,7 @@
       </w:r>
       <w:r>
         <w:rPr>
+          <w:rFonts w:eastAsia="黑体"/>
           <w:b/>
           <w:bCs/>
         </w:rPr>
@@ -97,7 +110,7 @@
       </w:r>
       <w:r>
         <w:rPr>
-          <w:rFonts w:hint="eastAsia"/>
+          <w:rFonts w:hint="eastAsia" w:eastAsia="黑体"/>
           <w:b/>
           <w:bCs/>
         </w:rPr>
@@ -105,11 +118,14 @@
       </w:r>
       <w:r>
         <w:rPr>
-          <w:rFonts w:hint="eastAsia"/>
+          <w:rFonts w:hint="eastAsia" w:eastAsia="黑体"/>
         </w:rPr>
         <w:t xml:space="preserve">（信号源</w:t>
       </w:r>
       <w:r>
+        <w:rPr>
+          <w:rFonts w:eastAsia="黑体"/>
+        </w:rPr>
         <w:t xml:space="preserve"> </w:t>
       </w:r>
       <m:oMath>
@@ -130,26 +146,32 @@
         </m:sSub>
       </m:oMath>
       <w:r>
+        <w:rPr>
+          <w:rFonts w:eastAsia="黑体"/>
+        </w:rPr>
         <w:t xml:space="preserve"> </w:t>
       </w:r>
       <w:r>
         <w:rPr>
-          <w:rFonts w:hint="eastAsia"/>
+          <w:rFonts w:hint="eastAsia" w:eastAsia="黑体"/>
         </w:rPr>
         <w:t xml:space="preserve">的正端与</w:t>
       </w:r>
       <w:r>
+        <w:rPr>
+          <w:rFonts w:eastAsia="黑体"/>
+        </w:rPr>
         <w:t xml:space="preserve"> D </w:t>
       </w:r>
       <w:r>
         <w:rPr>
-          <w:rFonts w:hint="eastAsia"/>
+          <w:rFonts w:hint="eastAsia" w:eastAsia="黑体"/>
         </w:rPr>
         <w:t xml:space="preserve">的阳极相连）；</w:t>
       </w:r>
       <w:r>
         <w:rPr>
-          <w:rFonts w:hint="eastAsia"/>
+          <w:rFonts w:hint="eastAsia" w:eastAsia="黑体"/>
           <w:b/>
           <w:bCs/>
         </w:rPr>
@@ -157,6 +179,7 @@
       </w:r>
       <w:r>
         <w:rPr>
+          <w:rFonts w:eastAsia="黑体"/>
           <w:b/>
           <w:bCs/>
         </w:rPr>
@@ -164,7 +187,7 @@
       </w:r>
       <w:r>
         <w:rPr>
-          <w:rFonts w:hint="eastAsia"/>
+          <w:rFonts w:hint="eastAsia" w:eastAsia="黑体"/>
           <w:b/>
           <w:bCs/>
         </w:rPr>
@@ -172,20 +195,26 @@
       </w:r>
       <w:r>
         <w:rPr>
-          <w:rFonts w:hint="eastAsia"/>
+          <w:rFonts w:hint="eastAsia" w:eastAsia="黑体"/>
         </w:rPr>
         <w:t xml:space="preserve">（D</w:t>
       </w:r>
       <w:r>
+        <w:rPr>
+          <w:rFonts w:eastAsia="黑体"/>
+        </w:rPr>
         <w:t xml:space="preserve"> </w:t>
       </w:r>
       <w:r>
         <w:rPr>
-          <w:rFonts w:hint="eastAsia"/>
+          <w:rFonts w:hint="eastAsia" w:eastAsia="黑体"/>
         </w:rPr>
         <w:t xml:space="preserve">的阴极与</w:t>
       </w:r>
       <w:r>
+        <w:rPr>
+          <w:rFonts w:eastAsia="黑体"/>
+        </w:rPr>
         <w:t xml:space="preserve"> </w:t>
       </w:r>
       <m:oMath>
@@ -203,15 +232,21 @@
         </m:sSub>
       </m:oMath>
       <w:r>
+        <w:rPr>
+          <w:rFonts w:eastAsia="黑体"/>
+        </w:rPr>
         <w:t xml:space="preserve"> </w:t>
       </w:r>
       <w:r>
         <w:rPr>
-          <w:rFonts w:hint="eastAsia"/>
+          <w:rFonts w:hint="eastAsia" w:eastAsia="黑体"/>
         </w:rPr>
         <w:t xml:space="preserve">一端相连，作为输出电压</w:t>
       </w:r>
       <w:r>
+        <w:rPr>
+          <w:rFonts w:eastAsia="黑体"/>
+        </w:rPr>
         <w:t xml:space="preserve"> </w:t>
       </w:r>
       <m:oMath>
@@ -235,17 +270,20 @@
         </m:sSub>
       </m:oMath>
       <w:r>
+        <w:rPr>
+          <w:rFonts w:eastAsia="黑体"/>
+        </w:rPr>
         <w:t xml:space="preserve"> </w:t>
       </w:r>
       <w:r>
         <w:rPr>
-          <w:rFonts w:hint="eastAsia"/>
+          <w:rFonts w:hint="eastAsia" w:eastAsia="黑体"/>
         </w:rPr>
         <w:t xml:space="preserve">的正端）；</w:t>
       </w:r>
       <w:r>
         <w:rPr>
-          <w:rFonts w:hint="eastAsia"/>
+          <w:rFonts w:hint="eastAsia" w:eastAsia="黑体"/>
           <w:b/>
           <w:bCs/>
         </w:rPr>
@@ -253,6 +291,7 @@
       </w:r>
       <w:r>
         <w:rPr>
+          <w:rFonts w:eastAsia="黑体"/>
           <w:b/>
           <w:bCs/>
         </w:rPr>
@@ -260,7 +299,7 @@
       </w:r>
       <w:r>
         <w:rPr>
-          <w:rFonts w:hint="eastAsia"/>
+          <w:rFonts w:hint="eastAsia" w:eastAsia="黑体"/>
           <w:b/>
           <w:bCs/>
         </w:rPr>
@@ -268,7 +307,7 @@
       </w:r>
       <w:r>
         <w:rPr>
-          <w:rFonts w:hint="eastAsia"/>
+          <w:rFonts w:hint="eastAsia" w:eastAsia="黑体"/>
         </w:rPr>
         <w:t xml:space="preserve">（</w:t>
       </w:r>
@@ -287,15 +326,21 @@
         </m:sSub>
       </m:oMath>
       <w:r>
+        <w:rPr>
+          <w:rFonts w:eastAsia="黑体"/>
+        </w:rPr>
         <w:t xml:space="preserve"> </w:t>
       </w:r>
       <w:r>
         <w:rPr>
-          <w:rFonts w:hint="eastAsia"/>
+          <w:rFonts w:hint="eastAsia" w:eastAsia="黑体"/>
         </w:rPr>
         <w:t xml:space="preserve">另一端与</w:t>
       </w:r>
       <w:r>
+        <w:rPr>
+          <w:rFonts w:eastAsia="黑体"/>
+        </w:rPr>
         <w:t xml:space="preserve"> </w:t>
       </w:r>
       <m:oMath>
@@ -316,11 +361,14 @@
         </m:sSub>
       </m:oMath>
       <w:r>
+        <w:rPr>
+          <w:rFonts w:eastAsia="黑体"/>
+        </w:rPr>
         <w:t xml:space="preserve"> </w:t>
       </w:r>
       <w:r>
         <w:rPr>
-          <w:rFonts w:hint="eastAsia"/>
+          <w:rFonts w:hint="eastAsia" w:eastAsia="黑体"/>
         </w:rPr>
         <w:t xml:space="preserve">的负端相连）。</w:t>
       </w:r>
@@ -329,23 +377,27 @@
       <w:pPr/>
       <w:r>
         <w:rPr>
-          <w:rFonts w:hint="eastAsia"/>
+          <w:rFonts w:hint="eastAsia" w:eastAsia="黑体"/>
         </w:rPr>
         <w:t xml:space="preserve">各元件管脚连接：</w:t>
       </w:r>
       <w:r>
         <w:rPr>
+          <w:rFonts w:eastAsia="黑体"/>
           <w:b/>
           <w:bCs/>
         </w:rPr>
         <w:t xml:space="preserve">D</w:t>
       </w:r>
       <w:r>
+        <w:rPr>
+          <w:rFonts w:eastAsia="黑体"/>
+        </w:rPr>
         <w:t xml:space="preserve"> </w:t>
       </w:r>
       <w:r>
         <w:rPr>
-          <w:rFonts w:hint="eastAsia"/>
+          <w:rFonts w:hint="eastAsia" w:eastAsia="黑体"/>
         </w:rPr>
         <w:t xml:space="preserve">的阳极接交流输入节点、阴极接输出节点；</w:t>
       </w:r>
@@ -364,11 +416,14 @@
         </m:sSub>
       </m:oMath>
       <w:r>
+        <w:rPr>
+          <w:rFonts w:eastAsia="黑体"/>
+        </w:rPr>
         <w:t xml:space="preserve"> </w:t>
       </w:r>
       <w:r>
         <w:rPr>
-          <w:rFonts w:hint="eastAsia"/>
+          <w:rFonts w:hint="eastAsia" w:eastAsia="黑体"/>
         </w:rPr>
         <w:t xml:space="preserve">一端接输出节点、另一端接地节点；</w:t>
       </w:r>
@@ -390,11 +445,14 @@
         </m:sSub>
       </m:oMath>
       <w:r>
+        <w:rPr>
+          <w:rFonts w:eastAsia="黑体"/>
+        </w:rPr>
         <w:t xml:space="preserve"> </w:t>
       </w:r>
       <w:r>
         <w:rPr>
-          <w:rFonts w:hint="eastAsia"/>
+          <w:rFonts w:hint="eastAsia" w:eastAsia="黑体"/>
         </w:rPr>
         <w:t xml:space="preserve">正端接交流输入节点、负端接地节点。</w:t>
       </w:r>
@@ -416,29 +474,38 @@
         </m:sSub>
       </m:oMath>
       <w:r>
+        <w:rPr>
+          <w:rFonts w:eastAsia="黑体"/>
+        </w:rPr>
         <w:t xml:space="preserve"> </w:t>
       </w:r>
       <w:r>
         <w:rPr>
-          <w:rFonts w:hint="eastAsia"/>
+          <w:rFonts w:hint="eastAsia" w:eastAsia="黑体"/>
         </w:rPr>
         <w:t xml:space="preserve">为交流正弦源，正半周时</w:t>
       </w:r>
       <w:r>
+        <w:rPr>
+          <w:rFonts w:eastAsia="黑体"/>
+        </w:rPr>
         <w:t xml:space="preserve"> D </w:t>
       </w:r>
       <w:r>
         <w:rPr>
-          <w:rFonts w:hint="eastAsia"/>
+          <w:rFonts w:hint="eastAsia" w:eastAsia="黑体"/>
         </w:rPr>
         <w:t xml:space="preserve">正向偏置导通、把电流送往负载，负半周时</w:t>
       </w:r>
       <w:r>
+        <w:rPr>
+          <w:rFonts w:eastAsia="黑体"/>
+        </w:rPr>
         <w:t xml:space="preserve"> D </w:t>
       </w:r>
       <w:r>
         <w:rPr>
-          <w:rFonts w:hint="eastAsia"/>
+          <w:rFonts w:hint="eastAsia" w:eastAsia="黑体"/>
         </w:rPr>
         <w:t xml:space="preserve">反向截止、负载无电流。</w:t>
       </w:r>
@@ -447,11 +514,14 @@
       <w:pPr/>
       <w:r>
         <w:rPr>
-          <w:rFonts w:hint="eastAsia"/>
+          <w:rFonts w:hint="eastAsia" w:eastAsia="黑体"/>
         </w:rPr>
         <w:t xml:space="preserve">由此构成”二极管串联在输入与负载之间、负载经</w:t>
       </w:r>
       <w:r>
+        <w:rPr>
+          <w:rFonts w:eastAsia="黑体"/>
+        </w:rPr>
         <w:t xml:space="preserve"> </w:t>
       </w:r>
       <m:oMath>
@@ -472,15 +542,21 @@
         </m:sSub>
       </m:oMath>
       <w:r>
+        <w:rPr>
+          <w:rFonts w:eastAsia="黑体"/>
+        </w:rPr>
         <w:t xml:space="preserve"> </w:t>
       </w:r>
       <w:r>
         <w:rPr>
-          <w:rFonts w:hint="eastAsia"/>
+          <w:rFonts w:hint="eastAsia" w:eastAsia="黑体"/>
         </w:rPr>
         <w:t xml:space="preserve">负端构成回路”的半波整流组态，只在半个周期内向负载输送电流，输出为脉动直流，其直流分量约为峰值的</w:t>
       </w:r>
       <w:r>
+        <w:rPr>
+          <w:rFonts w:eastAsia="黑体"/>
+        </w:rPr>
         <w:t xml:space="preserve"> </w:t>
       </w:r>
       <m:oMath>
@@ -498,11 +574,14 @@
         </m:r>
       </m:oMath>
       <w:r>
+        <w:rPr>
+          <w:rFonts w:eastAsia="黑体"/>
+        </w:rPr>
         <w:t xml:space="preserve"> </w:t>
       </w:r>
       <w:r>
         <w:rPr>
-          <w:rFonts w:hint="eastAsia"/>
+          <w:rFonts w:hint="eastAsia" w:eastAsia="黑体"/>
         </w:rPr>
         <w:t xml:space="preserve">倍。</w:t>
       </w:r>
@@ -515,7 +594,7 @@
       </w:pPr>
       <w:r>
         <w:rPr>
-          <w:rFonts w:hint="eastAsia"/>
+          <w:rFonts w:hint="eastAsia" w:eastAsia="黑体"/>
         </w:rPr>
         <w:t xml:space="preserve">工作原理</w:t>
       </w:r>
@@ -526,11 +605,14 @@
       </w:pPr>
       <w:r>
         <w:rPr>
-          <w:rFonts w:hint="eastAsia"/>
+          <w:rFonts w:hint="eastAsia" w:eastAsia="黑体"/>
         </w:rPr>
         <w:t xml:space="preserve">正半周时二极管正向偏置导通，电流流向负载；负半周时二极管反向截止，负载无电流。于是输出只保留正半周，成为脉动直流，其直流分量约为峰值的</w:t>
       </w:r>
       <w:r>
+        <w:rPr>
+          <w:rFonts w:eastAsia="黑体"/>
+        </w:rPr>
         <w:t xml:space="preserve"> </w:t>
       </w:r>
       <m:oMath>
@@ -548,11 +630,14 @@
         </m:r>
       </m:oMath>
       <w:r>
+        <w:rPr>
+          <w:rFonts w:eastAsia="黑体"/>
+        </w:rPr>
         <w:t xml:space="preserve"> </w:t>
       </w:r>
       <w:r>
         <w:rPr>
-          <w:rFonts w:hint="eastAsia"/>
+          <w:rFonts w:hint="eastAsia" w:eastAsia="黑体"/>
         </w:rPr>
         <w:t xml:space="preserve">倍。</w:t>
       </w:r>
@@ -565,7 +650,7 @@
       </w:pPr>
       <w:r>
         <w:rPr>
-          <w:rFonts w:hint="eastAsia"/>
+          <w:rFonts w:hint="eastAsia" w:eastAsia="黑体"/>
         </w:rPr>
         <w:t xml:space="preserve">关键计算公式</w:t>
       </w:r>
@@ -579,7 +664,7 @@
       </w:pPr>
       <w:r>
         <w:rPr>
-          <w:rFonts w:hint="eastAsia"/>
+          <w:rFonts w:hint="eastAsia" w:eastAsia="黑体"/>
         </w:rPr>
         <w:t xml:space="preserve">输出平均（直流）电压：</w:t>
       </w:r>
@@ -675,7 +760,7 @@
       </w:pPr>
       <w:r>
         <w:rPr>
-          <w:rFonts w:hint="eastAsia"/>
+          <w:rFonts w:hint="eastAsia" w:eastAsia="黑体"/>
         </w:rPr>
         <w:t xml:space="preserve">输出平均电流：</w:t>
       </w:r>
@@ -801,7 +886,7 @@
       </w:pPr>
       <w:r>
         <w:rPr>
-          <w:rFonts w:hint="eastAsia"/>
+          <w:rFonts w:hint="eastAsia" w:eastAsia="黑体"/>
         </w:rPr>
         <w:t xml:space="preserve">输出有效值：</w:t>
       </w:r>
@@ -876,7 +961,7 @@
       </w:pPr>
       <w:r>
         <w:rPr>
-          <w:rFonts w:hint="eastAsia"/>
+          <w:rFonts w:hint="eastAsia" w:eastAsia="黑体"/>
         </w:rPr>
         <w:t xml:space="preserve">纹波因数：</w:t>
       </w:r>
@@ -999,7 +1084,7 @@
       </w:pPr>
       <w:r>
         <w:rPr>
-          <w:rFonts w:hint="eastAsia"/>
+          <w:rFonts w:hint="eastAsia" w:eastAsia="黑体"/>
         </w:rPr>
         <w:t xml:space="preserve">二极管反向峰值电压：</w:t>
       </w:r>
@@ -1075,7 +1160,7 @@
             </w:pPr>
             <w:r>
               <w:rPr>
-                <w:rFonts w:hint="eastAsia"/>
+                <w:rFonts w:hint="eastAsia" w:eastAsia="黑体"/>
               </w:rPr>
               <w:t xml:space="preserve">符号</w:t>
             </w:r>
@@ -1089,7 +1174,7 @@
             </w:pPr>
             <w:r>
               <w:rPr>
-                <w:rFonts w:hint="eastAsia"/>
+                <w:rFonts w:hint="eastAsia" w:eastAsia="黑体"/>
               </w:rPr>
               <w:t xml:space="preserve">含义</w:t>
             </w:r>
@@ -1103,7 +1188,7 @@
             </w:pPr>
             <w:r>
               <w:rPr>
-                <w:rFonts w:hint="eastAsia"/>
+                <w:rFonts w:hint="eastAsia" w:eastAsia="黑体"/>
               </w:rPr>
               <w:t xml:space="preserve">单位</w:t>
             </w:r>
@@ -1132,6 +1217,9 @@
               </m:sSub>
             </m:oMath>
             <w:r>
+              <w:rPr>
+                <w:rFonts w:eastAsia="黑体"/>
+              </w:rPr>
               <w:t xml:space="preserve">​</w:t>
             </w:r>
           </w:p>
@@ -1144,7 +1232,7 @@
             </w:pPr>
             <w:r>
               <w:rPr>
-                <w:rFonts w:hint="eastAsia"/>
+                <w:rFonts w:hint="eastAsia" w:eastAsia="黑体"/>
               </w:rPr>
               <w:t xml:space="preserve">输入峰值电压</w:t>
             </w:r>
@@ -1157,6 +1245,9 @@
               <w:pStyle w:val="Compact"/>
             </w:pPr>
             <w:r>
+              <w:rPr>
+                <w:rFonts w:eastAsia="黑体"/>
+              </w:rPr>
               <w:t xml:space="preserve">V</w:t>
             </w:r>
           </w:p>
@@ -1187,6 +1278,9 @@
               </m:sSub>
             </m:oMath>
             <w:r>
+              <w:rPr>
+                <w:rFonts w:eastAsia="黑体"/>
+              </w:rPr>
               <w:t xml:space="preserve">​</w:t>
             </w:r>
           </w:p>
@@ -1199,7 +1293,7 @@
             </w:pPr>
             <w:r>
               <w:rPr>
-                <w:rFonts w:hint="eastAsia"/>
+                <w:rFonts w:hint="eastAsia" w:eastAsia="黑体"/>
               </w:rPr>
               <w:t xml:space="preserve">输出直流平均电压</w:t>
             </w:r>
@@ -1212,6 +1306,9 @@
               <w:pStyle w:val="Compact"/>
             </w:pPr>
             <w:r>
+              <w:rPr>
+                <w:rFonts w:eastAsia="黑体"/>
+              </w:rPr>
               <w:t xml:space="preserve">V</w:t>
             </w:r>
           </w:p>
@@ -1239,6 +1336,9 @@
               </m:sSub>
             </m:oMath>
             <w:r>
+              <w:rPr>
+                <w:rFonts w:eastAsia="黑体"/>
+              </w:rPr>
               <w:t xml:space="preserve">​</w:t>
             </w:r>
           </w:p>
@@ -1251,7 +1351,7 @@
             </w:pPr>
             <w:r>
               <w:rPr>
-                <w:rFonts w:hint="eastAsia"/>
+                <w:rFonts w:hint="eastAsia" w:eastAsia="黑体"/>
               </w:rPr>
               <w:t xml:space="preserve">负载电阻</w:t>
             </w:r>
@@ -1264,6 +1364,9 @@
               <w:pStyle w:val="Compact"/>
             </w:pPr>
             <w:r>
+              <w:rPr>
+                <w:rFonts w:eastAsia="黑体"/>
+              </w:rPr>
               <w:t xml:space="preserve">Ω</w:t>
             </w:r>
           </w:p>
@@ -1282,6 +1385,9 @@
               </m:r>
             </m:oMath>
             <w:r>
+              <w:rPr>
+                <w:rFonts w:eastAsia="黑体"/>
+              </w:rPr>
               <w:t xml:space="preserve">​</w:t>
             </w:r>
           </w:p>
@@ -1294,7 +1400,7 @@
             </w:pPr>
             <w:r>
               <w:rPr>
-                <w:rFonts w:hint="eastAsia"/>
+                <w:rFonts w:hint="eastAsia" w:eastAsia="黑体"/>
               </w:rPr>
               <w:t xml:space="preserve">纹波因数</w:t>
             </w:r>
@@ -1307,6 +1413,9 @@
               <w:pStyle w:val="Compact"/>
             </w:pPr>
             <w:r>
+              <w:rPr>
+                <w:rFonts w:eastAsia="黑体"/>
+              </w:rPr>
               <w:t xml:space="preserve">—</w:t>
             </w:r>
           </w:p>
@@ -1331,6 +1440,9 @@
               </m:r>
             </m:oMath>
             <w:r>
+              <w:rPr>
+                <w:rFonts w:eastAsia="黑体"/>
+              </w:rPr>
               <w:t xml:space="preserve">​</w:t>
             </w:r>
           </w:p>
@@ -1343,7 +1455,7 @@
             </w:pPr>
             <w:r>
               <w:rPr>
-                <w:rFonts w:hint="eastAsia"/>
+                <w:rFonts w:hint="eastAsia" w:eastAsia="黑体"/>
               </w:rPr>
               <w:t xml:space="preserve">反向峰值电压</w:t>
             </w:r>
@@ -1356,6 +1468,9 @@
               <w:pStyle w:val="Compact"/>
             </w:pPr>
             <w:r>
+              <w:rPr>
+                <w:rFonts w:eastAsia="黑体"/>
+              </w:rPr>
               <w:t xml:space="preserve">V</w:t>
             </w:r>
           </w:p>
@@ -1370,7 +1485,7 @@
       </w:pPr>
       <w:r>
         <w:rPr>
-          <w:rFonts w:hint="eastAsia"/>
+          <w:rFonts w:hint="eastAsia" w:eastAsia="黑体"/>
         </w:rPr>
         <w:t xml:space="preserve">元件调整影响</w:t>
       </w:r>
@@ -1399,6 +1514,7 @@
       </m:oMath>
       <w:r>
         <w:rPr>
+          <w:rFonts w:eastAsia="黑体"/>
           <w:b/>
           <w:bCs/>
         </w:rPr>
@@ -1406,21 +1522,27 @@
       </w:r>
       <w:r>
         <w:rPr>
-          <w:rFonts w:hint="eastAsia"/>
+          <w:rFonts w:hint="eastAsia" w:eastAsia="黑体"/>
           <w:b/>
           <w:bCs/>
         </w:rPr>
         <w:t xml:space="preserve">增大</w:t>
       </w:r>
       <w:r>
+        <w:rPr>
+          <w:rFonts w:eastAsia="黑体"/>
+        </w:rPr>
         <w:t xml:space="preserve"> </w:t>
       </w:r>
       <w:r>
+        <w:rPr>
+          <w:rFonts w:eastAsia="黑体"/>
+        </w:rPr>
         <w:t xml:space="preserve">→ </w:t>
       </w:r>
       <w:r>
         <w:rPr>
-          <w:rFonts w:hint="eastAsia"/>
+          <w:rFonts w:hint="eastAsia" w:eastAsia="黑体"/>
         </w:rPr>
         <w:t xml:space="preserve">输出平均电流减小，纹波因子不变但直流分量不受影响。</w:t>
       </w:r>
@@ -1435,7 +1557,7 @@
       </w:pPr>
       <w:r>
         <w:rPr>
-          <w:rFonts w:hint="eastAsia"/>
+          <w:rFonts w:hint="eastAsia" w:eastAsia="黑体"/>
           <w:b/>
           <w:bCs/>
         </w:rPr>
@@ -1443,6 +1565,7 @@
       </w:r>
       <w:r>
         <w:rPr>
+          <w:rFonts w:eastAsia="黑体"/>
           <w:b/>
           <w:bCs/>
         </w:rPr>
@@ -1464,6 +1587,7 @@
       </m:oMath>
       <w:r>
         <w:rPr>
+          <w:rFonts w:eastAsia="黑体"/>
           <w:b/>
           <w:bCs/>
         </w:rPr>
@@ -1471,19 +1595,28 @@
       </w:r>
       <w:r>
         <w:rPr>
-          <w:rFonts w:hint="eastAsia"/>
+          <w:rFonts w:hint="eastAsia" w:eastAsia="黑体"/>
           <w:b/>
           <w:bCs/>
         </w:rPr>
         <w:t xml:space="preserve">增大</w:t>
       </w:r>
       <w:r>
+        <w:rPr>
+          <w:rFonts w:eastAsia="黑体"/>
+        </w:rPr>
         <w:t xml:space="preserve"> </w:t>
       </w:r>
       <w:r>
+        <w:rPr>
+          <w:rFonts w:eastAsia="黑体"/>
+        </w:rPr>
         <w:t xml:space="preserve">→</w:t>
       </w:r>
       <w:r>
+        <w:rPr>
+          <w:rFonts w:eastAsia="黑体"/>
+        </w:rPr>
         <w:t xml:space="preserve"> </w:t>
       </w:r>
       <m:oMath>
@@ -1504,6 +1637,9 @@
         </m:sSub>
       </m:oMath>
       <w:r>
+        <w:rPr>
+          <w:rFonts w:eastAsia="黑体"/>
+        </w:rPr>
         <w:t xml:space="preserve">、</w:t>
       </w:r>
       <m:oMath>
@@ -1524,11 +1660,14 @@
         </m:sSub>
       </m:oMath>
       <w:r>
+        <w:rPr>
+          <w:rFonts w:eastAsia="黑体"/>
+        </w:rPr>
         <w:t xml:space="preserve">、PIV </w:t>
       </w:r>
       <w:r>
         <w:rPr>
-          <w:rFonts w:hint="eastAsia"/>
+          <w:rFonts w:hint="eastAsia" w:eastAsia="黑体"/>
         </w:rPr>
         <w:t xml:space="preserve">均成比例增大。</w:t>
       </w:r>
@@ -1543,11 +1682,14 @@
       </w:pPr>
       <w:r>
         <w:rPr>
-          <w:rFonts w:hint="eastAsia"/>
+          <w:rFonts w:hint="eastAsia" w:eastAsia="黑体"/>
         </w:rPr>
         <w:t xml:space="preserve">二极管无滤波电容时输出脉动大，纹波因数约</w:t>
       </w:r>
       <w:r>
+        <w:rPr>
+          <w:rFonts w:eastAsia="黑体"/>
+        </w:rPr>
         <w:t xml:space="preserve"> 1.21。</w:t>
       </w:r>
     </w:p>
@@ -1561,7 +1703,7 @@
       </w:pPr>
       <w:r>
         <w:rPr>
-          <w:rFonts w:hint="eastAsia"/>
+          <w:rFonts w:hint="eastAsia" w:eastAsia="黑体"/>
         </w:rPr>
         <w:t xml:space="preserve">加入滤波电容后纹波下降，但二极管导通角变小、峰值电流增大。</w:t>
       </w:r>
@@ -1574,7 +1716,7 @@
       </w:pPr>
       <w:r>
         <w:rPr>
-          <w:rFonts w:hint="eastAsia"/>
+          <w:rFonts w:hint="eastAsia" w:eastAsia="黑体"/>
         </w:rPr>
         <w:t xml:space="preserve">典型参数示例</w:t>
       </w:r>
@@ -1589,11 +1731,14 @@
       </w:pPr>
       <w:r>
         <w:rPr>
-          <w:rFonts w:hint="eastAsia"/>
+          <w:rFonts w:hint="eastAsia" w:eastAsia="黑体"/>
         </w:rPr>
         <w:t xml:space="preserve">取</w:t>
       </w:r>
       <w:r>
+        <w:rPr>
+          <w:rFonts w:eastAsia="黑体"/>
+        </w:rPr>
         <w:t xml:space="preserve"> </w:t>
       </w:r>
       <m:oMath>
@@ -1631,25 +1776,31 @@
       </m:oMath>
       <w:r>
         <w:rPr>
-          <w:rFonts w:hint="eastAsia"/>
+          <w:rFonts w:hint="eastAsia" w:eastAsia="黑体"/>
         </w:rPr>
         <w:t xml:space="preserve">（230</w:t>
       </w:r>
       <w:r>
+        <w:rPr>
+          <w:rFonts w:eastAsia="黑体"/>
+        </w:rPr>
         <w:t xml:space="preserve"> V </w:t>
       </w:r>
       <w:r>
         <w:rPr>
-          <w:rFonts w:hint="eastAsia"/>
+          <w:rFonts w:hint="eastAsia" w:eastAsia="黑体"/>
         </w:rPr>
         <w:t xml:space="preserve">经</w:t>
       </w:r>
       <w:r>
+        <w:rPr>
+          <w:rFonts w:eastAsia="黑体"/>
+        </w:rPr>
         <w:t xml:space="preserve"> 10:1 </w:t>
       </w:r>
       <w:r>
         <w:rPr>
-          <w:rFonts w:hint="eastAsia"/>
+          <w:rFonts w:hint="eastAsia" w:eastAsia="黑体"/>
         </w:rPr>
         <w:t xml:space="preserve">降压后峰值）、</w:t>
       </w:r>
@@ -1688,7 +1839,7 @@
       </m:oMath>
       <w:r>
         <w:rPr>
-          <w:rFonts w:hint="eastAsia"/>
+          <w:rFonts w:hint="eastAsia" w:eastAsia="黑体"/>
         </w:rPr>
         <w:t xml:space="preserve">：</w:t>
       </w:r>
@@ -1748,7 +1899,7 @@
       </m:oMath>
       <w:r>
         <w:rPr>
-          <w:rFonts w:hint="eastAsia"/>
+          <w:rFonts w:hint="eastAsia" w:eastAsia="黑体"/>
         </w:rPr>
         <w:t xml:space="preserve">，</w:t>
       </w:r>
@@ -1789,6 +1940,9 @@
         </m:r>
       </m:oMath>
       <w:r>
+        <w:rPr>
+          <w:rFonts w:eastAsia="黑体"/>
+        </w:rPr>
         <w:t xml:space="preserve">。</w:t>
       </w:r>
     </w:p>
@@ -1802,11 +1956,14 @@
       </w:pPr>
       <w:r>
         <w:rPr>
-          <w:rFonts w:hint="eastAsia"/>
+          <w:rFonts w:hint="eastAsia" w:eastAsia="黑体"/>
         </w:rPr>
         <w:t xml:space="preserve">取</w:t>
       </w:r>
       <w:r>
+        <w:rPr>
+          <w:rFonts w:eastAsia="黑体"/>
+        </w:rPr>
         <w:t xml:space="preserve"> </w:t>
       </w:r>
       <m:oMath>
@@ -1844,25 +2001,31 @@
       </m:oMath>
       <w:r>
         <w:rPr>
-          <w:rFonts w:hint="eastAsia"/>
+          <w:rFonts w:hint="eastAsia" w:eastAsia="黑体"/>
         </w:rPr>
         <w:t xml:space="preserve">：二极管</w:t>
       </w:r>
       <w:r>
+        <w:rPr>
+          <w:rFonts w:eastAsia="黑体"/>
+        </w:rPr>
         <w:t xml:space="preserve"> PIV = 17 </w:t>
       </w:r>
       <w:r>
         <w:rPr>
-          <w:rFonts w:hint="eastAsia"/>
+          <w:rFonts w:hint="eastAsia" w:eastAsia="黑体"/>
         </w:rPr>
         <w:t xml:space="preserve">V，选反向耐压</w:t>
       </w:r>
       <w:r>
+        <w:rPr>
+          <w:rFonts w:eastAsia="黑体"/>
+        </w:rPr>
         <w:t xml:space="preserve"> ≥ 50 V </w:t>
       </w:r>
       <w:r>
         <w:rPr>
-          <w:rFonts w:hint="eastAsia"/>
+          <w:rFonts w:hint="eastAsia" w:eastAsia="黑体"/>
         </w:rPr>
         <w:t xml:space="preserve">的二极管即可。</w:t>
       </w:r>
@@ -1875,7 +2038,7 @@
       </w:pPr>
       <w:r>
         <w:rPr>
-          <w:rFonts w:hint="eastAsia"/>
+          <w:rFonts w:hint="eastAsia" w:eastAsia="黑体"/>
         </w:rPr>
         <w:t xml:space="preserve">常见器件型号</w:t>
       </w:r>
@@ -1890,7 +2053,7 @@
       </w:pPr>
       <w:r>
         <w:rPr>
-          <w:rFonts w:hint="eastAsia"/>
+          <w:rFonts w:hint="eastAsia" w:eastAsia="黑体"/>
         </w:rPr>
         <w:t xml:space="preserve">整流二极管：1N4001/1N4007、1N4148、1N5408。</w:t>
       </w:r>
@@ -1905,7 +2068,7 @@
       </w:pPr>
       <w:r>
         <w:rPr>
-          <w:rFonts w:hint="eastAsia"/>
+          <w:rFonts w:hint="eastAsia" w:eastAsia="黑体"/>
         </w:rPr>
         <w:t xml:space="preserve">常用：按需选型。</w:t>
       </w:r>
@@ -1918,7 +2081,7 @@
       </w:pPr>
       <w:r>
         <w:rPr>
-          <w:rFonts w:hint="eastAsia"/>
+          <w:rFonts w:hint="eastAsia" w:eastAsia="黑体"/>
         </w:rPr>
         <w:t xml:space="preserve">注意事项</w:t>
       </w:r>
@@ -1933,16 +2096,19 @@
       </w:pPr>
       <w:r>
         <w:rPr>
-          <w:rFonts w:hint="eastAsia"/>
+          <w:rFonts w:hint="eastAsia" w:eastAsia="黑体"/>
         </w:rPr>
         <w:t xml:space="preserve">输出直流只有半个周期，纹波大、效率低（约</w:t>
       </w:r>
       <w:r>
+        <w:rPr>
+          <w:rFonts w:eastAsia="黑体"/>
+        </w:rPr>
         <w:t xml:space="preserve"> </w:t>
       </w:r>
       <w:r>
         <w:rPr>
-          <w:rFonts w:hint="eastAsia"/>
+          <w:rFonts w:hint="eastAsia" w:eastAsia="黑体"/>
         </w:rPr>
         <w:t xml:space="preserve">40%）。</w:t>
       </w:r>
@@ -1957,7 +2123,7 @@
       </w:pPr>
       <w:r>
         <w:rPr>
-          <w:rFonts w:hint="eastAsia"/>
+          <w:rFonts w:hint="eastAsia" w:eastAsia="黑体"/>
         </w:rPr>
         <w:t xml:space="preserve">二极管反向耐压须大于输入峰值电压。</w:t>
       </w:r>
@@ -1972,7 +2138,7 @@
       </w:pPr>
       <w:r>
         <w:rPr>
-          <w:rFonts w:hint="eastAsia"/>
+          <w:rFonts w:hint="eastAsia" w:eastAsia="黑体"/>
         </w:rPr>
         <w:t xml:space="preserve">变压器有直流分量，可能引起磁芯偏磁（对电源变压器不利）。</w:t>
       </w:r>
@@ -1987,7 +2153,7 @@
       </w:pPr>
       <w:r>
         <w:rPr>
-          <w:rFonts w:hint="eastAsia"/>
+          <w:rFonts w:hint="eastAsia" w:eastAsia="黑体"/>
         </w:rPr>
         <w:t xml:space="preserve">仅适合小功率、对纹波不敏感的应用。</w:t>
       </w:r>
@@ -2000,7 +2166,7 @@
       </w:pPr>
       <w:r>
         <w:rPr>
-          <w:rFonts w:hint="eastAsia"/>
+          <w:rFonts w:hint="eastAsia" w:eastAsia="黑体"/>
         </w:rPr>
         <w:t xml:space="preserve">参考资料</w:t>
       </w:r>
@@ -2014,6 +2180,9 @@
         </w:numPr>
       </w:pPr>
       <w:r>
+        <w:rPr>
+          <w:rFonts w:eastAsia="黑体"/>
+        </w:rPr>
         <w:t xml:space="preserve">Wikipedia: Rectifier / Half-wave rectifier。</w:t>
       </w:r>
     </w:p>
@@ -2027,7 +2196,7 @@
       </w:pPr>
       <w:r>
         <w:rPr>
-          <w:rFonts w:hint="eastAsia"/>
+          <w:rFonts w:hint="eastAsia" w:eastAsia="黑体"/>
         </w:rPr>
         <w:t xml:space="preserve">《模拟电子技术基础》（童诗白、华成英）。</w:t>
       </w:r>
@@ -2041,11 +2210,11 @@
       </w:pPr>
       <w:r>
         <w:rPr>
-          <w:rFonts w:ascii="Times New Roman" w:hAnsi="Times New Roman"/>
+          <w:rFonts w:ascii="Times New Roman" w:hAnsi="Times New Roman" w:eastAsia="黑体"/>
           <w:color w:val="555555"/>
           <w:sz w:val="21"/>
         </w:rPr>
-        <w:t>材料收集者：杜文杰</w:t>
+        <w:t>材料收集者：杜文杰，WX手机：19519196569，QQ:3478827729</w:t>
       </w:r>
     </w:p>
     <w:sectPr>
@@ -2065,7 +2234,7 @@
 </file>
 
 <file path=word/footer1.xml><?xml version="1.0" encoding="utf-8"?>
-<w:ftr xmlns:m="http://schemas.openxmlformats.org/officeDocument/2006/math" xmlns:mc="http://schemas.openxmlformats.org/markup-compatibility/2006" xmlns:mo="http://schemas.microsoft.com/office/mac/office/2008/main" xmlns:mv="urn:schemas-microsoft-com:mac:vml" xmlns:o="urn:schemas-microsoft-com:office:office" xmlns:r="http://schemas.openxmlformats.org/officeDocument/2006/relationships" xmlns:v="urn:schemas-microsoft-com:vml" xmlns:w10="urn:schemas-microsoft-com:office:word" xmlns:w14="http://schemas.microsoft.com/office/word/2010/wordml" xmlns:w="http://schemas.openxmlformats.org/wordprocessingml/2006/main" xmlns:wne="http://schemas.microsoft.com/office/word/2006/wordml" xmlns:wp14="http://schemas.microsoft.com/office/word/2010/wordprocessingDrawing" xmlns:wp="http://schemas.openxmlformats.org/drawingml/2006/wordprocessingDrawing" xmlns:wpc="http://schemas.microsoft.com/office/word/2010/wordprocessingCanvas" xmlns:wpg="http://schemas.microsoft.com/office/word/2010/wordprocessingGroup" xmlns:wpi="http://schemas.microsoft.com/office/word/2010/wordprocessingInk" xmlns:wps="http://schemas.microsoft.com/office/word/2010/wordprocessingShape" mc:Ignorable="w14 wp14">
+<w:ftr xmlns:mc="http://schemas.openxmlformats.org/markup-compatibility/2006" xmlns:w="http://schemas.openxmlformats.org/wordprocessingml/2006/main" xmlns:m="http://schemas.openxmlformats.org/officeDocument/2006/math" xmlns:mo="http://schemas.microsoft.com/office/mac/office/2008/main" xmlns:mv="urn:schemas-microsoft-com:mac:vml" xmlns:o="urn:schemas-microsoft-com:office:office" xmlns:r="http://schemas.openxmlformats.org/officeDocument/2006/relationships" xmlns:v="urn:schemas-microsoft-com:vml" xmlns:w10="urn:schemas-microsoft-com:office:word" xmlns:w14="http://schemas.microsoft.com/office/word/2010/wordml" xmlns:wne="http://schemas.microsoft.com/office/word/2006/wordml" xmlns:wp14="http://schemas.microsoft.com/office/word/2010/wordprocessingDrawing" xmlns:wp="http://schemas.openxmlformats.org/drawingml/2006/wordprocessingDrawing" xmlns:wpc="http://schemas.microsoft.com/office/word/2010/wordprocessingCanvas" xmlns:wpg="http://schemas.microsoft.com/office/word/2010/wordprocessingGroup" xmlns:wpi="http://schemas.microsoft.com/office/word/2010/wordprocessingInk" xmlns:wps="http://schemas.microsoft.com/office/word/2010/wordprocessingShape" mc:Ignorable="w14 wp14">
   <w:p>
     <w:pPr>
       <w:pStyle w:val="Footer"/>
@@ -2073,12 +2242,14 @@
     </w:pPr>
     <w:r>
       <w:rPr>
+        <w:rFonts w:eastAsia="黑体"/>
         <w:sz w:val="18"/>
       </w:rPr>
       <w:t xml:space="preserve">第 </w:t>
     </w:r>
     <w:r>
       <w:rPr>
+        <w:rFonts w:eastAsia="黑体"/>
         <w:sz w:val="18"/>
       </w:rPr>
       <w:fldChar w:fldCharType="begin"/>
@@ -2087,6 +2258,7 @@
     </w:r>
     <w:r>
       <w:rPr>
+        <w:rFonts w:eastAsia="黑体"/>
         <w:sz w:val="18"/>
       </w:rPr>
       <w:t xml:space="preserve"> 页</w:t>
@@ -2100,6 +2272,9 @@
   <w:footnote w:type="continuationSeparator" w:id="0">
     <w:p>
       <w:r>
+        <w:rPr>
+          <w:rFonts w:eastAsia="黑体"/>
+        </w:rPr>
         <w:continuationSeparator/>
       </w:r>
     </w:p>
@@ -2107,6 +2282,9 @@
   <w:footnote w:type="separator" w:id="-1">
     <w:p>
       <w:r>
+        <w:rPr>
+          <w:rFonts w:eastAsia="黑体"/>
+        </w:rPr>
         <w:separator/>
       </w:r>
     </w:p>
@@ -2115,7 +2293,7 @@
 </file>
 
 <file path=word/header1.xml><?xml version="1.0" encoding="utf-8"?>
-<w:hdr xmlns:m="http://schemas.openxmlformats.org/officeDocument/2006/math" xmlns:mc="http://schemas.openxmlformats.org/markup-compatibility/2006" xmlns:mo="http://schemas.microsoft.com/office/mac/office/2008/main" xmlns:mv="urn:schemas-microsoft-com:mac:vml" xmlns:o="urn:schemas-microsoft-com:office:office" xmlns:r="http://schemas.openxmlformats.org/officeDocument/2006/relationships" xmlns:v="urn:schemas-microsoft-com:vml" xmlns:w10="urn:schemas-microsoft-com:office:word" xmlns:w14="http://schemas.microsoft.com/office/word/2010/wordml" xmlns:w="http://schemas.openxmlformats.org/wordprocessingml/2006/main" xmlns:wne="http://schemas.microsoft.com/office/word/2006/wordml" xmlns:wp14="http://schemas.microsoft.com/office/word/2010/wordprocessingDrawing" xmlns:wp="http://schemas.openxmlformats.org/drawingml/2006/wordprocessingDrawing" xmlns:wpc="http://schemas.microsoft.com/office/word/2010/wordprocessingCanvas" xmlns:wpg="http://schemas.microsoft.com/office/word/2010/wordprocessingGroup" xmlns:wpi="http://schemas.microsoft.com/office/word/2010/wordprocessingInk" xmlns:wps="http://schemas.microsoft.com/office/word/2010/wordprocessingShape" mc:Ignorable="w14 wp14">
+<w:hdr xmlns:mc="http://schemas.openxmlformats.org/markup-compatibility/2006" xmlns:w="http://schemas.openxmlformats.org/wordprocessingml/2006/main" xmlns:m="http://schemas.openxmlformats.org/officeDocument/2006/math" xmlns:mo="http://schemas.microsoft.com/office/mac/office/2008/main" xmlns:mv="urn:schemas-microsoft-com:mac:vml" xmlns:o="urn:schemas-microsoft-com:office:office" xmlns:r="http://schemas.openxmlformats.org/officeDocument/2006/relationships" xmlns:v="urn:schemas-microsoft-com:vml" xmlns:w10="urn:schemas-microsoft-com:office:word" xmlns:w14="http://schemas.microsoft.com/office/word/2010/wordml" xmlns:wne="http://schemas.microsoft.com/office/word/2006/wordml" xmlns:wp14="http://schemas.microsoft.com/office/word/2010/wordprocessingDrawing" xmlns:wp="http://schemas.openxmlformats.org/drawingml/2006/wordprocessingDrawing" xmlns:wpc="http://schemas.microsoft.com/office/word/2010/wordprocessingCanvas" xmlns:wpg="http://schemas.microsoft.com/office/word/2010/wordprocessingGroup" xmlns:wpi="http://schemas.microsoft.com/office/word/2010/wordprocessingInk" xmlns:wps="http://schemas.microsoft.com/office/word/2010/wordprocessingShape" mc:Ignorable="w14 wp14">
   <w:p>
     <w:pPr>
       <w:pStyle w:val="Header"/>
@@ -2123,7 +2301,7 @@
     </w:pPr>
     <w:r>
       <w:rPr>
-        <w:rFonts w:ascii="Times New Roman" w:hAnsi="Times New Roman"/>
+        <w:rFonts w:ascii="Times New Roman" w:hAnsi="Times New Roman" w:eastAsia="黑体"/>
         <w:sz w:val="18"/>
         <w:rFonts w:eastAsia="黑体"/>
         <w:rFonts w:eastAsia="黑体"/>
@@ -2135,7 +2313,7 @@
 </file>
 
 <file path=word/numbering.xml><?xml version="1.0" encoding="utf-8"?>
-<w:numbering xmlns:m="http://schemas.openxmlformats.org/officeDocument/2006/math" xmlns:mc="http://schemas.openxmlformats.org/markup-compatibility/2006" xmlns:mo="http://schemas.microsoft.com/office/mac/office/2008/main" xmlns:mv="urn:schemas-microsoft-com:mac:vml" xmlns:o="urn:schemas-microsoft-com:office:office" xmlns:r="http://schemas.openxmlformats.org/officeDocument/2006/relationships" xmlns:v="urn:schemas-microsoft-com:vml" xmlns:w="http://schemas.openxmlformats.org/wordprocessingml/2006/main" xmlns:w10="urn:schemas-microsoft-com:office:word" xmlns:w14="http://schemas.microsoft.com/office/word/2010/wordml" xmlns:wne="http://schemas.microsoft.com/office/word/2006/wordml" xmlns:wp="http://schemas.openxmlformats.org/drawingml/2006/wordprocessingDrawing" xmlns:wp14="http://schemas.microsoft.com/office/word/2010/wordprocessingDrawing" xmlns:wpc="http://schemas.microsoft.com/office/word/2010/wordprocessingCanvas" xmlns:wpg="http://schemas.microsoft.com/office/word/2010/wordprocessingGroup" xmlns:wpi="http://schemas.microsoft.com/office/word/2010/wordprocessingInk" xmlns:wps="http://schemas.microsoft.com/office/word/2010/wordprocessingShape" mc:Ignorable="w14 wp14">
+<w:numbering xmlns:mc="http://schemas.openxmlformats.org/markup-compatibility/2006" xmlns:w="http://schemas.openxmlformats.org/wordprocessingml/2006/main" xmlns:m="http://schemas.openxmlformats.org/officeDocument/2006/math" xmlns:mo="http://schemas.microsoft.com/office/mac/office/2008/main" xmlns:mv="urn:schemas-microsoft-com:mac:vml" xmlns:o="urn:schemas-microsoft-com:office:office" xmlns:r="http://schemas.openxmlformats.org/officeDocument/2006/relationships" xmlns:v="urn:schemas-microsoft-com:vml" xmlns:w10="urn:schemas-microsoft-com:office:word" xmlns:w14="http://schemas.microsoft.com/office/word/2010/wordml" xmlns:wne="http://schemas.microsoft.com/office/word/2006/wordml" xmlns:wp="http://schemas.openxmlformats.org/drawingml/2006/wordprocessingDrawing" xmlns:wp14="http://schemas.microsoft.com/office/word/2010/wordprocessingDrawing" xmlns:wpc="http://schemas.microsoft.com/office/word/2010/wordprocessingCanvas" xmlns:wpg="http://schemas.microsoft.com/office/word/2010/wordprocessingGroup" xmlns:wpi="http://schemas.microsoft.com/office/word/2010/wordprocessingInk" xmlns:wps="http://schemas.microsoft.com/office/word/2010/wordprocessingShape" mc:Ignorable="w14 wp14">
   <w:abstractNum w:abstractNumId="0">
     <w:nsid w:val="FFFFFF7C"/>
     <w:multiLevelType w:val="singleLevel"/>
@@ -2222,7 +2400,7 @@
         <w:ind w:hanging="360" w:left="1440"/>
       </w:pPr>
       <w:rPr>
-        <w:rFonts w:ascii="Symbol" w:hAnsi="Symbol" w:hint="default"/>
+        <w:rFonts w:ascii="Symbol" w:hAnsi="Symbol" w:hint="default" w:eastAsia="黑体"/>
       </w:rPr>
     </w:lvl>
   </w:abstractNum>
@@ -2243,7 +2421,7 @@
         <w:ind w:hanging="360" w:left="1080"/>
       </w:pPr>
       <w:rPr>
-        <w:rFonts w:ascii="Symbol" w:hAnsi="Symbol" w:hint="default"/>
+        <w:rFonts w:ascii="Symbol" w:hAnsi="Symbol" w:hint="default" w:eastAsia="黑体"/>
       </w:rPr>
     </w:lvl>
   </w:abstractNum>
@@ -2264,7 +2442,7 @@
         <w:ind w:hanging="360" w:left="720"/>
       </w:pPr>
       <w:rPr>
-        <w:rFonts w:ascii="Symbol" w:hAnsi="Symbol" w:hint="default"/>
+        <w:rFonts w:ascii="Symbol" w:hAnsi="Symbol" w:hint="default" w:eastAsia="黑体"/>
       </w:rPr>
     </w:lvl>
   </w:abstractNum>
@@ -2303,7 +2481,7 @@
         <w:ind w:hanging="360" w:left="360"/>
       </w:pPr>
       <w:rPr>
-        <w:rFonts w:ascii="Symbol" w:hAnsi="Symbol" w:hint="default"/>
+        <w:rFonts w:ascii="Symbol" w:hAnsi="Symbol" w:hint="default" w:eastAsia="黑体"/>
       </w:rPr>
     </w:lvl>
   </w:abstractNum>
@@ -2394,7 +2572,7 @@
         <w:ind w:left="720" w:hanging="360"/>
       </w:pPr>
       <w:rPr>
-        <w:rFonts w:ascii="Symbol" w:hAnsi="Symbol" w:cs="Symbol" w:hint="default"/>
+        <w:rFonts w:ascii="Symbol" w:hAnsi="Symbol" w:cs="Symbol" w:hint="default" w:eastAsia="黑体"/>
       </w:rPr>
     </w:lvl>
     <w:lvl w:ilvl="1">
@@ -2405,7 +2583,7 @@
         <w:ind w:left="1440" w:hanging="360"/>
       </w:pPr>
       <w:rPr>
-        <w:rFonts w:ascii="Courier New" w:hAnsi="Courier New" w:cs="Courier New" w:hint="default"/>
+        <w:rFonts w:ascii="Courier New" w:hAnsi="Courier New" w:cs="Courier New" w:hint="default" w:eastAsia="黑体"/>
       </w:rPr>
     </w:lvl>
     <w:lvl w:ilvl="2">
@@ -2416,7 +2594,7 @@
         <w:ind w:left="2160" w:hanging="360"/>
       </w:pPr>
       <w:rPr>
-        <w:rFonts w:ascii="Wingdings" w:hAnsi="Wingdings" w:cs="Wingdings" w:hint="default"/>
+        <w:rFonts w:ascii="Wingdings" w:hAnsi="Wingdings" w:cs="Wingdings" w:hint="default" w:eastAsia="黑体"/>
       </w:rPr>
     </w:lvl>
     <w:lvl w:ilvl="3">
@@ -2427,7 +2605,7 @@
         <w:ind w:left="2880" w:hanging="360"/>
       </w:pPr>
       <w:rPr>
-        <w:rFonts w:ascii="Symbol" w:hAnsi="Symbol" w:cs="Symbol" w:hint="default"/>
+        <w:rFonts w:ascii="Symbol" w:hAnsi="Symbol" w:cs="Symbol" w:hint="default" w:eastAsia="黑体"/>
       </w:rPr>
     </w:lvl>
     <w:lvl w:ilvl="4">
@@ -2438,7 +2616,7 @@
         <w:ind w:left="3600" w:hanging="360"/>
       </w:pPr>
       <w:rPr>
-        <w:rFonts w:ascii="Courier New" w:hAnsi="Courier New" w:cs="Courier New" w:hint="default"/>
+        <w:rFonts w:ascii="Courier New" w:hAnsi="Courier New" w:cs="Courier New" w:hint="default" w:eastAsia="黑体"/>
       </w:rPr>
     </w:lvl>
     <w:lvl w:ilvl="5">
@@ -2449,7 +2627,7 @@
         <w:ind w:left="4320" w:hanging="360"/>
       </w:pPr>
       <w:rPr>
-        <w:rFonts w:ascii="Wingdings" w:hAnsi="Wingdings" w:cs="Wingdings" w:hint="default"/>
+        <w:rFonts w:ascii="Wingdings" w:hAnsi="Wingdings" w:cs="Wingdings" w:hint="default" w:eastAsia="黑体"/>
       </w:rPr>
     </w:lvl>
     <w:lvl w:ilvl="6">
@@ -2460,7 +2638,7 @@
         <w:ind w:left="5040" w:hanging="360"/>
       </w:pPr>
       <w:rPr>
-        <w:rFonts w:ascii="Symbol" w:hAnsi="Symbol" w:cs="Symbol" w:hint="default"/>
+        <w:rFonts w:ascii="Symbol" w:hAnsi="Symbol" w:cs="Symbol" w:hint="default" w:eastAsia="黑体"/>
       </w:rPr>
     </w:lvl>
     <w:lvl w:ilvl="7">
@@ -2471,7 +2649,7 @@
         <w:ind w:left="5760" w:hanging="360"/>
       </w:pPr>
       <w:rPr>
-        <w:rFonts w:ascii="Courier New" w:hAnsi="Courier New" w:cs="Courier New" w:hint="default"/>
+        <w:rFonts w:ascii="Courier New" w:hAnsi="Courier New" w:cs="Courier New" w:hint="default" w:eastAsia="黑体"/>
       </w:rPr>
     </w:lvl>
     <w:lvl w:ilvl="8">
@@ -2482,7 +2660,7 @@
         <w:ind w:left="6480" w:hanging="360"/>
       </w:pPr>
       <w:rPr>
-        <w:rFonts w:ascii="Wingdings" w:hAnsi="Wingdings" w:cs="Wingdings" w:hint="default"/>
+        <w:rFonts w:ascii="Wingdings" w:hAnsi="Wingdings" w:cs="Wingdings" w:hint="default" w:eastAsia="黑体"/>
       </w:rPr>
     </w:lvl>
   </w:abstractNum>
@@ -2538,11 +2716,11 @@
 </file>
 
 <file path=word/styles.xml><?xml version="1.0" encoding="utf-8"?>
-<w:styles xmlns:mc="http://schemas.openxmlformats.org/markup-compatibility/2006" xmlns:r="http://schemas.openxmlformats.org/officeDocument/2006/relationships" xmlns:w="http://schemas.openxmlformats.org/wordprocessingml/2006/main" xmlns:w14="http://schemas.microsoft.com/office/word/2010/wordml" mc:Ignorable="w14">
+<w:styles xmlns:mc="http://schemas.openxmlformats.org/markup-compatibility/2006" xmlns:w="http://schemas.openxmlformats.org/wordprocessingml/2006/main" xmlns:r="http://schemas.openxmlformats.org/officeDocument/2006/relationships" xmlns:w14="http://schemas.microsoft.com/office/word/2010/wordml" mc:Ignorable="w14">
   <w:docDefaults>
     <w:rPrDefault>
       <w:rPr>
-        <w:rFonts w:asciiTheme="minorHAnsi" w:cstheme="minorBidi" w:eastAsiaTheme="minorEastAsia" w:hAnsiTheme="minorHAnsi"/>
+        <w:rFonts w:asciiTheme="minorHAnsi" w:cstheme="minorBidi" w:hAnsiTheme="minorHAnsi" w:eastAsia="黑体"/>
         <w:sz w:val="22"/>
         <w:szCs w:val="22"/>
         <w:lang w:bidi="ar-SA" w:eastAsia="en-US" w:val="en-US"/>
@@ -2764,7 +2942,7 @@
       <w:outlineLvl w:val="0"/>
     </w:pPr>
     <w:rPr>
-      <w:rFonts w:ascii="Times New Roman" w:asciiTheme="majorHAnsi" w:cstheme="majorBidi" w:eastAsia="黑体" w:eastAsiaTheme="majorEastAsia" w:hAnsi="Times New Roman" w:hAnsiTheme="majorHAnsi"/>
+      <w:rFonts w:ascii="Times New Roman" w:asciiTheme="majorHAnsi" w:cstheme="majorBidi" w:eastAsia="黑体" w:hAnsi="Times New Roman" w:hAnsiTheme="majorHAnsi"/>
       <w:b/>
       <w:bCs/>
       <w:color w:val="1F3864"/>
@@ -2788,7 +2966,7 @@
       <w:outlineLvl w:val="1"/>
     </w:pPr>
     <w:rPr>
-      <w:rFonts w:ascii="Times New Roman" w:asciiTheme="majorHAnsi" w:cstheme="majorBidi" w:eastAsia="黑体" w:eastAsiaTheme="majorEastAsia" w:hAnsi="Times New Roman" w:hAnsiTheme="majorHAnsi"/>
+      <w:rFonts w:ascii="Times New Roman" w:asciiTheme="majorHAnsi" w:cstheme="majorBidi" w:eastAsia="黑体" w:hAnsi="Times New Roman" w:hAnsiTheme="majorHAnsi"/>
       <w:b/>
       <w:bCs/>
       <w:color w:val="2E4E7E"/>
@@ -2812,7 +2990,7 @@
       <w:outlineLvl w:val="2"/>
     </w:pPr>
     <w:rPr>
-      <w:rFonts w:ascii="Times New Roman" w:asciiTheme="majorHAnsi" w:cstheme="majorBidi" w:eastAsia="黑体" w:eastAsiaTheme="majorEastAsia" w:hAnsi="Times New Roman" w:hAnsiTheme="majorHAnsi"/>
+      <w:rFonts w:ascii="Times New Roman" w:asciiTheme="majorHAnsi" w:cstheme="majorBidi" w:eastAsia="黑体" w:hAnsi="Times New Roman" w:hAnsiTheme="majorHAnsi"/>
       <w:b/>
       <w:bCs/>
       <w:color w:val="2E4E7E"/>
@@ -2836,7 +3014,7 @@
       <w:outlineLvl w:val="3"/>
     </w:pPr>
     <w:rPr>
-      <w:rFonts w:ascii="Times New Roman" w:asciiTheme="majorHAnsi" w:cstheme="majorBidi" w:eastAsia="黑体" w:eastAsiaTheme="majorEastAsia" w:hAnsi="Times New Roman" w:hAnsiTheme="majorHAnsi"/>
+      <w:rFonts w:ascii="Times New Roman" w:asciiTheme="majorHAnsi" w:cstheme="majorBidi" w:eastAsia="黑体" w:hAnsi="Times New Roman" w:hAnsiTheme="majorHAnsi"/>
       <w:b/>
       <w:bCs/>
       <w:i/>
@@ -2862,7 +3040,7 @@
       <w:outlineLvl w:val="4"/>
     </w:pPr>
     <w:rPr>
-      <w:rFonts w:ascii="Times New Roman" w:asciiTheme="majorHAnsi" w:cstheme="majorBidi" w:eastAsia="黑体" w:eastAsiaTheme="majorEastAsia" w:hAnsi="Times New Roman" w:hAnsiTheme="majorHAnsi"/>
+      <w:rFonts w:ascii="Times New Roman" w:asciiTheme="majorHAnsi" w:cstheme="majorBidi" w:eastAsia="黑体" w:hAnsi="Times New Roman" w:hAnsiTheme="majorHAnsi"/>
       <w:b/>
       <w:color w:val="333333"/>
       <w:sz w:val="22"/>
@@ -2885,7 +3063,7 @@
       <w:outlineLvl w:val="5"/>
     </w:pPr>
     <w:rPr>
-      <w:rFonts w:asciiTheme="majorHAnsi" w:cstheme="majorBidi" w:eastAsiaTheme="majorEastAsia" w:hAnsiTheme="majorHAnsi"/>
+      <w:rFonts w:asciiTheme="majorHAnsi" w:cstheme="majorBidi" w:hAnsiTheme="majorHAnsi" w:eastAsia="黑体"/>
       <w:i/>
       <w:iCs/>
       <w:color w:themeColor="accent1" w:themeShade="7F" w:val="243F60"/>
@@ -2908,7 +3086,7 @@
       <w:outlineLvl w:val="6"/>
     </w:pPr>
     <w:rPr>
-      <w:rFonts w:asciiTheme="majorHAnsi" w:cstheme="majorBidi" w:eastAsiaTheme="majorEastAsia" w:hAnsiTheme="majorHAnsi"/>
+      <w:rFonts w:asciiTheme="majorHAnsi" w:cstheme="majorBidi" w:hAnsiTheme="majorHAnsi" w:eastAsia="黑体"/>
       <w:i/>
       <w:iCs/>
       <w:color w:themeColor="text1" w:themeTint="BF" w:val="404040"/>
@@ -2931,7 +3109,7 @@
       <w:outlineLvl w:val="7"/>
     </w:pPr>
     <w:rPr>
-      <w:rFonts w:asciiTheme="majorHAnsi" w:cstheme="majorBidi" w:eastAsiaTheme="majorEastAsia" w:hAnsiTheme="majorHAnsi"/>
+      <w:rFonts w:asciiTheme="majorHAnsi" w:cstheme="majorBidi" w:hAnsiTheme="majorHAnsi" w:eastAsia="黑体"/>
       <w:color w:themeColor="accent1" w:val="4F81BD"/>
       <w:sz w:val="20"/>
       <w:szCs w:val="20"/>
@@ -2954,7 +3132,7 @@
       <w:outlineLvl w:val="8"/>
     </w:pPr>
     <w:rPr>
-      <w:rFonts w:asciiTheme="majorHAnsi" w:cstheme="majorBidi" w:eastAsiaTheme="majorEastAsia" w:hAnsiTheme="majorHAnsi"/>
+      <w:rFonts w:asciiTheme="majorHAnsi" w:cstheme="majorBidi" w:hAnsiTheme="majorHAnsi" w:eastAsia="黑体"/>
       <w:i/>
       <w:iCs/>
       <w:color w:themeColor="text1" w:themeTint="BF" w:val="404040"/>
@@ -3005,7 +3183,7 @@
     <w:uiPriority w:val="9"/>
     <w:rsid w:val="00FC693F"/>
     <w:rPr>
-      <w:rFonts w:asciiTheme="majorHAnsi" w:cstheme="majorBidi" w:eastAsiaTheme="majorEastAsia" w:hAnsiTheme="majorHAnsi"/>
+      <w:rFonts w:asciiTheme="majorHAnsi" w:cstheme="majorBidi" w:hAnsiTheme="majorHAnsi" w:eastAsia="黑体"/>
       <w:b/>
       <w:bCs/>
       <w:color w:themeColor="accent1" w:themeShade="BF" w:val="365F91"/>
@@ -3020,7 +3198,7 @@
     <w:uiPriority w:val="9"/>
     <w:rsid w:val="00FC693F"/>
     <w:rPr>
-      <w:rFonts w:asciiTheme="majorHAnsi" w:cstheme="majorBidi" w:eastAsiaTheme="majorEastAsia" w:hAnsiTheme="majorHAnsi"/>
+      <w:rFonts w:asciiTheme="majorHAnsi" w:cstheme="majorBidi" w:hAnsiTheme="majorHAnsi" w:eastAsia="黑体"/>
       <w:b/>
       <w:bCs/>
       <w:color w:themeColor="accent1" w:val="4F81BD"/>
@@ -3035,7 +3213,7 @@
     <w:uiPriority w:val="9"/>
     <w:rsid w:val="00FC693F"/>
     <w:rPr>
-      <w:rFonts w:asciiTheme="majorHAnsi" w:cstheme="majorBidi" w:eastAsiaTheme="majorEastAsia" w:hAnsiTheme="majorHAnsi"/>
+      <w:rFonts w:asciiTheme="majorHAnsi" w:cstheme="majorBidi" w:hAnsiTheme="majorHAnsi" w:eastAsia="黑体"/>
       <w:b/>
       <w:bCs/>
       <w:color w:themeColor="accent1" w:val="4F81BD"/>
@@ -3058,7 +3236,7 @@
       <w:contextualSpacing/>
     </w:pPr>
     <w:rPr>
-      <w:rFonts w:ascii="Times New Roman" w:asciiTheme="majorHAnsi" w:cstheme="majorBidi" w:eastAsia="黑体" w:eastAsiaTheme="majorEastAsia" w:hAnsi="Times New Roman" w:hAnsiTheme="majorHAnsi"/>
+      <w:rFonts w:ascii="Times New Roman" w:asciiTheme="majorHAnsi" w:cstheme="majorBidi" w:eastAsia="黑体" w:hAnsi="Times New Roman" w:hAnsiTheme="majorHAnsi"/>
       <w:b/>
       <w:color w:val="1F3864"/>
       <w:spacing w:val="5"/>
@@ -3074,7 +3252,7 @@
     <w:uiPriority w:val="10"/>
     <w:rsid w:val="00FC693F"/>
     <w:rPr>
-      <w:rFonts w:asciiTheme="majorHAnsi" w:cstheme="majorBidi" w:eastAsiaTheme="majorEastAsia" w:hAnsiTheme="majorHAnsi"/>
+      <w:rFonts w:asciiTheme="majorHAnsi" w:cstheme="majorBidi" w:hAnsiTheme="majorHAnsi" w:eastAsia="黑体"/>
       <w:color w:themeColor="text2" w:themeShade="BF" w:val="17365D"/>
       <w:spacing w:val="5"/>
       <w:kern w:val="28"/>
@@ -3096,7 +3274,7 @@
       </w:numPr>
     </w:pPr>
     <w:rPr>
-      <w:rFonts w:asciiTheme="majorHAnsi" w:cstheme="majorBidi" w:eastAsiaTheme="majorEastAsia" w:hAnsiTheme="majorHAnsi"/>
+      <w:rFonts w:asciiTheme="majorHAnsi" w:cstheme="majorBidi" w:hAnsiTheme="majorHAnsi" w:eastAsia="黑体"/>
       <w:i/>
       <w:iCs/>
       <w:color w:themeColor="accent1" w:val="4F81BD"/>
@@ -3112,7 +3290,7 @@
     <w:uiPriority w:val="11"/>
     <w:rsid w:val="00FC693F"/>
     <w:rPr>
-      <w:rFonts w:asciiTheme="majorHAnsi" w:cstheme="majorBidi" w:eastAsiaTheme="majorEastAsia" w:hAnsiTheme="majorHAnsi"/>
+      <w:rFonts w:asciiTheme="majorHAnsi" w:cstheme="majorBidi" w:hAnsiTheme="majorHAnsi" w:eastAsia="黑体"/>
       <w:i/>
       <w:iCs/>
       <w:color w:themeColor="accent1" w:val="4F81BD"/>
@@ -3179,6 +3357,7 @@
       <w:spacing w:after="120"/>
     </w:pPr>
     <w:rPr>
+      <w:rFonts w:eastAsia="黑体"/>
       <w:sz w:val="16"/>
       <w:szCs w:val="16"/>
     </w:rPr>
@@ -3190,6 +3369,7 @@
     <w:uiPriority w:val="99"/>
     <w:rsid w:val="00AA1D8D"/>
     <w:rPr>
+      <w:rFonts w:eastAsia="黑体"/>
       <w:sz w:val="16"/>
       <w:szCs w:val="16"/>
     </w:rPr>
@@ -3359,7 +3539,7 @@
       </w:tabs>
     </w:pPr>
     <w:rPr>
-      <w:rFonts w:ascii="Courier" w:hAnsi="Courier"/>
+      <w:rFonts w:ascii="Courier" w:hAnsi="Courier" w:eastAsia="黑体"/>
       <w:sz w:val="20"/>
       <w:szCs w:val="20"/>
     </w:rPr>
@@ -3371,7 +3551,7 @@
     <w:uiPriority w:val="99"/>
     <w:rsid w:val="0029639D"/>
     <w:rPr>
-      <w:rFonts w:ascii="Courier" w:hAnsi="Courier"/>
+      <w:rFonts w:ascii="Courier" w:hAnsi="Courier" w:eastAsia="黑体"/>
       <w:sz w:val="20"/>
       <w:szCs w:val="20"/>
     </w:rPr>
@@ -3407,6 +3587,7 @@
     <w:uiPriority w:val="29"/>
     <w:rsid w:val="00FC693F"/>
     <w:rPr>
+      <w:rFonts w:eastAsia="黑体"/>
       <w:i/>
       <w:iCs/>
       <w:color w:themeColor="text1" w:val="000000"/>
@@ -3420,7 +3601,7 @@
     <w:semiHidden/>
     <w:rsid w:val="00FC693F"/>
     <w:rPr>
-      <w:rFonts w:asciiTheme="majorHAnsi" w:cstheme="majorBidi" w:eastAsiaTheme="majorEastAsia" w:hAnsiTheme="majorHAnsi"/>
+      <w:rFonts w:asciiTheme="majorHAnsi" w:cstheme="majorBidi" w:hAnsiTheme="majorHAnsi" w:eastAsia="黑体"/>
       <w:b/>
       <w:bCs/>
       <w:i/>
@@ -3436,7 +3617,7 @@
     <w:semiHidden/>
     <w:rsid w:val="00FC693F"/>
     <w:rPr>
-      <w:rFonts w:asciiTheme="majorHAnsi" w:cstheme="majorBidi" w:eastAsiaTheme="majorEastAsia" w:hAnsiTheme="majorHAnsi"/>
+      <w:rFonts w:asciiTheme="majorHAnsi" w:cstheme="majorBidi" w:hAnsiTheme="majorHAnsi" w:eastAsia="黑体"/>
       <w:color w:themeColor="accent1" w:themeShade="7F" w:val="243F60"/>
     </w:rPr>
   </w:style>
@@ -3448,7 +3629,7 @@
     <w:semiHidden/>
     <w:rsid w:val="00FC693F"/>
     <w:rPr>
-      <w:rFonts w:asciiTheme="majorHAnsi" w:cstheme="majorBidi" w:eastAsiaTheme="majorEastAsia" w:hAnsiTheme="majorHAnsi"/>
+      <w:rFonts w:asciiTheme="majorHAnsi" w:cstheme="majorBidi" w:hAnsiTheme="majorHAnsi" w:eastAsia="黑体"/>
       <w:i/>
       <w:iCs/>
       <w:color w:themeColor="accent1" w:themeShade="7F" w:val="243F60"/>
@@ -3462,7 +3643,7 @@
     <w:semiHidden/>
     <w:rsid w:val="00FC693F"/>
     <w:rPr>
-      <w:rFonts w:asciiTheme="majorHAnsi" w:cstheme="majorBidi" w:eastAsiaTheme="majorEastAsia" w:hAnsiTheme="majorHAnsi"/>
+      <w:rFonts w:asciiTheme="majorHAnsi" w:cstheme="majorBidi" w:hAnsiTheme="majorHAnsi" w:eastAsia="黑体"/>
       <w:i/>
       <w:iCs/>
       <w:color w:themeColor="text1" w:themeTint="BF" w:val="404040"/>
@@ -3476,7 +3657,7 @@
     <w:semiHidden/>
     <w:rsid w:val="00FC693F"/>
     <w:rPr>
-      <w:rFonts w:asciiTheme="majorHAnsi" w:cstheme="majorBidi" w:eastAsiaTheme="majorEastAsia" w:hAnsiTheme="majorHAnsi"/>
+      <w:rFonts w:asciiTheme="majorHAnsi" w:cstheme="majorBidi" w:hAnsiTheme="majorHAnsi" w:eastAsia="黑体"/>
       <w:color w:themeColor="accent1" w:val="4F81BD"/>
       <w:sz w:val="20"/>
       <w:szCs w:val="20"/>
@@ -3490,7 +3671,7 @@
     <w:semiHidden/>
     <w:rsid w:val="00FC693F"/>
     <w:rPr>
-      <w:rFonts w:asciiTheme="majorHAnsi" w:cstheme="majorBidi" w:eastAsiaTheme="majorEastAsia" w:hAnsiTheme="majorHAnsi"/>
+      <w:rFonts w:asciiTheme="majorHAnsi" w:cstheme="majorBidi" w:hAnsiTheme="majorHAnsi" w:eastAsia="黑体"/>
       <w:i/>
       <w:iCs/>
       <w:color w:themeColor="text1" w:themeTint="BF" w:val="404040"/>
@@ -3511,6 +3692,7 @@
       <w:spacing w:line="240" w:lineRule="auto"/>
     </w:pPr>
     <w:rPr>
+      <w:rFonts w:eastAsia="黑体"/>
       <w:b/>
       <w:bCs/>
       <w:color w:themeColor="accent1" w:val="4F81BD"/>
@@ -3525,6 +3707,7 @@
     <w:qFormat/>
     <w:rsid w:val="00FC693F"/>
     <w:rPr>
+      <w:rFonts w:eastAsia="黑体"/>
       <w:b/>
       <w:bCs/>
     </w:rPr>
@@ -3536,6 +3719,7 @@
     <w:qFormat/>
     <w:rsid w:val="00FC693F"/>
     <w:rPr>
+      <w:rFonts w:eastAsia="黑体"/>
       <w:i/>
       <w:iCs/>
     </w:rPr>
@@ -3556,6 +3740,7 @@
       <w:ind w:left="936" w:right="936"/>
     </w:pPr>
     <w:rPr>
+      <w:rFonts w:eastAsia="黑体"/>
       <w:b/>
       <w:bCs/>
       <w:i/>
@@ -3570,6 +3755,7 @@
     <w:uiPriority w:val="30"/>
     <w:rsid w:val="00FC693F"/>
     <w:rPr>
+      <w:rFonts w:eastAsia="黑体"/>
       <w:b/>
       <w:bCs/>
       <w:i/>
@@ -3584,6 +3770,7 @@
     <w:qFormat/>
     <w:rsid w:val="00FC693F"/>
     <w:rPr>
+      <w:rFonts w:eastAsia="黑体"/>
       <w:i/>
       <w:iCs/>
       <w:color w:themeColor="text1" w:themeTint="7F" w:val="808080"/>
@@ -3596,6 +3783,7 @@
     <w:qFormat/>
     <w:rsid w:val="00FC693F"/>
     <w:rPr>
+      <w:rFonts w:eastAsia="黑体"/>
       <w:b/>
       <w:bCs/>
       <w:i/>
@@ -3610,6 +3798,7 @@
     <w:qFormat/>
     <w:rsid w:val="00FC693F"/>
     <w:rPr>
+      <w:rFonts w:eastAsia="黑体"/>
       <w:smallCaps/>
       <w:color w:themeColor="accent2" w:val="C0504D"/>
       <w:u w:val="single"/>
@@ -3622,6 +3811,7 @@
     <w:qFormat/>
     <w:rsid w:val="00FC693F"/>
     <w:rPr>
+      <w:rFonts w:eastAsia="黑体"/>
       <w:b/>
       <w:bCs/>
       <w:smallCaps/>
@@ -3637,6 +3827,7 @@
     <w:qFormat/>
     <w:rsid w:val="00FC693F"/>
     <w:rPr>
+      <w:rFonts w:eastAsia="黑体"/>
       <w:b/>
       <w:bCs/>
       <w:smallCaps/>
@@ -3691,6 +3882,7 @@
       <w:spacing w:after="0" w:line="240" w:lineRule="auto"/>
     </w:pPr>
     <w:rPr>
+      <w:rFonts w:eastAsia="黑体"/>
       <w:color w:themeColor="text1" w:themeShade="BF" w:val="000000"/>
     </w:rPr>
     <w:tblPr>
@@ -3713,6 +3905,7 @@
         <w:spacing w:after="0" w:before="0" w:line="240" w:lineRule="auto"/>
       </w:pPr>
       <w:rPr>
+        <w:rFonts w:eastAsia="黑体"/>
         <w:b/>
         <w:bCs/>
       </w:rPr>
@@ -3733,6 +3926,7 @@
         <w:spacing w:after="0" w:before="0" w:line="240" w:lineRule="auto"/>
       </w:pPr>
       <w:rPr>
+        <w:rFonts w:eastAsia="黑体"/>
         <w:b/>
         <w:bCs/>
       </w:rPr>
@@ -3750,12 +3944,14 @@
     </w:tblStylePr>
     <w:tblStylePr w:type="firstCol">
       <w:rPr>
+        <w:rFonts w:eastAsia="黑体"/>
         <w:b/>
         <w:bCs/>
       </w:rPr>
     </w:tblStylePr>
     <w:tblStylePr w:type="lastCol">
       <w:rPr>
+        <w:rFonts w:eastAsia="黑体"/>
         <w:b/>
         <w:bCs/>
       </w:rPr>
@@ -3794,6 +3990,7 @@
       <w:spacing w:after="0" w:line="240" w:lineRule="auto"/>
     </w:pPr>
     <w:rPr>
+      <w:rFonts w:eastAsia="黑体"/>
       <w:color w:themeColor="accent1" w:themeShade="BF" w:val="365F91"/>
     </w:rPr>
     <w:tblPr>
@@ -3816,6 +4013,7 @@
         <w:spacing w:after="0" w:before="0" w:line="240" w:lineRule="auto"/>
       </w:pPr>
       <w:rPr>
+        <w:rFonts w:eastAsia="黑体"/>
         <w:b/>
         <w:bCs/>
       </w:rPr>
@@ -3836,6 +4034,7 @@
         <w:spacing w:after="0" w:before="0" w:line="240" w:lineRule="auto"/>
       </w:pPr>
       <w:rPr>
+        <w:rFonts w:eastAsia="黑体"/>
         <w:b/>
         <w:bCs/>
       </w:rPr>
@@ -3853,12 +4052,14 @@
     </w:tblStylePr>
     <w:tblStylePr w:type="firstCol">
       <w:rPr>
+        <w:rFonts w:eastAsia="黑体"/>
         <w:b/>
         <w:bCs/>
       </w:rPr>
     </w:tblStylePr>
     <w:tblStylePr w:type="lastCol">
       <w:rPr>
+        <w:rFonts w:eastAsia="黑体"/>
         <w:b/>
         <w:bCs/>
       </w:rPr>
@@ -3897,6 +4098,7 @@
       <w:spacing w:after="0" w:line="240" w:lineRule="auto"/>
     </w:pPr>
     <w:rPr>
+      <w:rFonts w:eastAsia="黑体"/>
       <w:color w:themeColor="accent2" w:themeShade="BF" w:val="943634"/>
     </w:rPr>
     <w:tblPr>
@@ -3919,6 +4121,7 @@
         <w:spacing w:after="0" w:before="0" w:line="240" w:lineRule="auto"/>
       </w:pPr>
       <w:rPr>
+        <w:rFonts w:eastAsia="黑体"/>
         <w:b/>
         <w:bCs/>
       </w:rPr>
@@ -3939,6 +4142,7 @@
         <w:spacing w:after="0" w:before="0" w:line="240" w:lineRule="auto"/>
       </w:pPr>
       <w:rPr>
+        <w:rFonts w:eastAsia="黑体"/>
         <w:b/>
         <w:bCs/>
       </w:rPr>
@@ -3956,12 +4160,14 @@
     </w:tblStylePr>
     <w:tblStylePr w:type="firstCol">
       <w:rPr>
+        <w:rFonts w:eastAsia="黑体"/>
         <w:b/>
         <w:bCs/>
       </w:rPr>
     </w:tblStylePr>
     <w:tblStylePr w:type="lastCol">
       <w:rPr>
+        <w:rFonts w:eastAsia="黑体"/>
         <w:b/>
         <w:bCs/>
       </w:rPr>
@@ -4000,6 +4206,7 @@
       <w:spacing w:after="0" w:line="240" w:lineRule="auto"/>
     </w:pPr>
     <w:rPr>
+      <w:rFonts w:eastAsia="黑体"/>
       <w:color w:themeColor="accent3" w:themeShade="BF" w:val="76923C"/>
     </w:rPr>
     <w:tblPr>
@@ -4022,6 +4229,7 @@
         <w:spacing w:after="0" w:before="0" w:line="240" w:lineRule="auto"/>
       </w:pPr>
       <w:rPr>
+        <w:rFonts w:eastAsia="黑体"/>
         <w:b/>
         <w:bCs/>
       </w:rPr>
@@ -4042,6 +4250,7 @@
         <w:spacing w:after="0" w:before="0" w:line="240" w:lineRule="auto"/>
       </w:pPr>
       <w:rPr>
+        <w:rFonts w:eastAsia="黑体"/>
         <w:b/>
         <w:bCs/>
       </w:rPr>
@@ -4059,12 +4268,14 @@
     </w:tblStylePr>
     <w:tblStylePr w:type="firstCol">
       <w:rPr>
+        <w:rFonts w:eastAsia="黑体"/>
         <w:b/>
         <w:bCs/>
       </w:rPr>
     </w:tblStylePr>
     <w:tblStylePr w:type="lastCol">
       <w:rPr>
+        <w:rFonts w:eastAsia="黑体"/>
         <w:b/>
         <w:bCs/>
       </w:rPr>
@@ -4103,6 +4314,7 @@
       <w:spacing w:after="0" w:line="240" w:lineRule="auto"/>
     </w:pPr>
     <w:rPr>
+      <w:rFonts w:eastAsia="黑体"/>
       <w:color w:themeColor="accent4" w:themeShade="BF" w:val="5F497A"/>
     </w:rPr>
     <w:tblPr>
@@ -4125,6 +4337,7 @@
         <w:spacing w:after="0" w:before="0" w:line="240" w:lineRule="auto"/>
       </w:pPr>
       <w:rPr>
+        <w:rFonts w:eastAsia="黑体"/>
         <w:b/>
         <w:bCs/>
       </w:rPr>
@@ -4145,6 +4358,7 @@
         <w:spacing w:after="0" w:before="0" w:line="240" w:lineRule="auto"/>
       </w:pPr>
       <w:rPr>
+        <w:rFonts w:eastAsia="黑体"/>
         <w:b/>
         <w:bCs/>
       </w:rPr>
@@ -4162,12 +4376,14 @@
     </w:tblStylePr>
     <w:tblStylePr w:type="firstCol">
       <w:rPr>
+        <w:rFonts w:eastAsia="黑体"/>
         <w:b/>
         <w:bCs/>
       </w:rPr>
     </w:tblStylePr>
     <w:tblStylePr w:type="lastCol">
       <w:rPr>
+        <w:rFonts w:eastAsia="黑体"/>
         <w:b/>
         <w:bCs/>
       </w:rPr>
@@ -4206,6 +4422,7 @@
       <w:spacing w:after="0" w:line="240" w:lineRule="auto"/>
     </w:pPr>
     <w:rPr>
+      <w:rFonts w:eastAsia="黑体"/>
       <w:color w:themeColor="accent5" w:themeShade="BF" w:val="31849B"/>
     </w:rPr>
     <w:tblPr>
@@ -4228,6 +4445,7 @@
         <w:spacing w:after="0" w:before="0" w:line="240" w:lineRule="auto"/>
       </w:pPr>
       <w:rPr>
+        <w:rFonts w:eastAsia="黑体"/>
         <w:b/>
         <w:bCs/>
       </w:rPr>
@@ -4248,6 +4466,7 @@
         <w:spacing w:after="0" w:before="0" w:line="240" w:lineRule="auto"/>
       </w:pPr>
       <w:rPr>
+        <w:rFonts w:eastAsia="黑体"/>
         <w:b/>
         <w:bCs/>
       </w:rPr>
@@ -4265,12 +4484,14 @@
     </w:tblStylePr>
     <w:tblStylePr w:type="firstCol">
       <w:rPr>
+        <w:rFonts w:eastAsia="黑体"/>
         <w:b/>
         <w:bCs/>
       </w:rPr>
     </w:tblStylePr>
     <w:tblStylePr w:type="lastCol">
       <w:rPr>
+        <w:rFonts w:eastAsia="黑体"/>
         <w:b/>
         <w:bCs/>
       </w:rPr>
@@ -4309,6 +4530,7 @@
       <w:spacing w:after="0" w:line="240" w:lineRule="auto"/>
     </w:pPr>
     <w:rPr>
+      <w:rFonts w:eastAsia="黑体"/>
       <w:color w:themeColor="accent6" w:themeShade="BF" w:val="E36C0A"/>
     </w:rPr>
     <w:tblPr>
@@ -4331,6 +4553,7 @@
         <w:spacing w:after="0" w:before="0" w:line="240" w:lineRule="auto"/>
       </w:pPr>
       <w:rPr>
+        <w:rFonts w:eastAsia="黑体"/>
         <w:b/>
         <w:bCs/>
       </w:rPr>
@@ -4351,6 +4574,7 @@
         <w:spacing w:after="0" w:before="0" w:line="240" w:lineRule="auto"/>
       </w:pPr>
       <w:rPr>
+        <w:rFonts w:eastAsia="黑体"/>
         <w:b/>
         <w:bCs/>
       </w:rPr>
@@ -4368,12 +4592,14 @@
     </w:tblStylePr>
     <w:tblStylePr w:type="firstCol">
       <w:rPr>
+        <w:rFonts w:eastAsia="黑体"/>
         <w:b/>
         <w:bCs/>
       </w:rPr>
     </w:tblStylePr>
     <w:tblStylePr w:type="lastCol">
       <w:rPr>
+        <w:rFonts w:eastAsia="黑体"/>
         <w:b/>
         <w:bCs/>
       </w:rPr>
@@ -4433,6 +4659,7 @@
         <w:spacing w:after="0" w:before="0" w:line="240" w:lineRule="auto"/>
       </w:pPr>
       <w:rPr>
+        <w:rFonts w:eastAsia="黑体"/>
         <w:b/>
         <w:bCs/>
         <w:color w:themeColor="background1" w:val="FFFFFF"/>
@@ -4447,6 +4674,7 @@
         <w:spacing w:after="0" w:before="0" w:line="240" w:lineRule="auto"/>
       </w:pPr>
       <w:rPr>
+        <w:rFonts w:eastAsia="黑体"/>
         <w:b/>
         <w:bCs/>
       </w:rPr>
@@ -4462,12 +4690,14 @@
     </w:tblStylePr>
     <w:tblStylePr w:type="firstCol">
       <w:rPr>
+        <w:rFonts w:eastAsia="黑体"/>
         <w:b/>
         <w:bCs/>
       </w:rPr>
     </w:tblStylePr>
     <w:tblStylePr w:type="lastCol">
       <w:rPr>
+        <w:rFonts w:eastAsia="黑体"/>
         <w:b/>
         <w:bCs/>
       </w:rPr>
@@ -4525,6 +4755,7 @@
         <w:spacing w:after="0" w:before="0" w:line="240" w:lineRule="auto"/>
       </w:pPr>
       <w:rPr>
+        <w:rFonts w:eastAsia="黑体"/>
         <w:b/>
         <w:bCs/>
         <w:color w:themeColor="background1" w:val="FFFFFF"/>
@@ -4539,6 +4770,7 @@
         <w:spacing w:after="0" w:before="0" w:line="240" w:lineRule="auto"/>
       </w:pPr>
       <w:rPr>
+        <w:rFonts w:eastAsia="黑体"/>
         <w:b/>
         <w:bCs/>
       </w:rPr>
@@ -4554,12 +4786,14 @@
     </w:tblStylePr>
     <w:tblStylePr w:type="firstCol">
       <w:rPr>
+        <w:rFonts w:eastAsia="黑体"/>
         <w:b/>
         <w:bCs/>
       </w:rPr>
     </w:tblStylePr>
     <w:tblStylePr w:type="lastCol">
       <w:rPr>
+        <w:rFonts w:eastAsia="黑体"/>
         <w:b/>
         <w:bCs/>
       </w:rPr>
@@ -4617,6 +4851,7 @@
         <w:spacing w:after="0" w:before="0" w:line="240" w:lineRule="auto"/>
       </w:pPr>
       <w:rPr>
+        <w:rFonts w:eastAsia="黑体"/>
         <w:b/>
         <w:bCs/>
         <w:color w:themeColor="background1" w:val="FFFFFF"/>
@@ -4631,6 +4866,7 @@
         <w:spacing w:after="0" w:before="0" w:line="240" w:lineRule="auto"/>
       </w:pPr>
       <w:rPr>
+        <w:rFonts w:eastAsia="黑体"/>
         <w:b/>
         <w:bCs/>
       </w:rPr>
@@ -4646,12 +4882,14 @@
     </w:tblStylePr>
     <w:tblStylePr w:type="firstCol">
       <w:rPr>
+        <w:rFonts w:eastAsia="黑体"/>
         <w:b/>
         <w:bCs/>
       </w:rPr>
     </w:tblStylePr>
     <w:tblStylePr w:type="lastCol">
       <w:rPr>
+        <w:rFonts w:eastAsia="黑体"/>
         <w:b/>
         <w:bCs/>
       </w:rPr>
@@ -4709,6 +4947,7 @@
         <w:spacing w:after="0" w:before="0" w:line="240" w:lineRule="auto"/>
       </w:pPr>
       <w:rPr>
+        <w:rFonts w:eastAsia="黑体"/>
         <w:b/>
         <w:bCs/>
         <w:color w:themeColor="background1" w:val="FFFFFF"/>
@@ -4723,6 +4962,7 @@
         <w:spacing w:after="0" w:before="0" w:line="240" w:lineRule="auto"/>
       </w:pPr>
       <w:rPr>
+        <w:rFonts w:eastAsia="黑体"/>
         <w:b/>
         <w:bCs/>
       </w:rPr>
@@ -4738,12 +4978,14 @@
     </w:tblStylePr>
     <w:tblStylePr w:type="firstCol">
       <w:rPr>
+        <w:rFonts w:eastAsia="黑体"/>
         <w:b/>
         <w:bCs/>
       </w:rPr>
     </w:tblStylePr>
     <w:tblStylePr w:type="lastCol">
       <w:rPr>
+        <w:rFonts w:eastAsia="黑体"/>
         <w:b/>
         <w:bCs/>
       </w:rPr>
@@ -4801,6 +5043,7 @@
         <w:spacing w:after="0" w:before="0" w:line="240" w:lineRule="auto"/>
       </w:pPr>
       <w:rPr>
+        <w:rFonts w:eastAsia="黑体"/>
         <w:b/>
         <w:bCs/>
         <w:color w:themeColor="background1" w:val="FFFFFF"/>
@@ -4815,6 +5058,7 @@
         <w:spacing w:after="0" w:before="0" w:line="240" w:lineRule="auto"/>
       </w:pPr>
       <w:rPr>
+        <w:rFonts w:eastAsia="黑体"/>
         <w:b/>
         <w:bCs/>
       </w:rPr>
@@ -4830,12 +5074,14 @@
     </w:tblStylePr>
     <w:tblStylePr w:type="firstCol">
       <w:rPr>
+        <w:rFonts w:eastAsia="黑体"/>
         <w:b/>
         <w:bCs/>
       </w:rPr>
     </w:tblStylePr>
     <w:tblStylePr w:type="lastCol">
       <w:rPr>
+        <w:rFonts w:eastAsia="黑体"/>
         <w:b/>
         <w:bCs/>
       </w:rPr>
@@ -4893,6 +5139,7 @@
         <w:spacing w:after="0" w:before="0" w:line="240" w:lineRule="auto"/>
       </w:pPr>
       <w:rPr>
+        <w:rFonts w:eastAsia="黑体"/>
         <w:b/>
         <w:bCs/>
         <w:color w:themeColor="background1" w:val="FFFFFF"/>
@@ -4907,6 +5154,7 @@
         <w:spacing w:after="0" w:before="0" w:line="240" w:lineRule="auto"/>
       </w:pPr>
       <w:rPr>
+        <w:rFonts w:eastAsia="黑体"/>
         <w:b/>
         <w:bCs/>
       </w:rPr>
@@ -4922,12 +5170,14 @@
     </w:tblStylePr>
     <w:tblStylePr w:type="firstCol">
       <w:rPr>
+        <w:rFonts w:eastAsia="黑体"/>
         <w:b/>
         <w:bCs/>
       </w:rPr>
     </w:tblStylePr>
     <w:tblStylePr w:type="lastCol">
       <w:rPr>
+        <w:rFonts w:eastAsia="黑体"/>
         <w:b/>
         <w:bCs/>
       </w:rPr>
@@ -4985,6 +5235,7 @@
         <w:spacing w:after="0" w:before="0" w:line="240" w:lineRule="auto"/>
       </w:pPr>
       <w:rPr>
+        <w:rFonts w:eastAsia="黑体"/>
         <w:b/>
         <w:bCs/>
         <w:color w:themeColor="background1" w:val="FFFFFF"/>
@@ -4999,6 +5250,7 @@
         <w:spacing w:after="0" w:before="0" w:line="240" w:lineRule="auto"/>
       </w:pPr>
       <w:rPr>
+        <w:rFonts w:eastAsia="黑体"/>
         <w:b/>
         <w:bCs/>
       </w:rPr>
@@ -5014,12 +5266,14 @@
     </w:tblStylePr>
     <w:tblStylePr w:type="firstCol">
       <w:rPr>
+        <w:rFonts w:eastAsia="黑体"/>
         <w:b/>
         <w:bCs/>
       </w:rPr>
     </w:tblStylePr>
     <w:tblStylePr w:type="lastCol">
       <w:rPr>
+        <w:rFonts w:eastAsia="黑体"/>
         <w:b/>
         <w:bCs/>
       </w:rPr>
@@ -5079,7 +5333,7 @@
         <w:spacing w:after="0" w:before="0" w:line="240" w:lineRule="auto"/>
       </w:pPr>
       <w:rPr>
-        <w:rFonts w:asciiTheme="majorHAnsi" w:cstheme="majorBidi" w:eastAsiaTheme="majorEastAsia" w:hAnsiTheme="majorHAnsi"/>
+        <w:rFonts w:asciiTheme="majorHAnsi" w:cstheme="majorBidi" w:hAnsiTheme="majorHAnsi" w:eastAsia="黑体"/>
         <w:b/>
         <w:bCs/>
       </w:rPr>
@@ -5100,7 +5354,7 @@
         <w:spacing w:after="0" w:before="0" w:line="240" w:lineRule="auto"/>
       </w:pPr>
       <w:rPr>
-        <w:rFonts w:asciiTheme="majorHAnsi" w:cstheme="majorBidi" w:eastAsiaTheme="majorEastAsia" w:hAnsiTheme="majorHAnsi"/>
+        <w:rFonts w:asciiTheme="majorHAnsi" w:cstheme="majorBidi" w:hAnsiTheme="majorHAnsi" w:eastAsia="黑体"/>
         <w:b/>
         <w:bCs/>
       </w:rPr>
@@ -5118,14 +5372,14 @@
     </w:tblStylePr>
     <w:tblStylePr w:type="firstCol">
       <w:rPr>
-        <w:rFonts w:asciiTheme="majorHAnsi" w:cstheme="majorBidi" w:eastAsiaTheme="majorEastAsia" w:hAnsiTheme="majorHAnsi"/>
+        <w:rFonts w:asciiTheme="majorHAnsi" w:cstheme="majorBidi" w:hAnsiTheme="majorHAnsi" w:eastAsia="黑体"/>
         <w:b/>
         <w:bCs/>
       </w:rPr>
     </w:tblStylePr>
     <w:tblStylePr w:type="lastCol">
       <w:rPr>
-        <w:rFonts w:asciiTheme="majorHAnsi" w:cstheme="majorBidi" w:eastAsiaTheme="majorEastAsia" w:hAnsiTheme="majorHAnsi"/>
+        <w:rFonts w:asciiTheme="majorHAnsi" w:cstheme="majorBidi" w:hAnsiTheme="majorHAnsi" w:eastAsia="黑体"/>
         <w:b/>
         <w:bCs/>
       </w:rPr>
@@ -5209,7 +5463,7 @@
         <w:spacing w:after="0" w:before="0" w:line="240" w:lineRule="auto"/>
       </w:pPr>
       <w:rPr>
-        <w:rFonts w:asciiTheme="majorHAnsi" w:cstheme="majorBidi" w:eastAsiaTheme="majorEastAsia" w:hAnsiTheme="majorHAnsi"/>
+        <w:rFonts w:asciiTheme="majorHAnsi" w:cstheme="majorBidi" w:hAnsiTheme="majorHAnsi" w:eastAsia="黑体"/>
         <w:b/>
         <w:bCs/>
       </w:rPr>
@@ -5230,7 +5484,7 @@
         <w:spacing w:after="0" w:before="0" w:line="240" w:lineRule="auto"/>
       </w:pPr>
       <w:rPr>
-        <w:rFonts w:asciiTheme="majorHAnsi" w:cstheme="majorBidi" w:eastAsiaTheme="majorEastAsia" w:hAnsiTheme="majorHAnsi"/>
+        <w:rFonts w:asciiTheme="majorHAnsi" w:cstheme="majorBidi" w:hAnsiTheme="majorHAnsi" w:eastAsia="黑体"/>
         <w:b/>
         <w:bCs/>
       </w:rPr>
@@ -5248,14 +5502,14 @@
     </w:tblStylePr>
     <w:tblStylePr w:type="firstCol">
       <w:rPr>
-        <w:rFonts w:asciiTheme="majorHAnsi" w:cstheme="majorBidi" w:eastAsiaTheme="majorEastAsia" w:hAnsiTheme="majorHAnsi"/>
+        <w:rFonts w:asciiTheme="majorHAnsi" w:cstheme="majorBidi" w:hAnsiTheme="majorHAnsi" w:eastAsia="黑体"/>
         <w:b/>
         <w:bCs/>
       </w:rPr>
     </w:tblStylePr>
     <w:tblStylePr w:type="lastCol">
       <w:rPr>
-        <w:rFonts w:asciiTheme="majorHAnsi" w:cstheme="majorBidi" w:eastAsiaTheme="majorEastAsia" w:hAnsiTheme="majorHAnsi"/>
+        <w:rFonts w:asciiTheme="majorHAnsi" w:cstheme="majorBidi" w:hAnsiTheme="majorHAnsi" w:eastAsia="黑体"/>
         <w:b/>
         <w:bCs/>
       </w:rPr>
@@ -5339,7 +5593,7 @@
         <w:spacing w:after="0" w:before="0" w:line="240" w:lineRule="auto"/>
       </w:pPr>
       <w:rPr>
-        <w:rFonts w:asciiTheme="majorHAnsi" w:cstheme="majorBidi" w:eastAsiaTheme="majorEastAsia" w:hAnsiTheme="majorHAnsi"/>
+        <w:rFonts w:asciiTheme="majorHAnsi" w:cstheme="majorBidi" w:hAnsiTheme="majorHAnsi" w:eastAsia="黑体"/>
         <w:b/>
         <w:bCs/>
       </w:rPr>
@@ -5360,7 +5614,7 @@
         <w:spacing w:after="0" w:before="0" w:line="240" w:lineRule="auto"/>
       </w:pPr>
       <w:rPr>
-        <w:rFonts w:asciiTheme="majorHAnsi" w:cstheme="majorBidi" w:eastAsiaTheme="majorEastAsia" w:hAnsiTheme="majorHAnsi"/>
+        <w:rFonts w:asciiTheme="majorHAnsi" w:cstheme="majorBidi" w:hAnsiTheme="majorHAnsi" w:eastAsia="黑体"/>
         <w:b/>
         <w:bCs/>
       </w:rPr>
@@ -5378,14 +5632,14 @@
     </w:tblStylePr>
     <w:tblStylePr w:type="firstCol">
       <w:rPr>
-        <w:rFonts w:asciiTheme="majorHAnsi" w:cstheme="majorBidi" w:eastAsiaTheme="majorEastAsia" w:hAnsiTheme="majorHAnsi"/>
+        <w:rFonts w:asciiTheme="majorHAnsi" w:cstheme="majorBidi" w:hAnsiTheme="majorHAnsi" w:eastAsia="黑体"/>
         <w:b/>
         <w:bCs/>
       </w:rPr>
     </w:tblStylePr>
     <w:tblStylePr w:type="lastCol">
       <w:rPr>
-        <w:rFonts w:asciiTheme="majorHAnsi" w:cstheme="majorBidi" w:eastAsiaTheme="majorEastAsia" w:hAnsiTheme="majorHAnsi"/>
+        <w:rFonts w:asciiTheme="majorHAnsi" w:cstheme="majorBidi" w:hAnsiTheme="majorHAnsi" w:eastAsia="黑体"/>
         <w:b/>
         <w:bCs/>
       </w:rPr>
@@ -5469,7 +5723,7 @@
         <w:spacing w:after="0" w:before="0" w:line="240" w:lineRule="auto"/>
       </w:pPr>
       <w:rPr>
-        <w:rFonts w:asciiTheme="majorHAnsi" w:cstheme="majorBidi" w:eastAsiaTheme="majorEastAsia" w:hAnsiTheme="majorHAnsi"/>
+        <w:rFonts w:asciiTheme="majorHAnsi" w:cstheme="majorBidi" w:hAnsiTheme="majorHAnsi" w:eastAsia="黑体"/>
         <w:b/>
         <w:bCs/>
       </w:rPr>
@@ -5490,7 +5744,7 @@
         <w:spacing w:after="0" w:before="0" w:line="240" w:lineRule="auto"/>
       </w:pPr>
       <w:rPr>
-        <w:rFonts w:asciiTheme="majorHAnsi" w:cstheme="majorBidi" w:eastAsiaTheme="majorEastAsia" w:hAnsiTheme="majorHAnsi"/>
+        <w:rFonts w:asciiTheme="majorHAnsi" w:cstheme="majorBidi" w:hAnsiTheme="majorHAnsi" w:eastAsia="黑体"/>
         <w:b/>
         <w:bCs/>
       </w:rPr>
@@ -5508,14 +5762,14 @@
     </w:tblStylePr>
     <w:tblStylePr w:type="firstCol">
       <w:rPr>
-        <w:rFonts w:asciiTheme="majorHAnsi" w:cstheme="majorBidi" w:eastAsiaTheme="majorEastAsia" w:hAnsiTheme="majorHAnsi"/>
+        <w:rFonts w:asciiTheme="majorHAnsi" w:cstheme="majorBidi" w:hAnsiTheme="majorHAnsi" w:eastAsia="黑体"/>
         <w:b/>
         <w:bCs/>
       </w:rPr>
     </w:tblStylePr>
     <w:tblStylePr w:type="lastCol">
       <w:rPr>
-        <w:rFonts w:asciiTheme="majorHAnsi" w:cstheme="majorBidi" w:eastAsiaTheme="majorEastAsia" w:hAnsiTheme="majorHAnsi"/>
+        <w:rFonts w:asciiTheme="majorHAnsi" w:cstheme="majorBidi" w:hAnsiTheme="majorHAnsi" w:eastAsia="黑体"/>
         <w:b/>
         <w:bCs/>
       </w:rPr>
@@ -5599,7 +5853,7 @@
         <w:spacing w:after="0" w:before="0" w:line="240" w:lineRule="auto"/>
       </w:pPr>
       <w:rPr>
-        <w:rFonts w:asciiTheme="majorHAnsi" w:cstheme="majorBidi" w:eastAsiaTheme="majorEastAsia" w:hAnsiTheme="majorHAnsi"/>
+        <w:rFonts w:asciiTheme="majorHAnsi" w:cstheme="majorBidi" w:hAnsiTheme="majorHAnsi" w:eastAsia="黑体"/>
         <w:b/>
         <w:bCs/>
       </w:rPr>
@@ -5620,7 +5874,7 @@
         <w:spacing w:after="0" w:before="0" w:line="240" w:lineRule="auto"/>
       </w:pPr>
       <w:rPr>
-        <w:rFonts w:asciiTheme="majorHAnsi" w:cstheme="majorBidi" w:eastAsiaTheme="majorEastAsia" w:hAnsiTheme="majorHAnsi"/>
+        <w:rFonts w:asciiTheme="majorHAnsi" w:cstheme="majorBidi" w:hAnsiTheme="majorHAnsi" w:eastAsia="黑体"/>
         <w:b/>
         <w:bCs/>
       </w:rPr>
@@ -5638,14 +5892,14 @@
     </w:tblStylePr>
     <w:tblStylePr w:type="firstCol">
       <w:rPr>
-        <w:rFonts w:asciiTheme="majorHAnsi" w:cstheme="majorBidi" w:eastAsiaTheme="majorEastAsia" w:hAnsiTheme="majorHAnsi"/>
+        <w:rFonts w:asciiTheme="majorHAnsi" w:cstheme="majorBidi" w:hAnsiTheme="majorHAnsi" w:eastAsia="黑体"/>
         <w:b/>
         <w:bCs/>
       </w:rPr>
     </w:tblStylePr>
     <w:tblStylePr w:type="lastCol">
       <w:rPr>
-        <w:rFonts w:asciiTheme="majorHAnsi" w:cstheme="majorBidi" w:eastAsiaTheme="majorEastAsia" w:hAnsiTheme="majorHAnsi"/>
+        <w:rFonts w:asciiTheme="majorHAnsi" w:cstheme="majorBidi" w:hAnsiTheme="majorHAnsi" w:eastAsia="黑体"/>
         <w:b/>
         <w:bCs/>
       </w:rPr>
@@ -5729,7 +5983,7 @@
         <w:spacing w:after="0" w:before="0" w:line="240" w:lineRule="auto"/>
       </w:pPr>
       <w:rPr>
-        <w:rFonts w:asciiTheme="majorHAnsi" w:cstheme="majorBidi" w:eastAsiaTheme="majorEastAsia" w:hAnsiTheme="majorHAnsi"/>
+        <w:rFonts w:asciiTheme="majorHAnsi" w:cstheme="majorBidi" w:hAnsiTheme="majorHAnsi" w:eastAsia="黑体"/>
         <w:b/>
         <w:bCs/>
       </w:rPr>
@@ -5750,7 +6004,7 @@
         <w:spacing w:after="0" w:before="0" w:line="240" w:lineRule="auto"/>
       </w:pPr>
       <w:rPr>
-        <w:rFonts w:asciiTheme="majorHAnsi" w:cstheme="majorBidi" w:eastAsiaTheme="majorEastAsia" w:hAnsiTheme="majorHAnsi"/>
+        <w:rFonts w:asciiTheme="majorHAnsi" w:cstheme="majorBidi" w:hAnsiTheme="majorHAnsi" w:eastAsia="黑体"/>
         <w:b/>
         <w:bCs/>
       </w:rPr>
@@ -5768,14 +6022,14 @@
     </w:tblStylePr>
     <w:tblStylePr w:type="firstCol">
       <w:rPr>
-        <w:rFonts w:asciiTheme="majorHAnsi" w:cstheme="majorBidi" w:eastAsiaTheme="majorEastAsia" w:hAnsiTheme="majorHAnsi"/>
+        <w:rFonts w:asciiTheme="majorHAnsi" w:cstheme="majorBidi" w:hAnsiTheme="majorHAnsi" w:eastAsia="黑体"/>
         <w:b/>
         <w:bCs/>
       </w:rPr>
     </w:tblStylePr>
     <w:tblStylePr w:type="lastCol">
       <w:rPr>
-        <w:rFonts w:asciiTheme="majorHAnsi" w:cstheme="majorBidi" w:eastAsiaTheme="majorEastAsia" w:hAnsiTheme="majorHAnsi"/>
+        <w:rFonts w:asciiTheme="majorHAnsi" w:cstheme="majorBidi" w:hAnsiTheme="majorHAnsi" w:eastAsia="黑体"/>
         <w:b/>
         <w:bCs/>
       </w:rPr>
@@ -5859,7 +6113,7 @@
         <w:spacing w:after="0" w:before="0" w:line="240" w:lineRule="auto"/>
       </w:pPr>
       <w:rPr>
-        <w:rFonts w:asciiTheme="majorHAnsi" w:cstheme="majorBidi" w:eastAsiaTheme="majorEastAsia" w:hAnsiTheme="majorHAnsi"/>
+        <w:rFonts w:asciiTheme="majorHAnsi" w:cstheme="majorBidi" w:hAnsiTheme="majorHAnsi" w:eastAsia="黑体"/>
         <w:b/>
         <w:bCs/>
       </w:rPr>
@@ -5880,7 +6134,7 @@
         <w:spacing w:after="0" w:before="0" w:line="240" w:lineRule="auto"/>
       </w:pPr>
       <w:rPr>
-        <w:rFonts w:asciiTheme="majorHAnsi" w:cstheme="majorBidi" w:eastAsiaTheme="majorEastAsia" w:hAnsiTheme="majorHAnsi"/>
+        <w:rFonts w:asciiTheme="majorHAnsi" w:cstheme="majorBidi" w:hAnsiTheme="majorHAnsi" w:eastAsia="黑体"/>
         <w:b/>
         <w:bCs/>
       </w:rPr>
@@ -5898,14 +6152,14 @@
     </w:tblStylePr>
     <w:tblStylePr w:type="firstCol">
       <w:rPr>
-        <w:rFonts w:asciiTheme="majorHAnsi" w:cstheme="majorBidi" w:eastAsiaTheme="majorEastAsia" w:hAnsiTheme="majorHAnsi"/>
+        <w:rFonts w:asciiTheme="majorHAnsi" w:cstheme="majorBidi" w:hAnsiTheme="majorHAnsi" w:eastAsia="黑体"/>
         <w:b/>
         <w:bCs/>
       </w:rPr>
     </w:tblStylePr>
     <w:tblStylePr w:type="lastCol">
       <w:rPr>
-        <w:rFonts w:asciiTheme="majorHAnsi" w:cstheme="majorBidi" w:eastAsiaTheme="majorEastAsia" w:hAnsiTheme="majorHAnsi"/>
+        <w:rFonts w:asciiTheme="majorHAnsi" w:cstheme="majorBidi" w:hAnsiTheme="majorHAnsi" w:eastAsia="黑体"/>
         <w:b/>
         <w:bCs/>
       </w:rPr>
@@ -5988,6 +6242,7 @@
         <w:spacing w:after="0" w:before="0" w:line="240" w:lineRule="auto"/>
       </w:pPr>
       <w:rPr>
+        <w:rFonts w:eastAsia="黑体"/>
         <w:b/>
         <w:bCs/>
         <w:color w:themeColor="background1" w:val="FFFFFF"/>
@@ -6010,6 +6265,7 @@
         <w:spacing w:after="0" w:before="0" w:line="240" w:lineRule="auto"/>
       </w:pPr>
       <w:rPr>
+        <w:rFonts w:eastAsia="黑体"/>
         <w:b/>
         <w:bCs/>
       </w:rPr>
@@ -6027,12 +6283,14 @@
     </w:tblStylePr>
     <w:tblStylePr w:type="firstCol">
       <w:rPr>
+        <w:rFonts w:eastAsia="黑体"/>
         <w:b/>
         <w:bCs/>
       </w:rPr>
     </w:tblStylePr>
     <w:tblStylePr w:type="lastCol">
       <w:rPr>
+        <w:rFonts w:eastAsia="黑体"/>
         <w:b/>
         <w:bCs/>
       </w:rPr>
@@ -6094,6 +6352,7 @@
         <w:spacing w:after="0" w:before="0" w:line="240" w:lineRule="auto"/>
       </w:pPr>
       <w:rPr>
+        <w:rFonts w:eastAsia="黑体"/>
         <w:b/>
         <w:bCs/>
         <w:color w:themeColor="background1" w:val="FFFFFF"/>
@@ -6116,6 +6375,7 @@
         <w:spacing w:after="0" w:before="0" w:line="240" w:lineRule="auto"/>
       </w:pPr>
       <w:rPr>
+        <w:rFonts w:eastAsia="黑体"/>
         <w:b/>
         <w:bCs/>
       </w:rPr>
@@ -6133,12 +6393,14 @@
     </w:tblStylePr>
     <w:tblStylePr w:type="firstCol">
       <w:rPr>
+        <w:rFonts w:eastAsia="黑体"/>
         <w:b/>
         <w:bCs/>
       </w:rPr>
     </w:tblStylePr>
     <w:tblStylePr w:type="lastCol">
       <w:rPr>
+        <w:rFonts w:eastAsia="黑体"/>
         <w:b/>
         <w:bCs/>
       </w:rPr>
@@ -6200,6 +6462,7 @@
         <w:spacing w:after="0" w:before="0" w:line="240" w:lineRule="auto"/>
       </w:pPr>
       <w:rPr>
+        <w:rFonts w:eastAsia="黑体"/>
         <w:b/>
         <w:bCs/>
         <w:color w:themeColor="background1" w:val="FFFFFF"/>
@@ -6222,6 +6485,7 @@
         <w:spacing w:after="0" w:before="0" w:line="240" w:lineRule="auto"/>
       </w:pPr>
       <w:rPr>
+        <w:rFonts w:eastAsia="黑体"/>
         <w:b/>
         <w:bCs/>
       </w:rPr>
@@ -6239,12 +6503,14 @@
     </w:tblStylePr>
     <w:tblStylePr w:type="firstCol">
       <w:rPr>
+        <w:rFonts w:eastAsia="黑体"/>
         <w:b/>
         <w:bCs/>
       </w:rPr>
     </w:tblStylePr>
     <w:tblStylePr w:type="lastCol">
       <w:rPr>
+        <w:rFonts w:eastAsia="黑体"/>
         <w:b/>
         <w:bCs/>
       </w:rPr>
@@ -6306,6 +6572,7 @@
         <w:spacing w:after="0" w:before="0" w:line="240" w:lineRule="auto"/>
       </w:pPr>
       <w:rPr>
+        <w:rFonts w:eastAsia="黑体"/>
         <w:b/>
         <w:bCs/>
         <w:color w:themeColor="background1" w:val="FFFFFF"/>
@@ -6328,6 +6595,7 @@
         <w:spacing w:after="0" w:before="0" w:line="240" w:lineRule="auto"/>
       </w:pPr>
       <w:rPr>
+        <w:rFonts w:eastAsia="黑体"/>
         <w:b/>
         <w:bCs/>
       </w:rPr>
@@ -6345,12 +6613,14 @@
     </w:tblStylePr>
     <w:tblStylePr w:type="firstCol">
       <w:rPr>
+        <w:rFonts w:eastAsia="黑体"/>
         <w:b/>
         <w:bCs/>
       </w:rPr>
     </w:tblStylePr>
     <w:tblStylePr w:type="lastCol">
       <w:rPr>
+        <w:rFonts w:eastAsia="黑体"/>
         <w:b/>
         <w:bCs/>
       </w:rPr>
@@ -6412,6 +6682,7 @@
         <w:spacing w:after="0" w:before="0" w:line="240" w:lineRule="auto"/>
       </w:pPr>
       <w:rPr>
+        <w:rFonts w:eastAsia="黑体"/>
         <w:b/>
         <w:bCs/>
         <w:color w:themeColor="background1" w:val="FFFFFF"/>
@@ -6434,6 +6705,7 @@
         <w:spacing w:after="0" w:before="0" w:line="240" w:lineRule="auto"/>
       </w:pPr>
       <w:rPr>
+        <w:rFonts w:eastAsia="黑体"/>
         <w:b/>
         <w:bCs/>
       </w:rPr>
@@ -6451,12 +6723,14 @@
     </w:tblStylePr>
     <w:tblStylePr w:type="firstCol">
       <w:rPr>
+        <w:rFonts w:eastAsia="黑体"/>
         <w:b/>
         <w:bCs/>
       </w:rPr>
     </w:tblStylePr>
     <w:tblStylePr w:type="lastCol">
       <w:rPr>
+        <w:rFonts w:eastAsia="黑体"/>
         <w:b/>
         <w:bCs/>
       </w:rPr>
@@ -6518,6 +6792,7 @@
         <w:spacing w:after="0" w:before="0" w:line="240" w:lineRule="auto"/>
       </w:pPr>
       <w:rPr>
+        <w:rFonts w:eastAsia="黑体"/>
         <w:b/>
         <w:bCs/>
         <w:color w:themeColor="background1" w:val="FFFFFF"/>
@@ -6540,6 +6815,7 @@
         <w:spacing w:after="0" w:before="0" w:line="240" w:lineRule="auto"/>
       </w:pPr>
       <w:rPr>
+        <w:rFonts w:eastAsia="黑体"/>
         <w:b/>
         <w:bCs/>
       </w:rPr>
@@ -6557,12 +6833,14 @@
     </w:tblStylePr>
     <w:tblStylePr w:type="firstCol">
       <w:rPr>
+        <w:rFonts w:eastAsia="黑体"/>
         <w:b/>
         <w:bCs/>
       </w:rPr>
     </w:tblStylePr>
     <w:tblStylePr w:type="lastCol">
       <w:rPr>
+        <w:rFonts w:eastAsia="黑体"/>
         <w:b/>
         <w:bCs/>
       </w:rPr>
@@ -6624,6 +6902,7 @@
         <w:spacing w:after="0" w:before="0" w:line="240" w:lineRule="auto"/>
       </w:pPr>
       <w:rPr>
+        <w:rFonts w:eastAsia="黑体"/>
         <w:b/>
         <w:bCs/>
         <w:color w:themeColor="background1" w:val="FFFFFF"/>
@@ -6646,6 +6925,7 @@
         <w:spacing w:after="0" w:before="0" w:line="240" w:lineRule="auto"/>
       </w:pPr>
       <w:rPr>
+        <w:rFonts w:eastAsia="黑体"/>
         <w:b/>
         <w:bCs/>
       </w:rPr>
@@ -6663,12 +6943,14 @@
     </w:tblStylePr>
     <w:tblStylePr w:type="firstCol">
       <w:rPr>
+        <w:rFonts w:eastAsia="黑体"/>
         <w:b/>
         <w:bCs/>
       </w:rPr>
     </w:tblStylePr>
     <w:tblStylePr w:type="lastCol">
       <w:rPr>
+        <w:rFonts w:eastAsia="黑体"/>
         <w:b/>
         <w:bCs/>
       </w:rPr>
@@ -6727,6 +7009,7 @@
         <w:spacing w:after="0" w:before="0" w:line="240" w:lineRule="auto"/>
       </w:pPr>
       <w:rPr>
+        <w:rFonts w:eastAsia="黑体"/>
         <w:b/>
         <w:bCs/>
         <w:color w:themeColor="background1" w:val="FFFFFF"/>
@@ -6749,6 +7032,7 @@
         <w:spacing w:after="0" w:before="0" w:line="240" w:lineRule="auto"/>
       </w:pPr>
       <w:rPr>
+        <w:rFonts w:eastAsia="黑体"/>
         <w:color w:val="auto"/>
       </w:rPr>
       <w:tblPr/>
@@ -6766,6 +7050,7 @@
     </w:tblStylePr>
     <w:tblStylePr w:type="firstCol">
       <w:rPr>
+        <w:rFonts w:eastAsia="黑体"/>
         <w:b/>
         <w:bCs/>
         <w:color w:themeColor="background1" w:val="FFFFFF"/>
@@ -6785,6 +7070,7 @@
     </w:tblStylePr>
     <w:tblStylePr w:type="lastCol">
       <w:rPr>
+        <w:rFonts w:eastAsia="黑体"/>
         <w:b/>
         <w:bCs/>
         <w:color w:themeColor="background1" w:val="FFFFFF"/>
@@ -6833,6 +7119,7 @@
     </w:tblStylePr>
     <w:tblStylePr w:type="nwCell">
       <w:rPr>
+        <w:rFonts w:eastAsia="黑体"/>
         <w:color w:themeColor="background1" w:val="FFFFFF"/>
       </w:rPr>
       <w:tblPr/>
@@ -6876,6 +7163,7 @@
         <w:spacing w:after="0" w:before="0" w:line="240" w:lineRule="auto"/>
       </w:pPr>
       <w:rPr>
+        <w:rFonts w:eastAsia="黑体"/>
         <w:b/>
         <w:bCs/>
         <w:color w:themeColor="background1" w:val="FFFFFF"/>
@@ -6898,6 +7186,7 @@
         <w:spacing w:after="0" w:before="0" w:line="240" w:lineRule="auto"/>
       </w:pPr>
       <w:rPr>
+        <w:rFonts w:eastAsia="黑体"/>
         <w:color w:val="auto"/>
       </w:rPr>
       <w:tblPr/>
@@ -6915,6 +7204,7 @@
     </w:tblStylePr>
     <w:tblStylePr w:type="firstCol">
       <w:rPr>
+        <w:rFonts w:eastAsia="黑体"/>
         <w:b/>
         <w:bCs/>
         <w:color w:themeColor="background1" w:val="FFFFFF"/>
@@ -6934,6 +7224,7 @@
     </w:tblStylePr>
     <w:tblStylePr w:type="lastCol">
       <w:rPr>
+        <w:rFonts w:eastAsia="黑体"/>
         <w:b/>
         <w:bCs/>
         <w:color w:themeColor="background1" w:val="FFFFFF"/>
@@ -6982,6 +7273,7 @@
     </w:tblStylePr>
     <w:tblStylePr w:type="nwCell">
       <w:rPr>
+        <w:rFonts w:eastAsia="黑体"/>
         <w:color w:themeColor="background1" w:val="FFFFFF"/>
       </w:rPr>
       <w:tblPr/>
@@ -7025,6 +7317,7 @@
         <w:spacing w:after="0" w:before="0" w:line="240" w:lineRule="auto"/>
       </w:pPr>
       <w:rPr>
+        <w:rFonts w:eastAsia="黑体"/>
         <w:b/>
         <w:bCs/>
         <w:color w:themeColor="background1" w:val="FFFFFF"/>
@@ -7047,6 +7340,7 @@
         <w:spacing w:after="0" w:before="0" w:line="240" w:lineRule="auto"/>
       </w:pPr>
       <w:rPr>
+        <w:rFonts w:eastAsia="黑体"/>
         <w:color w:val="auto"/>
       </w:rPr>
       <w:tblPr/>
@@ -7064,6 +7358,7 @@
     </w:tblStylePr>
     <w:tblStylePr w:type="firstCol">
       <w:rPr>
+        <w:rFonts w:eastAsia="黑体"/>
         <w:b/>
         <w:bCs/>
         <w:color w:themeColor="background1" w:val="FFFFFF"/>
@@ -7083,6 +7378,7 @@
     </w:tblStylePr>
     <w:tblStylePr w:type="lastCol">
       <w:rPr>
+        <w:rFonts w:eastAsia="黑体"/>
         <w:b/>
         <w:bCs/>
         <w:color w:themeColor="background1" w:val="FFFFFF"/>
@@ -7131,6 +7427,7 @@
     </w:tblStylePr>
     <w:tblStylePr w:type="nwCell">
       <w:rPr>
+        <w:rFonts w:eastAsia="黑体"/>
         <w:color w:themeColor="background1" w:val="FFFFFF"/>
       </w:rPr>
       <w:tblPr/>
@@ -7174,6 +7471,7 @@
         <w:spacing w:after="0" w:before="0" w:line="240" w:lineRule="auto"/>
       </w:pPr>
       <w:rPr>
+        <w:rFonts w:eastAsia="黑体"/>
         <w:b/>
         <w:bCs/>
         <w:color w:themeColor="background1" w:val="FFFFFF"/>
@@ -7196,6 +7494,7 @@
         <w:spacing w:after="0" w:before="0" w:line="240" w:lineRule="auto"/>
       </w:pPr>
       <w:rPr>
+        <w:rFonts w:eastAsia="黑体"/>
         <w:color w:val="auto"/>
       </w:rPr>
       <w:tblPr/>
@@ -7213,6 +7512,7 @@
     </w:tblStylePr>
     <w:tblStylePr w:type="firstCol">
       <w:rPr>
+        <w:rFonts w:eastAsia="黑体"/>
         <w:b/>
         <w:bCs/>
         <w:color w:themeColor="background1" w:val="FFFFFF"/>
@@ -7232,6 +7532,7 @@
     </w:tblStylePr>
     <w:tblStylePr w:type="lastCol">
       <w:rPr>
+        <w:rFonts w:eastAsia="黑体"/>
         <w:b/>
         <w:bCs/>
         <w:color w:themeColor="background1" w:val="FFFFFF"/>
@@ -7280,6 +7581,7 @@
     </w:tblStylePr>
     <w:tblStylePr w:type="nwCell">
       <w:rPr>
+        <w:rFonts w:eastAsia="黑体"/>
         <w:color w:themeColor="background1" w:val="FFFFFF"/>
       </w:rPr>
       <w:tblPr/>
@@ -7323,6 +7625,7 @@
         <w:spacing w:after="0" w:before="0" w:line="240" w:lineRule="auto"/>
       </w:pPr>
       <w:rPr>
+        <w:rFonts w:eastAsia="黑体"/>
         <w:b/>
         <w:bCs/>
         <w:color w:themeColor="background1" w:val="FFFFFF"/>
@@ -7345,6 +7648,7 @@
         <w:spacing w:after="0" w:before="0" w:line="240" w:lineRule="auto"/>
       </w:pPr>
       <w:rPr>
+        <w:rFonts w:eastAsia="黑体"/>
         <w:color w:val="auto"/>
       </w:rPr>
       <w:tblPr/>
@@ -7362,6 +7666,7 @@
     </w:tblStylePr>
     <w:tblStylePr w:type="firstCol">
       <w:rPr>
+        <w:rFonts w:eastAsia="黑体"/>
         <w:b/>
         <w:bCs/>
         <w:color w:themeColor="background1" w:val="FFFFFF"/>
@@ -7381,6 +7686,7 @@
     </w:tblStylePr>
     <w:tblStylePr w:type="lastCol">
       <w:rPr>
+        <w:rFonts w:eastAsia="黑体"/>
         <w:b/>
         <w:bCs/>
         <w:color w:themeColor="background1" w:val="FFFFFF"/>
@@ -7429,6 +7735,7 @@
     </w:tblStylePr>
     <w:tblStylePr w:type="nwCell">
       <w:rPr>
+        <w:rFonts w:eastAsia="黑体"/>
         <w:color w:themeColor="background1" w:val="FFFFFF"/>
       </w:rPr>
       <w:tblPr/>
@@ -7472,6 +7779,7 @@
         <w:spacing w:after="0" w:before="0" w:line="240" w:lineRule="auto"/>
       </w:pPr>
       <w:rPr>
+        <w:rFonts w:eastAsia="黑体"/>
         <w:b/>
         <w:bCs/>
         <w:color w:themeColor="background1" w:val="FFFFFF"/>
@@ -7494,6 +7802,7 @@
         <w:spacing w:after="0" w:before="0" w:line="240" w:lineRule="auto"/>
       </w:pPr>
       <w:rPr>
+        <w:rFonts w:eastAsia="黑体"/>
         <w:color w:val="auto"/>
       </w:rPr>
       <w:tblPr/>
@@ -7511,6 +7820,7 @@
     </w:tblStylePr>
     <w:tblStylePr w:type="firstCol">
       <w:rPr>
+        <w:rFonts w:eastAsia="黑体"/>
         <w:b/>
         <w:bCs/>
         <w:color w:themeColor="background1" w:val="FFFFFF"/>
@@ -7530,6 +7840,7 @@
     </w:tblStylePr>
     <w:tblStylePr w:type="lastCol">
       <w:rPr>
+        <w:rFonts w:eastAsia="黑体"/>
         <w:b/>
         <w:bCs/>
         <w:color w:themeColor="background1" w:val="FFFFFF"/>
@@ -7578,6 +7889,7 @@
     </w:tblStylePr>
     <w:tblStylePr w:type="nwCell">
       <w:rPr>
+        <w:rFonts w:eastAsia="黑体"/>
         <w:color w:themeColor="background1" w:val="FFFFFF"/>
       </w:rPr>
       <w:tblPr/>
@@ -7621,6 +7933,7 @@
         <w:spacing w:after="0" w:before="0" w:line="240" w:lineRule="auto"/>
       </w:pPr>
       <w:rPr>
+        <w:rFonts w:eastAsia="黑体"/>
         <w:b/>
         <w:bCs/>
         <w:color w:themeColor="background1" w:val="FFFFFF"/>
@@ -7643,6 +7956,7 @@
         <w:spacing w:after="0" w:before="0" w:line="240" w:lineRule="auto"/>
       </w:pPr>
       <w:rPr>
+        <w:rFonts w:eastAsia="黑体"/>
         <w:color w:val="auto"/>
       </w:rPr>
       <w:tblPr/>
@@ -7660,6 +7974,7 @@
     </w:tblStylePr>
     <w:tblStylePr w:type="firstCol">
       <w:rPr>
+        <w:rFonts w:eastAsia="黑体"/>
         <w:b/>
         <w:bCs/>
         <w:color w:themeColor="background1" w:val="FFFFFF"/>
@@ -7679,6 +7994,7 @@
     </w:tblStylePr>
     <w:tblStylePr w:type="lastCol">
       <w:rPr>
+        <w:rFonts w:eastAsia="黑体"/>
         <w:b/>
         <w:bCs/>
         <w:color w:themeColor="background1" w:val="FFFFFF"/>
@@ -7727,6 +8043,7 @@
     </w:tblStylePr>
     <w:tblStylePr w:type="nwCell">
       <w:rPr>
+        <w:rFonts w:eastAsia="黑体"/>
         <w:color w:themeColor="background1" w:val="FFFFFF"/>
       </w:rPr>
       <w:tblPr/>
@@ -7751,6 +8068,7 @@
       <w:spacing w:after="0" w:line="240" w:lineRule="auto"/>
     </w:pPr>
     <w:rPr>
+      <w:rFonts w:eastAsia="黑体"/>
       <w:color w:themeColor="text1" w:val="000000"/>
     </w:rPr>
     <w:tblPr>
@@ -7770,7 +8088,7 @@
     </w:tblPr>
     <w:tblStylePr w:type="firstRow">
       <w:rPr>
-        <w:rFonts w:asciiTheme="majorHAnsi" w:cstheme="majorBidi" w:eastAsiaTheme="majorEastAsia" w:hAnsiTheme="majorHAnsi"/>
+        <w:rFonts w:asciiTheme="majorHAnsi" w:cstheme="majorBidi" w:hAnsiTheme="majorHAnsi" w:eastAsia="黑体"/>
       </w:rPr>
       <w:tblPr/>
       <w:tcPr>
@@ -7782,6 +8100,7 @@
     </w:tblStylePr>
     <w:tblStylePr w:type="lastRow">
       <w:rPr>
+        <w:rFonts w:eastAsia="黑体"/>
         <w:b/>
         <w:bCs/>
         <w:color w:themeColor="text2" w:val="1F497D"/>
@@ -7796,12 +8115,14 @@
     </w:tblStylePr>
     <w:tblStylePr w:type="firstCol">
       <w:rPr>
+        <w:rFonts w:eastAsia="黑体"/>
         <w:b/>
         <w:bCs/>
       </w:rPr>
     </w:tblStylePr>
     <w:tblStylePr w:type="lastCol">
       <w:rPr>
+        <w:rFonts w:eastAsia="黑体"/>
         <w:b/>
         <w:bCs/>
       </w:rPr>
@@ -7835,6 +8156,7 @@
       <w:spacing w:after="0" w:line="240" w:lineRule="auto"/>
     </w:pPr>
     <w:rPr>
+      <w:rFonts w:eastAsia="黑体"/>
       <w:color w:themeColor="text1" w:val="000000"/>
     </w:rPr>
     <w:tblPr>
@@ -7854,7 +8176,7 @@
     </w:tblPr>
     <w:tblStylePr w:type="firstRow">
       <w:rPr>
-        <w:rFonts w:asciiTheme="majorHAnsi" w:cstheme="majorBidi" w:eastAsiaTheme="majorEastAsia" w:hAnsiTheme="majorHAnsi"/>
+        <w:rFonts w:asciiTheme="majorHAnsi" w:cstheme="majorBidi" w:hAnsiTheme="majorHAnsi" w:eastAsia="黑体"/>
       </w:rPr>
       <w:tblPr/>
       <w:tcPr>
@@ -7866,6 +8188,7 @@
     </w:tblStylePr>
     <w:tblStylePr w:type="lastRow">
       <w:rPr>
+        <w:rFonts w:eastAsia="黑体"/>
         <w:b/>
         <w:bCs/>
         <w:color w:themeColor="text2" w:val="1F497D"/>
@@ -7880,12 +8203,14 @@
     </w:tblStylePr>
     <w:tblStylePr w:type="firstCol">
       <w:rPr>
+        <w:rFonts w:eastAsia="黑体"/>
         <w:b/>
         <w:bCs/>
       </w:rPr>
     </w:tblStylePr>
     <w:tblStylePr w:type="lastCol">
       <w:rPr>
+        <w:rFonts w:eastAsia="黑体"/>
         <w:b/>
         <w:bCs/>
       </w:rPr>
@@ -7919,6 +8244,7 @@
       <w:spacing w:after="0" w:line="240" w:lineRule="auto"/>
     </w:pPr>
     <w:rPr>
+      <w:rFonts w:eastAsia="黑体"/>
       <w:color w:themeColor="text1" w:val="000000"/>
     </w:rPr>
     <w:tblPr>
@@ -7938,7 +8264,7 @@
     </w:tblPr>
     <w:tblStylePr w:type="firstRow">
       <w:rPr>
-        <w:rFonts w:asciiTheme="majorHAnsi" w:cstheme="majorBidi" w:eastAsiaTheme="majorEastAsia" w:hAnsiTheme="majorHAnsi"/>
+        <w:rFonts w:asciiTheme="majorHAnsi" w:cstheme="majorBidi" w:hAnsiTheme="majorHAnsi" w:eastAsia="黑体"/>
       </w:rPr>
       <w:tblPr/>
       <w:tcPr>
@@ -7950,6 +8276,7 @@
     </w:tblStylePr>
     <w:tblStylePr w:type="lastRow">
       <w:rPr>
+        <w:rFonts w:eastAsia="黑体"/>
         <w:b/>
         <w:bCs/>
         <w:color w:themeColor="text2" w:val="1F497D"/>
@@ -7964,12 +8291,14 @@
     </w:tblStylePr>
     <w:tblStylePr w:type="firstCol">
       <w:rPr>
+        <w:rFonts w:eastAsia="黑体"/>
         <w:b/>
         <w:bCs/>
       </w:rPr>
     </w:tblStylePr>
     <w:tblStylePr w:type="lastCol">
       <w:rPr>
+        <w:rFonts w:eastAsia="黑体"/>
         <w:b/>
         <w:bCs/>
       </w:rPr>
@@ -8003,6 +8332,7 @@
       <w:spacing w:after="0" w:line="240" w:lineRule="auto"/>
     </w:pPr>
     <w:rPr>
+      <w:rFonts w:eastAsia="黑体"/>
       <w:color w:themeColor="text1" w:val="000000"/>
     </w:rPr>
     <w:tblPr>
@@ -8022,7 +8352,7 @@
     </w:tblPr>
     <w:tblStylePr w:type="firstRow">
       <w:rPr>
-        <w:rFonts w:asciiTheme="majorHAnsi" w:cstheme="majorBidi" w:eastAsiaTheme="majorEastAsia" w:hAnsiTheme="majorHAnsi"/>
+        <w:rFonts w:asciiTheme="majorHAnsi" w:cstheme="majorBidi" w:hAnsiTheme="majorHAnsi" w:eastAsia="黑体"/>
       </w:rPr>
       <w:tblPr/>
       <w:tcPr>
@@ -8034,6 +8364,7 @@
     </w:tblStylePr>
     <w:tblStylePr w:type="lastRow">
       <w:rPr>
+        <w:rFonts w:eastAsia="黑体"/>
         <w:b/>
         <w:bCs/>
         <w:color w:themeColor="text2" w:val="1F497D"/>
@@ -8048,12 +8379,14 @@
     </w:tblStylePr>
     <w:tblStylePr w:type="firstCol">
       <w:rPr>
+        <w:rFonts w:eastAsia="黑体"/>
         <w:b/>
         <w:bCs/>
       </w:rPr>
     </w:tblStylePr>
     <w:tblStylePr w:type="lastCol">
       <w:rPr>
+        <w:rFonts w:eastAsia="黑体"/>
         <w:b/>
         <w:bCs/>
       </w:rPr>
@@ -8087,6 +8420,7 @@
       <w:spacing w:after="0" w:line="240" w:lineRule="auto"/>
     </w:pPr>
     <w:rPr>
+      <w:rFonts w:eastAsia="黑体"/>
       <w:color w:themeColor="text1" w:val="000000"/>
     </w:rPr>
     <w:tblPr>
@@ -8106,7 +8440,7 @@
     </w:tblPr>
     <w:tblStylePr w:type="firstRow">
       <w:rPr>
-        <w:rFonts w:asciiTheme="majorHAnsi" w:cstheme="majorBidi" w:eastAsiaTheme="majorEastAsia" w:hAnsiTheme="majorHAnsi"/>
+        <w:rFonts w:asciiTheme="majorHAnsi" w:cstheme="majorBidi" w:hAnsiTheme="majorHAnsi" w:eastAsia="黑体"/>
       </w:rPr>
       <w:tblPr/>
       <w:tcPr>
@@ -8118,6 +8452,7 @@
     </w:tblStylePr>
     <w:tblStylePr w:type="lastRow">
       <w:rPr>
+        <w:rFonts w:eastAsia="黑体"/>
         <w:b/>
         <w:bCs/>
         <w:color w:themeColor="text2" w:val="1F497D"/>
@@ -8132,12 +8467,14 @@
     </w:tblStylePr>
     <w:tblStylePr w:type="firstCol">
       <w:rPr>
+        <w:rFonts w:eastAsia="黑体"/>
         <w:b/>
         <w:bCs/>
       </w:rPr>
     </w:tblStylePr>
     <w:tblStylePr w:type="lastCol">
       <w:rPr>
+        <w:rFonts w:eastAsia="黑体"/>
         <w:b/>
         <w:bCs/>
       </w:rPr>
@@ -8171,6 +8508,7 @@
       <w:spacing w:after="0" w:line="240" w:lineRule="auto"/>
     </w:pPr>
     <w:rPr>
+      <w:rFonts w:eastAsia="黑体"/>
       <w:color w:themeColor="text1" w:val="000000"/>
     </w:rPr>
     <w:tblPr>
@@ -8190,7 +8528,7 @@
     </w:tblPr>
     <w:tblStylePr w:type="firstRow">
       <w:rPr>
-        <w:rFonts w:asciiTheme="majorHAnsi" w:cstheme="majorBidi" w:eastAsiaTheme="majorEastAsia" w:hAnsiTheme="majorHAnsi"/>
+        <w:rFonts w:asciiTheme="majorHAnsi" w:cstheme="majorBidi" w:hAnsiTheme="majorHAnsi" w:eastAsia="黑体"/>
       </w:rPr>
       <w:tblPr/>
       <w:tcPr>
@@ -8202,6 +8540,7 @@
     </w:tblStylePr>
     <w:tblStylePr w:type="lastRow">
       <w:rPr>
+        <w:rFonts w:eastAsia="黑体"/>
         <w:b/>
         <w:bCs/>
         <w:color w:themeColor="text2" w:val="1F497D"/>
@@ -8216,12 +8555,14 @@
     </w:tblStylePr>
     <w:tblStylePr w:type="firstCol">
       <w:rPr>
+        <w:rFonts w:eastAsia="黑体"/>
         <w:b/>
         <w:bCs/>
       </w:rPr>
     </w:tblStylePr>
     <w:tblStylePr w:type="lastCol">
       <w:rPr>
+        <w:rFonts w:eastAsia="黑体"/>
         <w:b/>
         <w:bCs/>
       </w:rPr>
@@ -8255,6 +8596,7 @@
       <w:spacing w:after="0" w:line="240" w:lineRule="auto"/>
     </w:pPr>
     <w:rPr>
+      <w:rFonts w:eastAsia="黑体"/>
       <w:color w:themeColor="text1" w:val="000000"/>
     </w:rPr>
     <w:tblPr>
@@ -8274,7 +8616,7 @@
     </w:tblPr>
     <w:tblStylePr w:type="firstRow">
       <w:rPr>
-        <w:rFonts w:asciiTheme="majorHAnsi" w:cstheme="majorBidi" w:eastAsiaTheme="majorEastAsia" w:hAnsiTheme="majorHAnsi"/>
+        <w:rFonts w:asciiTheme="majorHAnsi" w:cstheme="majorBidi" w:hAnsiTheme="majorHAnsi" w:eastAsia="黑体"/>
       </w:rPr>
       <w:tblPr/>
       <w:tcPr>
@@ -8286,6 +8628,7 @@
     </w:tblStylePr>
     <w:tblStylePr w:type="lastRow">
       <w:rPr>
+        <w:rFonts w:eastAsia="黑体"/>
         <w:b/>
         <w:bCs/>
         <w:color w:themeColor="text2" w:val="1F497D"/>
@@ -8300,12 +8643,14 @@
     </w:tblStylePr>
     <w:tblStylePr w:type="firstCol">
       <w:rPr>
+        <w:rFonts w:eastAsia="黑体"/>
         <w:b/>
         <w:bCs/>
       </w:rPr>
     </w:tblStylePr>
     <w:tblStylePr w:type="lastCol">
       <w:rPr>
+        <w:rFonts w:eastAsia="黑体"/>
         <w:b/>
         <w:bCs/>
       </w:rPr>
@@ -8339,7 +8684,7 @@
       <w:spacing w:after="0" w:line="240" w:lineRule="auto"/>
     </w:pPr>
     <w:rPr>
-      <w:rFonts w:asciiTheme="majorHAnsi" w:cstheme="majorBidi" w:eastAsiaTheme="majorEastAsia" w:hAnsiTheme="majorHAnsi"/>
+      <w:rFonts w:asciiTheme="majorHAnsi" w:cstheme="majorBidi" w:hAnsiTheme="majorHAnsi" w:eastAsia="黑体"/>
       <w:color w:themeColor="text1" w:val="000000"/>
     </w:rPr>
     <w:tblPr>
@@ -8361,6 +8706,7 @@
     </w:tblPr>
     <w:tblStylePr w:type="firstRow">
       <w:rPr>
+        <w:rFonts w:eastAsia="黑体"/>
         <w:sz w:val="24"/>
         <w:szCs w:val="24"/>
       </w:rPr>
@@ -8467,7 +8813,7 @@
       <w:spacing w:after="0" w:line="240" w:lineRule="auto"/>
     </w:pPr>
     <w:rPr>
-      <w:rFonts w:asciiTheme="majorHAnsi" w:cstheme="majorBidi" w:eastAsiaTheme="majorEastAsia" w:hAnsiTheme="majorHAnsi"/>
+      <w:rFonts w:asciiTheme="majorHAnsi" w:cstheme="majorBidi" w:hAnsiTheme="majorHAnsi" w:eastAsia="黑体"/>
       <w:color w:themeColor="text1" w:val="000000"/>
     </w:rPr>
     <w:tblPr>
@@ -8489,6 +8835,7 @@
     </w:tblPr>
     <w:tblStylePr w:type="firstRow">
       <w:rPr>
+        <w:rFonts w:eastAsia="黑体"/>
         <w:sz w:val="24"/>
         <w:szCs w:val="24"/>
       </w:rPr>
@@ -8595,7 +8942,7 @@
       <w:spacing w:after="0" w:line="240" w:lineRule="auto"/>
     </w:pPr>
     <w:rPr>
-      <w:rFonts w:asciiTheme="majorHAnsi" w:cstheme="majorBidi" w:eastAsiaTheme="majorEastAsia" w:hAnsiTheme="majorHAnsi"/>
+      <w:rFonts w:asciiTheme="majorHAnsi" w:cstheme="majorBidi" w:hAnsiTheme="majorHAnsi" w:eastAsia="黑体"/>
       <w:color w:themeColor="text1" w:val="000000"/>
     </w:rPr>
     <w:tblPr>
@@ -8617,6 +8964,7 @@
     </w:tblPr>
     <w:tblStylePr w:type="firstRow">
       <w:rPr>
+        <w:rFonts w:eastAsia="黑体"/>
         <w:sz w:val="24"/>
         <w:szCs w:val="24"/>
       </w:rPr>
@@ -8723,7 +9071,7 @@
       <w:spacing w:after="0" w:line="240" w:lineRule="auto"/>
     </w:pPr>
     <w:rPr>
-      <w:rFonts w:asciiTheme="majorHAnsi" w:cstheme="majorBidi" w:eastAsiaTheme="majorEastAsia" w:hAnsiTheme="majorHAnsi"/>
+      <w:rFonts w:asciiTheme="majorHAnsi" w:cstheme="majorBidi" w:hAnsiTheme="majorHAnsi" w:eastAsia="黑体"/>
       <w:color w:themeColor="text1" w:val="000000"/>
     </w:rPr>
     <w:tblPr>
@@ -8745,6 +9093,7 @@
     </w:tblPr>
     <w:tblStylePr w:type="firstRow">
       <w:rPr>
+        <w:rFonts w:eastAsia="黑体"/>
         <w:sz w:val="24"/>
         <w:szCs w:val="24"/>
       </w:rPr>
@@ -8851,7 +9200,7 @@
       <w:spacing w:after="0" w:line="240" w:lineRule="auto"/>
     </w:pPr>
     <w:rPr>
-      <w:rFonts w:asciiTheme="majorHAnsi" w:cstheme="majorBidi" w:eastAsiaTheme="majorEastAsia" w:hAnsiTheme="majorHAnsi"/>
+      <w:rFonts w:asciiTheme="majorHAnsi" w:cstheme="majorBidi" w:hAnsiTheme="majorHAnsi" w:eastAsia="黑体"/>
       <w:color w:themeColor="text1" w:val="000000"/>
     </w:rPr>
     <w:tblPr>
@@ -8873,6 +9222,7 @@
     </w:tblPr>
     <w:tblStylePr w:type="firstRow">
       <w:rPr>
+        <w:rFonts w:eastAsia="黑体"/>
         <w:sz w:val="24"/>
         <w:szCs w:val="24"/>
       </w:rPr>
@@ -8979,7 +9329,7 @@
       <w:spacing w:after="0" w:line="240" w:lineRule="auto"/>
     </w:pPr>
     <w:rPr>
-      <w:rFonts w:asciiTheme="majorHAnsi" w:cstheme="majorBidi" w:eastAsiaTheme="majorEastAsia" w:hAnsiTheme="majorHAnsi"/>
+      <w:rFonts w:asciiTheme="majorHAnsi" w:cstheme="majorBidi" w:hAnsiTheme="majorHAnsi" w:eastAsia="黑体"/>
       <w:color w:themeColor="text1" w:val="000000"/>
     </w:rPr>
     <w:tblPr>
@@ -9001,6 +9351,7 @@
     </w:tblPr>
     <w:tblStylePr w:type="firstRow">
       <w:rPr>
+        <w:rFonts w:eastAsia="黑体"/>
         <w:sz w:val="24"/>
         <w:szCs w:val="24"/>
       </w:rPr>
@@ -9107,7 +9458,7 @@
       <w:spacing w:after="0" w:line="240" w:lineRule="auto"/>
     </w:pPr>
     <w:rPr>
-      <w:rFonts w:asciiTheme="majorHAnsi" w:cstheme="majorBidi" w:eastAsiaTheme="majorEastAsia" w:hAnsiTheme="majorHAnsi"/>
+      <w:rFonts w:asciiTheme="majorHAnsi" w:cstheme="majorBidi" w:hAnsiTheme="majorHAnsi" w:eastAsia="黑体"/>
       <w:color w:themeColor="text1" w:val="000000"/>
     </w:rPr>
     <w:tblPr>
@@ -9129,6 +9480,7 @@
     </w:tblPr>
     <w:tblStylePr w:type="firstRow">
       <w:rPr>
+        <w:rFonts w:eastAsia="黑体"/>
         <w:sz w:val="24"/>
         <w:szCs w:val="24"/>
       </w:rPr>
@@ -9258,12 +9610,14 @@
     </w:tcPr>
     <w:tblStylePr w:type="firstRow">
       <w:rPr>
+        <w:rFonts w:eastAsia="黑体"/>
         <w:b/>
         <w:bCs/>
       </w:rPr>
     </w:tblStylePr>
     <w:tblStylePr w:type="lastRow">
       <w:rPr>
+        <w:rFonts w:eastAsia="黑体"/>
         <w:b/>
         <w:bCs/>
       </w:rPr>
@@ -9276,12 +9630,14 @@
     </w:tblStylePr>
     <w:tblStylePr w:type="firstCol">
       <w:rPr>
+        <w:rFonts w:eastAsia="黑体"/>
         <w:b/>
         <w:bCs/>
       </w:rPr>
     </w:tblStylePr>
     <w:tblStylePr w:type="lastCol">
       <w:rPr>
+        <w:rFonts w:eastAsia="黑体"/>
         <w:b/>
         <w:bCs/>
       </w:rPr>
@@ -9331,12 +9687,14 @@
     </w:tcPr>
     <w:tblStylePr w:type="firstRow">
       <w:rPr>
+        <w:rFonts w:eastAsia="黑体"/>
         <w:b/>
         <w:bCs/>
       </w:rPr>
     </w:tblStylePr>
     <w:tblStylePr w:type="lastRow">
       <w:rPr>
+        <w:rFonts w:eastAsia="黑体"/>
         <w:b/>
         <w:bCs/>
       </w:rPr>
@@ -9349,12 +9707,14 @@
     </w:tblStylePr>
     <w:tblStylePr w:type="firstCol">
       <w:rPr>
+        <w:rFonts w:eastAsia="黑体"/>
         <w:b/>
         <w:bCs/>
       </w:rPr>
     </w:tblStylePr>
     <w:tblStylePr w:type="lastCol">
       <w:rPr>
+        <w:rFonts w:eastAsia="黑体"/>
         <w:b/>
         <w:bCs/>
       </w:rPr>
@@ -9404,12 +9764,14 @@
     </w:tcPr>
     <w:tblStylePr w:type="firstRow">
       <w:rPr>
+        <w:rFonts w:eastAsia="黑体"/>
         <w:b/>
         <w:bCs/>
       </w:rPr>
     </w:tblStylePr>
     <w:tblStylePr w:type="lastRow">
       <w:rPr>
+        <w:rFonts w:eastAsia="黑体"/>
         <w:b/>
         <w:bCs/>
       </w:rPr>
@@ -9422,12 +9784,14 @@
     </w:tblStylePr>
     <w:tblStylePr w:type="firstCol">
       <w:rPr>
+        <w:rFonts w:eastAsia="黑体"/>
         <w:b/>
         <w:bCs/>
       </w:rPr>
     </w:tblStylePr>
     <w:tblStylePr w:type="lastCol">
       <w:rPr>
+        <w:rFonts w:eastAsia="黑体"/>
         <w:b/>
         <w:bCs/>
       </w:rPr>
@@ -9477,12 +9841,14 @@
     </w:tcPr>
     <w:tblStylePr w:type="firstRow">
       <w:rPr>
+        <w:rFonts w:eastAsia="黑体"/>
         <w:b/>
         <w:bCs/>
       </w:rPr>
     </w:tblStylePr>
     <w:tblStylePr w:type="lastRow">
       <w:rPr>
+        <w:rFonts w:eastAsia="黑体"/>
         <w:b/>
         <w:bCs/>
       </w:rPr>
@@ -9495,12 +9861,14 @@
     </w:tblStylePr>
     <w:tblStylePr w:type="firstCol">
       <w:rPr>
+        <w:rFonts w:eastAsia="黑体"/>
         <w:b/>
         <w:bCs/>
       </w:rPr>
     </w:tblStylePr>
     <w:tblStylePr w:type="lastCol">
       <w:rPr>
+        <w:rFonts w:eastAsia="黑体"/>
         <w:b/>
         <w:bCs/>
       </w:rPr>
@@ -9550,12 +9918,14 @@
     </w:tcPr>
     <w:tblStylePr w:type="firstRow">
       <w:rPr>
+        <w:rFonts w:eastAsia="黑体"/>
         <w:b/>
         <w:bCs/>
       </w:rPr>
     </w:tblStylePr>
     <w:tblStylePr w:type="lastRow">
       <w:rPr>
+        <w:rFonts w:eastAsia="黑体"/>
         <w:b/>
         <w:bCs/>
       </w:rPr>
@@ -9568,12 +9938,14 @@
     </w:tblStylePr>
     <w:tblStylePr w:type="firstCol">
       <w:rPr>
+        <w:rFonts w:eastAsia="黑体"/>
         <w:b/>
         <w:bCs/>
       </w:rPr>
     </w:tblStylePr>
     <w:tblStylePr w:type="lastCol">
       <w:rPr>
+        <w:rFonts w:eastAsia="黑体"/>
         <w:b/>
         <w:bCs/>
       </w:rPr>
@@ -9623,12 +9995,14 @@
     </w:tcPr>
     <w:tblStylePr w:type="firstRow">
       <w:rPr>
+        <w:rFonts w:eastAsia="黑体"/>
         <w:b/>
         <w:bCs/>
       </w:rPr>
     </w:tblStylePr>
     <w:tblStylePr w:type="lastRow">
       <w:rPr>
+        <w:rFonts w:eastAsia="黑体"/>
         <w:b/>
         <w:bCs/>
       </w:rPr>
@@ -9641,12 +10015,14 @@
     </w:tblStylePr>
     <w:tblStylePr w:type="firstCol">
       <w:rPr>
+        <w:rFonts w:eastAsia="黑体"/>
         <w:b/>
         <w:bCs/>
       </w:rPr>
     </w:tblStylePr>
     <w:tblStylePr w:type="lastCol">
       <w:rPr>
+        <w:rFonts w:eastAsia="黑体"/>
         <w:b/>
         <w:bCs/>
       </w:rPr>
@@ -9696,12 +10072,14 @@
     </w:tcPr>
     <w:tblStylePr w:type="firstRow">
       <w:rPr>
+        <w:rFonts w:eastAsia="黑体"/>
         <w:b/>
         <w:bCs/>
       </w:rPr>
     </w:tblStylePr>
     <w:tblStylePr w:type="lastRow">
       <w:rPr>
+        <w:rFonts w:eastAsia="黑体"/>
         <w:b/>
         <w:bCs/>
       </w:rPr>
@@ -9714,12 +10092,14 @@
     </w:tblStylePr>
     <w:tblStylePr w:type="firstCol">
       <w:rPr>
+        <w:rFonts w:eastAsia="黑体"/>
         <w:b/>
         <w:bCs/>
       </w:rPr>
     </w:tblStylePr>
     <w:tblStylePr w:type="lastCol">
       <w:rPr>
+        <w:rFonts w:eastAsia="黑体"/>
         <w:b/>
         <w:bCs/>
       </w:rPr>
@@ -9746,7 +10126,7 @@
       <w:spacing w:after="0" w:line="240" w:lineRule="auto"/>
     </w:pPr>
     <w:rPr>
-      <w:rFonts w:asciiTheme="majorHAnsi" w:cstheme="majorBidi" w:eastAsiaTheme="majorEastAsia" w:hAnsiTheme="majorHAnsi"/>
+      <w:rFonts w:asciiTheme="majorHAnsi" w:cstheme="majorBidi" w:hAnsiTheme="majorHAnsi" w:eastAsia="黑体"/>
       <w:color w:themeColor="text1" w:val="000000"/>
     </w:rPr>
     <w:tblPr>
@@ -9773,6 +10153,7 @@
     </w:tcPr>
     <w:tblStylePr w:type="firstRow">
       <w:rPr>
+        <w:rFonts w:eastAsia="黑体"/>
         <w:b/>
         <w:bCs/>
         <w:color w:themeColor="text1" w:val="000000"/>
@@ -9784,6 +10165,7 @@
     </w:tblStylePr>
     <w:tblStylePr w:type="lastRow">
       <w:rPr>
+        <w:rFonts w:eastAsia="黑体"/>
         <w:b/>
         <w:bCs/>
         <w:color w:themeColor="text1" w:val="000000"/>
@@ -9803,6 +10185,7 @@
     </w:tblStylePr>
     <w:tblStylePr w:type="firstCol">
       <w:rPr>
+        <w:rFonts w:eastAsia="黑体"/>
         <w:b/>
         <w:bCs/>
         <w:color w:themeColor="text1" w:val="000000"/>
@@ -9822,6 +10205,7 @@
     </w:tblStylePr>
     <w:tblStylePr w:type="lastCol">
       <w:rPr>
+        <w:rFonts w:eastAsia="黑体"/>
         <w:b w:val="0"/>
         <w:bCs w:val="0"/>
         <w:color w:themeColor="text1" w:val="000000"/>
@@ -9871,7 +10255,7 @@
       <w:spacing w:after="0" w:line="240" w:lineRule="auto"/>
     </w:pPr>
     <w:rPr>
-      <w:rFonts w:asciiTheme="majorHAnsi" w:cstheme="majorBidi" w:eastAsiaTheme="majorEastAsia" w:hAnsiTheme="majorHAnsi"/>
+      <w:rFonts w:asciiTheme="majorHAnsi" w:cstheme="majorBidi" w:hAnsiTheme="majorHAnsi" w:eastAsia="黑体"/>
       <w:color w:themeColor="text1" w:val="000000"/>
     </w:rPr>
     <w:tblPr>
@@ -9898,6 +10282,7 @@
     </w:tcPr>
     <w:tblStylePr w:type="firstRow">
       <w:rPr>
+        <w:rFonts w:eastAsia="黑体"/>
         <w:b/>
         <w:bCs/>
         <w:color w:themeColor="text1" w:val="000000"/>
@@ -9909,6 +10294,7 @@
     </w:tblStylePr>
     <w:tblStylePr w:type="lastRow">
       <w:rPr>
+        <w:rFonts w:eastAsia="黑体"/>
         <w:b/>
         <w:bCs/>
         <w:color w:themeColor="text1" w:val="000000"/>
@@ -9928,6 +10314,7 @@
     </w:tblStylePr>
     <w:tblStylePr w:type="firstCol">
       <w:rPr>
+        <w:rFonts w:eastAsia="黑体"/>
         <w:b/>
         <w:bCs/>
         <w:color w:themeColor="text1" w:val="000000"/>
@@ -9947,6 +10334,7 @@
     </w:tblStylePr>
     <w:tblStylePr w:type="lastCol">
       <w:rPr>
+        <w:rFonts w:eastAsia="黑体"/>
         <w:b w:val="0"/>
         <w:bCs w:val="0"/>
         <w:color w:themeColor="text1" w:val="000000"/>
@@ -9996,7 +10384,7 @@
       <w:spacing w:after="0" w:line="240" w:lineRule="auto"/>
     </w:pPr>
     <w:rPr>
-      <w:rFonts w:asciiTheme="majorHAnsi" w:cstheme="majorBidi" w:eastAsiaTheme="majorEastAsia" w:hAnsiTheme="majorHAnsi"/>
+      <w:rFonts w:asciiTheme="majorHAnsi" w:cstheme="majorBidi" w:hAnsiTheme="majorHAnsi" w:eastAsia="黑体"/>
       <w:color w:themeColor="text1" w:val="000000"/>
     </w:rPr>
     <w:tblPr>
@@ -10023,6 +10411,7 @@
     </w:tcPr>
     <w:tblStylePr w:type="firstRow">
       <w:rPr>
+        <w:rFonts w:eastAsia="黑体"/>
         <w:b/>
         <w:bCs/>
         <w:color w:themeColor="text1" w:val="000000"/>
@@ -10034,6 +10423,7 @@
     </w:tblStylePr>
     <w:tblStylePr w:type="lastRow">
       <w:rPr>
+        <w:rFonts w:eastAsia="黑体"/>
         <w:b/>
         <w:bCs/>
         <w:color w:themeColor="text1" w:val="000000"/>
@@ -10053,6 +10443,7 @@
     </w:tblStylePr>
     <w:tblStylePr w:type="firstCol">
       <w:rPr>
+        <w:rFonts w:eastAsia="黑体"/>
         <w:b/>
         <w:bCs/>
         <w:color w:themeColor="text1" w:val="000000"/>
@@ -10072,6 +10463,7 @@
     </w:tblStylePr>
     <w:tblStylePr w:type="lastCol">
       <w:rPr>
+        <w:rFonts w:eastAsia="黑体"/>
         <w:b w:val="0"/>
         <w:bCs w:val="0"/>
         <w:color w:themeColor="text1" w:val="000000"/>
@@ -10121,7 +10513,7 @@
       <w:spacing w:after="0" w:line="240" w:lineRule="auto"/>
     </w:pPr>
     <w:rPr>
-      <w:rFonts w:asciiTheme="majorHAnsi" w:cstheme="majorBidi" w:eastAsiaTheme="majorEastAsia" w:hAnsiTheme="majorHAnsi"/>
+      <w:rFonts w:asciiTheme="majorHAnsi" w:cstheme="majorBidi" w:hAnsiTheme="majorHAnsi" w:eastAsia="黑体"/>
       <w:color w:themeColor="text1" w:val="000000"/>
     </w:rPr>
     <w:tblPr>
@@ -10148,6 +10540,7 @@
     </w:tcPr>
     <w:tblStylePr w:type="firstRow">
       <w:rPr>
+        <w:rFonts w:eastAsia="黑体"/>
         <w:b/>
         <w:bCs/>
         <w:color w:themeColor="text1" w:val="000000"/>
@@ -10159,6 +10552,7 @@
     </w:tblStylePr>
     <w:tblStylePr w:type="lastRow">
       <w:rPr>
+        <w:rFonts w:eastAsia="黑体"/>
         <w:b/>
         <w:bCs/>
         <w:color w:themeColor="text1" w:val="000000"/>
@@ -10178,6 +10572,7 @@
     </w:tblStylePr>
     <w:tblStylePr w:type="firstCol">
       <w:rPr>
+        <w:rFonts w:eastAsia="黑体"/>
         <w:b/>
         <w:bCs/>
         <w:color w:themeColor="text1" w:val="000000"/>
@@ -10197,6 +10592,7 @@
     </w:tblStylePr>
     <w:tblStylePr w:type="lastCol">
       <w:rPr>
+        <w:rFonts w:eastAsia="黑体"/>
         <w:b w:val="0"/>
         <w:bCs w:val="0"/>
         <w:color w:themeColor="text1" w:val="000000"/>
@@ -10246,7 +10642,7 @@
       <w:spacing w:after="0" w:line="240" w:lineRule="auto"/>
     </w:pPr>
     <w:rPr>
-      <w:rFonts w:asciiTheme="majorHAnsi" w:cstheme="majorBidi" w:eastAsiaTheme="majorEastAsia" w:hAnsiTheme="majorHAnsi"/>
+      <w:rFonts w:asciiTheme="majorHAnsi" w:cstheme="majorBidi" w:hAnsiTheme="majorHAnsi" w:eastAsia="黑体"/>
       <w:color w:themeColor="text1" w:val="000000"/>
     </w:rPr>
     <w:tblPr>
@@ -10273,6 +10669,7 @@
     </w:tcPr>
     <w:tblStylePr w:type="firstRow">
       <w:rPr>
+        <w:rFonts w:eastAsia="黑体"/>
         <w:b/>
         <w:bCs/>
         <w:color w:themeColor="text1" w:val="000000"/>
@@ -10284,6 +10681,7 @@
     </w:tblStylePr>
     <w:tblStylePr w:type="lastRow">
       <w:rPr>
+        <w:rFonts w:eastAsia="黑体"/>
         <w:b/>
         <w:bCs/>
         <w:color w:themeColor="text1" w:val="000000"/>
@@ -10303,6 +10701,7 @@
     </w:tblStylePr>
     <w:tblStylePr w:type="firstCol">
       <w:rPr>
+        <w:rFonts w:eastAsia="黑体"/>
         <w:b/>
         <w:bCs/>
         <w:color w:themeColor="text1" w:val="000000"/>
@@ -10322,6 +10721,7 @@
     </w:tblStylePr>
     <w:tblStylePr w:type="lastCol">
       <w:rPr>
+        <w:rFonts w:eastAsia="黑体"/>
         <w:b w:val="0"/>
         <w:bCs w:val="0"/>
         <w:color w:themeColor="text1" w:val="000000"/>
@@ -10371,7 +10771,7 @@
       <w:spacing w:after="0" w:line="240" w:lineRule="auto"/>
     </w:pPr>
     <w:rPr>
-      <w:rFonts w:asciiTheme="majorHAnsi" w:cstheme="majorBidi" w:eastAsiaTheme="majorEastAsia" w:hAnsiTheme="majorHAnsi"/>
+      <w:rFonts w:asciiTheme="majorHAnsi" w:cstheme="majorBidi" w:hAnsiTheme="majorHAnsi" w:eastAsia="黑体"/>
       <w:color w:themeColor="text1" w:val="000000"/>
     </w:rPr>
     <w:tblPr>
@@ -10398,6 +10798,7 @@
     </w:tcPr>
     <w:tblStylePr w:type="firstRow">
       <w:rPr>
+        <w:rFonts w:eastAsia="黑体"/>
         <w:b/>
         <w:bCs/>
         <w:color w:themeColor="text1" w:val="000000"/>
@@ -10409,6 +10810,7 @@
     </w:tblStylePr>
     <w:tblStylePr w:type="lastRow">
       <w:rPr>
+        <w:rFonts w:eastAsia="黑体"/>
         <w:b/>
         <w:bCs/>
         <w:color w:themeColor="text1" w:val="000000"/>
@@ -10428,6 +10830,7 @@
     </w:tblStylePr>
     <w:tblStylePr w:type="firstCol">
       <w:rPr>
+        <w:rFonts w:eastAsia="黑体"/>
         <w:b/>
         <w:bCs/>
         <w:color w:themeColor="text1" w:val="000000"/>
@@ -10447,6 +10850,7 @@
     </w:tblStylePr>
     <w:tblStylePr w:type="lastCol">
       <w:rPr>
+        <w:rFonts w:eastAsia="黑体"/>
         <w:b w:val="0"/>
         <w:bCs w:val="0"/>
         <w:color w:themeColor="text1" w:val="000000"/>
@@ -10496,7 +10900,7 @@
       <w:spacing w:after="0" w:line="240" w:lineRule="auto"/>
     </w:pPr>
     <w:rPr>
-      <w:rFonts w:asciiTheme="majorHAnsi" w:cstheme="majorBidi" w:eastAsiaTheme="majorEastAsia" w:hAnsiTheme="majorHAnsi"/>
+      <w:rFonts w:asciiTheme="majorHAnsi" w:cstheme="majorBidi" w:hAnsiTheme="majorHAnsi" w:eastAsia="黑体"/>
       <w:color w:themeColor="text1" w:val="000000"/>
     </w:rPr>
     <w:tblPr>
@@ -10523,6 +10927,7 @@
     </w:tcPr>
     <w:tblStylePr w:type="firstRow">
       <w:rPr>
+        <w:rFonts w:eastAsia="黑体"/>
         <w:b/>
         <w:bCs/>
         <w:color w:themeColor="text1" w:val="000000"/>
@@ -10534,6 +10939,7 @@
     </w:tblStylePr>
     <w:tblStylePr w:type="lastRow">
       <w:rPr>
+        <w:rFonts w:eastAsia="黑体"/>
         <w:b/>
         <w:bCs/>
         <w:color w:themeColor="text1" w:val="000000"/>
@@ -10553,6 +10959,7 @@
     </w:tblStylePr>
     <w:tblStylePr w:type="firstCol">
       <w:rPr>
+        <w:rFonts w:eastAsia="黑体"/>
         <w:b/>
         <w:bCs/>
         <w:color w:themeColor="text1" w:val="000000"/>
@@ -10572,6 +10979,7 @@
     </w:tblStylePr>
     <w:tblStylePr w:type="lastCol">
       <w:rPr>
+        <w:rFonts w:eastAsia="黑体"/>
         <w:b w:val="0"/>
         <w:bCs w:val="0"/>
         <w:color w:themeColor="text1" w:val="000000"/>
@@ -10644,6 +11052,7 @@
     </w:tcPr>
     <w:tblStylePr w:type="firstRow">
       <w:rPr>
+        <w:rFonts w:eastAsia="黑体"/>
         <w:b/>
         <w:bCs/>
         <w:i w:val="0"/>
@@ -10665,6 +11074,7 @@
     </w:tblStylePr>
     <w:tblStylePr w:type="lastRow">
       <w:rPr>
+        <w:rFonts w:eastAsia="黑体"/>
         <w:b/>
         <w:bCs/>
         <w:i w:val="0"/>
@@ -10686,6 +11096,7 @@
     </w:tblStylePr>
     <w:tblStylePr w:type="firstCol">
       <w:rPr>
+        <w:rFonts w:eastAsia="黑体"/>
         <w:b/>
         <w:bCs/>
         <w:i w:val="0"/>
@@ -10705,6 +11116,7 @@
     </w:tblStylePr>
     <w:tblStylePr w:type="lastCol">
       <w:rPr>
+        <w:rFonts w:eastAsia="黑体"/>
         <w:b/>
         <w:bCs/>
         <w:i w:val="0"/>
@@ -10785,6 +11197,7 @@
     </w:tcPr>
     <w:tblStylePr w:type="firstRow">
       <w:rPr>
+        <w:rFonts w:eastAsia="黑体"/>
         <w:b/>
         <w:bCs/>
         <w:i w:val="0"/>
@@ -10806,6 +11219,7 @@
     </w:tblStylePr>
     <w:tblStylePr w:type="lastRow">
       <w:rPr>
+        <w:rFonts w:eastAsia="黑体"/>
         <w:b/>
         <w:bCs/>
         <w:i w:val="0"/>
@@ -10827,6 +11241,7 @@
     </w:tblStylePr>
     <w:tblStylePr w:type="firstCol">
       <w:rPr>
+        <w:rFonts w:eastAsia="黑体"/>
         <w:b/>
         <w:bCs/>
         <w:i w:val="0"/>
@@ -10846,6 +11261,7 @@
     </w:tblStylePr>
     <w:tblStylePr w:type="lastCol">
       <w:rPr>
+        <w:rFonts w:eastAsia="黑体"/>
         <w:b/>
         <w:bCs/>
         <w:i w:val="0"/>
@@ -10926,6 +11342,7 @@
     </w:tcPr>
     <w:tblStylePr w:type="firstRow">
       <w:rPr>
+        <w:rFonts w:eastAsia="黑体"/>
         <w:b/>
         <w:bCs/>
         <w:i w:val="0"/>
@@ -10947,6 +11364,7 @@
     </w:tblStylePr>
     <w:tblStylePr w:type="lastRow">
       <w:rPr>
+        <w:rFonts w:eastAsia="黑体"/>
         <w:b/>
         <w:bCs/>
         <w:i w:val="0"/>
@@ -10968,6 +11386,7 @@
     </w:tblStylePr>
     <w:tblStylePr w:type="firstCol">
       <w:rPr>
+        <w:rFonts w:eastAsia="黑体"/>
         <w:b/>
         <w:bCs/>
         <w:i w:val="0"/>
@@ -10987,6 +11406,7 @@
     </w:tblStylePr>
     <w:tblStylePr w:type="lastCol">
       <w:rPr>
+        <w:rFonts w:eastAsia="黑体"/>
         <w:b/>
         <w:bCs/>
         <w:i w:val="0"/>
@@ -11067,6 +11487,7 @@
     </w:tcPr>
     <w:tblStylePr w:type="firstRow">
       <w:rPr>
+        <w:rFonts w:eastAsia="黑体"/>
         <w:b/>
         <w:bCs/>
         <w:i w:val="0"/>
@@ -11088,6 +11509,7 @@
     </w:tblStylePr>
     <w:tblStylePr w:type="lastRow">
       <w:rPr>
+        <w:rFonts w:eastAsia="黑体"/>
         <w:b/>
         <w:bCs/>
         <w:i w:val="0"/>
@@ -11109,6 +11531,7 @@
     </w:tblStylePr>
     <w:tblStylePr w:type="firstCol">
       <w:rPr>
+        <w:rFonts w:eastAsia="黑体"/>
         <w:b/>
         <w:bCs/>
         <w:i w:val="0"/>
@@ -11128,6 +11551,7 @@
     </w:tblStylePr>
     <w:tblStylePr w:type="lastCol">
       <w:rPr>
+        <w:rFonts w:eastAsia="黑体"/>
         <w:b/>
         <w:bCs/>
         <w:i w:val="0"/>
@@ -11208,6 +11632,7 @@
     </w:tcPr>
     <w:tblStylePr w:type="firstRow">
       <w:rPr>
+        <w:rFonts w:eastAsia="黑体"/>
         <w:b/>
         <w:bCs/>
         <w:i w:val="0"/>
@@ -11229,6 +11654,7 @@
     </w:tblStylePr>
     <w:tblStylePr w:type="lastRow">
       <w:rPr>
+        <w:rFonts w:eastAsia="黑体"/>
         <w:b/>
         <w:bCs/>
         <w:i w:val="0"/>
@@ -11250,6 +11676,7 @@
     </w:tblStylePr>
     <w:tblStylePr w:type="firstCol">
       <w:rPr>
+        <w:rFonts w:eastAsia="黑体"/>
         <w:b/>
         <w:bCs/>
         <w:i w:val="0"/>
@@ -11269,6 +11696,7 @@
     </w:tblStylePr>
     <w:tblStylePr w:type="lastCol">
       <w:rPr>
+        <w:rFonts w:eastAsia="黑体"/>
         <w:b/>
         <w:bCs/>
         <w:i w:val="0"/>
@@ -11349,6 +11777,7 @@
     </w:tcPr>
     <w:tblStylePr w:type="firstRow">
       <w:rPr>
+        <w:rFonts w:eastAsia="黑体"/>
         <w:b/>
         <w:bCs/>
         <w:i w:val="0"/>
@@ -11370,6 +11799,7 @@
     </w:tblStylePr>
     <w:tblStylePr w:type="lastRow">
       <w:rPr>
+        <w:rFonts w:eastAsia="黑体"/>
         <w:b/>
         <w:bCs/>
         <w:i w:val="0"/>
@@ -11391,6 +11821,7 @@
     </w:tblStylePr>
     <w:tblStylePr w:type="firstCol">
       <w:rPr>
+        <w:rFonts w:eastAsia="黑体"/>
         <w:b/>
         <w:bCs/>
         <w:i w:val="0"/>
@@ -11410,6 +11841,7 @@
     </w:tblStylePr>
     <w:tblStylePr w:type="lastCol">
       <w:rPr>
+        <w:rFonts w:eastAsia="黑体"/>
         <w:b/>
         <w:bCs/>
         <w:i w:val="0"/>
@@ -11490,6 +11922,7 @@
     </w:tcPr>
     <w:tblStylePr w:type="firstRow">
       <w:rPr>
+        <w:rFonts w:eastAsia="黑体"/>
         <w:b/>
         <w:bCs/>
         <w:i w:val="0"/>
@@ -11511,6 +11944,7 @@
     </w:tblStylePr>
     <w:tblStylePr w:type="lastRow">
       <w:rPr>
+        <w:rFonts w:eastAsia="黑体"/>
         <w:b/>
         <w:bCs/>
         <w:i w:val="0"/>
@@ -11532,6 +11966,7 @@
     </w:tblStylePr>
     <w:tblStylePr w:type="firstCol">
       <w:rPr>
+        <w:rFonts w:eastAsia="黑体"/>
         <w:b/>
         <w:bCs/>
         <w:i w:val="0"/>
@@ -11551,6 +11986,7 @@
     </w:tblStylePr>
     <w:tblStylePr w:type="lastCol">
       <w:rPr>
+        <w:rFonts w:eastAsia="黑体"/>
         <w:b/>
         <w:bCs/>
         <w:i w:val="0"/>
@@ -11608,6 +12044,7 @@
       <w:spacing w:after="0" w:line="240" w:lineRule="auto"/>
     </w:pPr>
     <w:rPr>
+      <w:rFonts w:eastAsia="黑体"/>
       <w:color w:themeColor="background1" w:val="FFFFFF"/>
     </w:rPr>
     <w:tblPr>
@@ -11626,6 +12063,7 @@
     </w:tcPr>
     <w:tblStylePr w:type="firstRow">
       <w:rPr>
+        <w:rFonts w:eastAsia="黑体"/>
         <w:b/>
         <w:bCs/>
       </w:rPr>
@@ -11722,6 +12160,7 @@
       <w:spacing w:after="0" w:line="240" w:lineRule="auto"/>
     </w:pPr>
     <w:rPr>
+      <w:rFonts w:eastAsia="黑体"/>
       <w:color w:themeColor="background1" w:val="FFFFFF"/>
     </w:rPr>
     <w:tblPr>
@@ -11740,6 +12179,7 @@
     </w:tcPr>
     <w:tblStylePr w:type="firstRow">
       <w:rPr>
+        <w:rFonts w:eastAsia="黑体"/>
         <w:b/>
         <w:bCs/>
       </w:rPr>
@@ -11836,6 +12276,7 @@
       <w:spacing w:after="0" w:line="240" w:lineRule="auto"/>
     </w:pPr>
     <w:rPr>
+      <w:rFonts w:eastAsia="黑体"/>
       <w:color w:themeColor="background1" w:val="FFFFFF"/>
     </w:rPr>
     <w:tblPr>
@@ -11854,6 +12295,7 @@
     </w:tcPr>
     <w:tblStylePr w:type="firstRow">
       <w:rPr>
+        <w:rFonts w:eastAsia="黑体"/>
         <w:b/>
         <w:bCs/>
       </w:rPr>
@@ -11950,6 +12392,7 @@
       <w:spacing w:after="0" w:line="240" w:lineRule="auto"/>
     </w:pPr>
     <w:rPr>
+      <w:rFonts w:eastAsia="黑体"/>
       <w:color w:themeColor="background1" w:val="FFFFFF"/>
     </w:rPr>
     <w:tblPr>
@@ -11968,6 +12411,7 @@
     </w:tcPr>
     <w:tblStylePr w:type="firstRow">
       <w:rPr>
+        <w:rFonts w:eastAsia="黑体"/>
         <w:b/>
         <w:bCs/>
       </w:rPr>
@@ -12064,6 +12508,7 @@
       <w:spacing w:after="0" w:line="240" w:lineRule="auto"/>
     </w:pPr>
     <w:rPr>
+      <w:rFonts w:eastAsia="黑体"/>
       <w:color w:themeColor="background1" w:val="FFFFFF"/>
     </w:rPr>
     <w:tblPr>
@@ -12082,6 +12527,7 @@
     </w:tcPr>
     <w:tblStylePr w:type="firstRow">
       <w:rPr>
+        <w:rFonts w:eastAsia="黑体"/>
         <w:b/>
         <w:bCs/>
       </w:rPr>
@@ -12178,6 +12624,7 @@
       <w:spacing w:after="0" w:line="240" w:lineRule="auto"/>
     </w:pPr>
     <w:rPr>
+      <w:rFonts w:eastAsia="黑体"/>
       <w:color w:themeColor="background1" w:val="FFFFFF"/>
     </w:rPr>
     <w:tblPr>
@@ -12196,6 +12643,7 @@
     </w:tcPr>
     <w:tblStylePr w:type="firstRow">
       <w:rPr>
+        <w:rFonts w:eastAsia="黑体"/>
         <w:b/>
         <w:bCs/>
       </w:rPr>
@@ -12292,6 +12740,7 @@
       <w:spacing w:after="0" w:line="240" w:lineRule="auto"/>
     </w:pPr>
     <w:rPr>
+      <w:rFonts w:eastAsia="黑体"/>
       <w:color w:themeColor="background1" w:val="FFFFFF"/>
     </w:rPr>
     <w:tblPr>
@@ -12310,6 +12759,7 @@
     </w:tcPr>
     <w:tblStylePr w:type="firstRow">
       <w:rPr>
+        <w:rFonts w:eastAsia="黑体"/>
         <w:b/>
         <w:bCs/>
       </w:rPr>
@@ -12406,6 +12856,7 @@
       <w:spacing w:after="0" w:line="240" w:lineRule="auto"/>
     </w:pPr>
     <w:rPr>
+      <w:rFonts w:eastAsia="黑体"/>
       <w:color w:themeColor="text1" w:val="000000"/>
     </w:rPr>
     <w:tblPr>
@@ -12432,6 +12883,7 @@
     </w:tcPr>
     <w:tblStylePr w:type="firstRow">
       <w:rPr>
+        <w:rFonts w:eastAsia="黑体"/>
         <w:b/>
         <w:bCs/>
       </w:rPr>
@@ -12450,6 +12902,7 @@
     </w:tblStylePr>
     <w:tblStylePr w:type="lastRow">
       <w:rPr>
+        <w:rFonts w:eastAsia="黑体"/>
         <w:b/>
         <w:bCs/>
         <w:color w:themeColor="background1" w:val="FFFFFF"/>
@@ -12464,6 +12917,7 @@
     </w:tblStylePr>
     <w:tblStylePr w:type="firstCol">
       <w:rPr>
+        <w:rFonts w:eastAsia="黑体"/>
         <w:color w:themeColor="background1" w:val="FFFFFF"/>
       </w:rPr>
       <w:tblPr/>
@@ -12481,6 +12935,7 @@
     </w:tblStylePr>
     <w:tblStylePr w:type="lastCol">
       <w:rPr>
+        <w:rFonts w:eastAsia="黑体"/>
         <w:color w:themeColor="background1" w:val="FFFFFF"/>
       </w:rPr>
       <w:tblPr/>
@@ -12510,11 +12965,13 @@
     </w:tblStylePr>
     <w:tblStylePr w:type="neCell">
       <w:rPr>
+        <w:rFonts w:eastAsia="黑体"/>
         <w:color w:themeColor="text1" w:val="000000"/>
       </w:rPr>
     </w:tblStylePr>
     <w:tblStylePr w:type="nwCell">
       <w:rPr>
+        <w:rFonts w:eastAsia="黑体"/>
         <w:color w:themeColor="text1" w:val="000000"/>
       </w:rPr>
     </w:tblStylePr>
@@ -12528,6 +12985,7 @@
       <w:spacing w:after="0" w:line="240" w:lineRule="auto"/>
     </w:pPr>
     <w:rPr>
+      <w:rFonts w:eastAsia="黑体"/>
       <w:color w:themeColor="text1" w:val="000000"/>
     </w:rPr>
     <w:tblPr>
@@ -12554,6 +13012,7 @@
     </w:tcPr>
     <w:tblStylePr w:type="firstRow">
       <w:rPr>
+        <w:rFonts w:eastAsia="黑体"/>
         <w:b/>
         <w:bCs/>
       </w:rPr>
@@ -12572,6 +13031,7 @@
     </w:tblStylePr>
     <w:tblStylePr w:type="lastRow">
       <w:rPr>
+        <w:rFonts w:eastAsia="黑体"/>
         <w:b/>
         <w:bCs/>
         <w:color w:themeColor="background1" w:val="FFFFFF"/>
@@ -12586,6 +13046,7 @@
     </w:tblStylePr>
     <w:tblStylePr w:type="firstCol">
       <w:rPr>
+        <w:rFonts w:eastAsia="黑体"/>
         <w:color w:themeColor="background1" w:val="FFFFFF"/>
       </w:rPr>
       <w:tblPr/>
@@ -12603,6 +13064,7 @@
     </w:tblStylePr>
     <w:tblStylePr w:type="lastCol">
       <w:rPr>
+        <w:rFonts w:eastAsia="黑体"/>
         <w:color w:themeColor="background1" w:val="FFFFFF"/>
       </w:rPr>
       <w:tblPr/>
@@ -12632,11 +13094,13 @@
     </w:tblStylePr>
     <w:tblStylePr w:type="neCell">
       <w:rPr>
+        <w:rFonts w:eastAsia="黑体"/>
         <w:color w:themeColor="text1" w:val="000000"/>
       </w:rPr>
     </w:tblStylePr>
     <w:tblStylePr w:type="nwCell">
       <w:rPr>
+        <w:rFonts w:eastAsia="黑体"/>
         <w:color w:themeColor="text1" w:val="000000"/>
       </w:rPr>
     </w:tblStylePr>
@@ -12650,6 +13114,7 @@
       <w:spacing w:after="0" w:line="240" w:lineRule="auto"/>
     </w:pPr>
     <w:rPr>
+      <w:rFonts w:eastAsia="黑体"/>
       <w:color w:themeColor="text1" w:val="000000"/>
     </w:rPr>
     <w:tblPr>
@@ -12676,6 +13141,7 @@
     </w:tcPr>
     <w:tblStylePr w:type="firstRow">
       <w:rPr>
+        <w:rFonts w:eastAsia="黑体"/>
         <w:b/>
         <w:bCs/>
       </w:rPr>
@@ -12694,6 +13160,7 @@
     </w:tblStylePr>
     <w:tblStylePr w:type="lastRow">
       <w:rPr>
+        <w:rFonts w:eastAsia="黑体"/>
         <w:b/>
         <w:bCs/>
         <w:color w:themeColor="background1" w:val="FFFFFF"/>
@@ -12708,6 +13175,7 @@
     </w:tblStylePr>
     <w:tblStylePr w:type="firstCol">
       <w:rPr>
+        <w:rFonts w:eastAsia="黑体"/>
         <w:color w:themeColor="background1" w:val="FFFFFF"/>
       </w:rPr>
       <w:tblPr/>
@@ -12725,6 +13193,7 @@
     </w:tblStylePr>
     <w:tblStylePr w:type="lastCol">
       <w:rPr>
+        <w:rFonts w:eastAsia="黑体"/>
         <w:color w:themeColor="background1" w:val="FFFFFF"/>
       </w:rPr>
       <w:tblPr/>
@@ -12754,11 +13223,13 @@
     </w:tblStylePr>
     <w:tblStylePr w:type="neCell">
       <w:rPr>
+        <w:rFonts w:eastAsia="黑体"/>
         <w:color w:themeColor="text1" w:val="000000"/>
       </w:rPr>
     </w:tblStylePr>
     <w:tblStylePr w:type="nwCell">
       <w:rPr>
+        <w:rFonts w:eastAsia="黑体"/>
         <w:color w:themeColor="text1" w:val="000000"/>
       </w:rPr>
     </w:tblStylePr>
@@ -12772,6 +13243,7 @@
       <w:spacing w:after="0" w:line="240" w:lineRule="auto"/>
     </w:pPr>
     <w:rPr>
+      <w:rFonts w:eastAsia="黑体"/>
       <w:color w:themeColor="text1" w:val="000000"/>
     </w:rPr>
     <w:tblPr>
@@ -12798,6 +13270,7 @@
     </w:tcPr>
     <w:tblStylePr w:type="firstRow">
       <w:rPr>
+        <w:rFonts w:eastAsia="黑体"/>
         <w:b/>
         <w:bCs/>
       </w:rPr>
@@ -12816,6 +13289,7 @@
     </w:tblStylePr>
     <w:tblStylePr w:type="lastRow">
       <w:rPr>
+        <w:rFonts w:eastAsia="黑体"/>
         <w:b/>
         <w:bCs/>
         <w:color w:themeColor="background1" w:val="FFFFFF"/>
@@ -12830,6 +13304,7 @@
     </w:tblStylePr>
     <w:tblStylePr w:type="firstCol">
       <w:rPr>
+        <w:rFonts w:eastAsia="黑体"/>
         <w:color w:themeColor="background1" w:val="FFFFFF"/>
       </w:rPr>
       <w:tblPr/>
@@ -12847,6 +13322,7 @@
     </w:tblStylePr>
     <w:tblStylePr w:type="lastCol">
       <w:rPr>
+        <w:rFonts w:eastAsia="黑体"/>
         <w:color w:themeColor="background1" w:val="FFFFFF"/>
       </w:rPr>
       <w:tblPr/>
@@ -12884,6 +13360,7 @@
       <w:spacing w:after="0" w:line="240" w:lineRule="auto"/>
     </w:pPr>
     <w:rPr>
+      <w:rFonts w:eastAsia="黑体"/>
       <w:color w:themeColor="text1" w:val="000000"/>
     </w:rPr>
     <w:tblPr>
@@ -12910,6 +13387,7 @@
     </w:tcPr>
     <w:tblStylePr w:type="firstRow">
       <w:rPr>
+        <w:rFonts w:eastAsia="黑体"/>
         <w:b/>
         <w:bCs/>
       </w:rPr>
@@ -12928,6 +13406,7 @@
     </w:tblStylePr>
     <w:tblStylePr w:type="lastRow">
       <w:rPr>
+        <w:rFonts w:eastAsia="黑体"/>
         <w:b/>
         <w:bCs/>
         <w:color w:themeColor="background1" w:val="FFFFFF"/>
@@ -12942,6 +13421,7 @@
     </w:tblStylePr>
     <w:tblStylePr w:type="firstCol">
       <w:rPr>
+        <w:rFonts w:eastAsia="黑体"/>
         <w:color w:themeColor="background1" w:val="FFFFFF"/>
       </w:rPr>
       <w:tblPr/>
@@ -12959,6 +13439,7 @@
     </w:tblStylePr>
     <w:tblStylePr w:type="lastCol">
       <w:rPr>
+        <w:rFonts w:eastAsia="黑体"/>
         <w:color w:themeColor="background1" w:val="FFFFFF"/>
       </w:rPr>
       <w:tblPr/>
@@ -12988,11 +13469,13 @@
     </w:tblStylePr>
     <w:tblStylePr w:type="neCell">
       <w:rPr>
+        <w:rFonts w:eastAsia="黑体"/>
         <w:color w:themeColor="text1" w:val="000000"/>
       </w:rPr>
     </w:tblStylePr>
     <w:tblStylePr w:type="nwCell">
       <w:rPr>
+        <w:rFonts w:eastAsia="黑体"/>
         <w:color w:themeColor="text1" w:val="000000"/>
       </w:rPr>
     </w:tblStylePr>
@@ -13006,6 +13489,7 @@
       <w:spacing w:after="0" w:line="240" w:lineRule="auto"/>
     </w:pPr>
     <w:rPr>
+      <w:rFonts w:eastAsia="黑体"/>
       <w:color w:themeColor="text1" w:val="000000"/>
     </w:rPr>
     <w:tblPr>
@@ -13032,6 +13516,7 @@
     </w:tcPr>
     <w:tblStylePr w:type="firstRow">
       <w:rPr>
+        <w:rFonts w:eastAsia="黑体"/>
         <w:b/>
         <w:bCs/>
       </w:rPr>
@@ -13050,6 +13535,7 @@
     </w:tblStylePr>
     <w:tblStylePr w:type="lastRow">
       <w:rPr>
+        <w:rFonts w:eastAsia="黑体"/>
         <w:b/>
         <w:bCs/>
         <w:color w:themeColor="background1" w:val="FFFFFF"/>
@@ -13064,6 +13550,7 @@
     </w:tblStylePr>
     <w:tblStylePr w:type="firstCol">
       <w:rPr>
+        <w:rFonts w:eastAsia="黑体"/>
         <w:color w:themeColor="background1" w:val="FFFFFF"/>
       </w:rPr>
       <w:tblPr/>
@@ -13081,6 +13568,7 @@
     </w:tblStylePr>
     <w:tblStylePr w:type="lastCol">
       <w:rPr>
+        <w:rFonts w:eastAsia="黑体"/>
         <w:color w:themeColor="background1" w:val="FFFFFF"/>
       </w:rPr>
       <w:tblPr/>
@@ -13110,11 +13598,13 @@
     </w:tblStylePr>
     <w:tblStylePr w:type="neCell">
       <w:rPr>
+        <w:rFonts w:eastAsia="黑体"/>
         <w:color w:themeColor="text1" w:val="000000"/>
       </w:rPr>
     </w:tblStylePr>
     <w:tblStylePr w:type="nwCell">
       <w:rPr>
+        <w:rFonts w:eastAsia="黑体"/>
         <w:color w:themeColor="text1" w:val="000000"/>
       </w:rPr>
     </w:tblStylePr>
@@ -13128,6 +13618,7 @@
       <w:spacing w:after="0" w:line="240" w:lineRule="auto"/>
     </w:pPr>
     <w:rPr>
+      <w:rFonts w:eastAsia="黑体"/>
       <w:color w:themeColor="text1" w:val="000000"/>
     </w:rPr>
     <w:tblPr>
@@ -13154,6 +13645,7 @@
     </w:tcPr>
     <w:tblStylePr w:type="firstRow">
       <w:rPr>
+        <w:rFonts w:eastAsia="黑体"/>
         <w:b/>
         <w:bCs/>
       </w:rPr>
@@ -13172,6 +13664,7 @@
     </w:tblStylePr>
     <w:tblStylePr w:type="lastRow">
       <w:rPr>
+        <w:rFonts w:eastAsia="黑体"/>
         <w:b/>
         <w:bCs/>
         <w:color w:themeColor="background1" w:val="FFFFFF"/>
@@ -13186,6 +13679,7 @@
     </w:tblStylePr>
     <w:tblStylePr w:type="firstCol">
       <w:rPr>
+        <w:rFonts w:eastAsia="黑体"/>
         <w:color w:themeColor="background1" w:val="FFFFFF"/>
       </w:rPr>
       <w:tblPr/>
@@ -13203,6 +13697,7 @@
     </w:tblStylePr>
     <w:tblStylePr w:type="lastCol">
       <w:rPr>
+        <w:rFonts w:eastAsia="黑体"/>
         <w:color w:themeColor="background1" w:val="FFFFFF"/>
       </w:rPr>
       <w:tblPr/>
@@ -13232,11 +13727,13 @@
     </w:tblStylePr>
     <w:tblStylePr w:type="neCell">
       <w:rPr>
+        <w:rFonts w:eastAsia="黑体"/>
         <w:color w:themeColor="text1" w:val="000000"/>
       </w:rPr>
     </w:tblStylePr>
     <w:tblStylePr w:type="nwCell">
       <w:rPr>
+        <w:rFonts w:eastAsia="黑体"/>
         <w:color w:themeColor="text1" w:val="000000"/>
       </w:rPr>
     </w:tblStylePr>
@@ -13250,6 +13747,7 @@
       <w:spacing w:after="0" w:line="240" w:lineRule="auto"/>
     </w:pPr>
     <w:rPr>
+      <w:rFonts w:eastAsia="黑体"/>
       <w:color w:themeColor="text1" w:val="000000"/>
     </w:rPr>
     <w:tblPr>
@@ -13268,6 +13766,7 @@
     </w:tcPr>
     <w:tblStylePr w:type="firstRow">
       <w:rPr>
+        <w:rFonts w:eastAsia="黑体"/>
         <w:b/>
         <w:bCs/>
         <w:color w:themeColor="background1" w:val="FFFFFF"/>
@@ -13282,6 +13781,7 @@
     </w:tblStylePr>
     <w:tblStylePr w:type="lastRow">
       <w:rPr>
+        <w:rFonts w:eastAsia="黑体"/>
         <w:b/>
         <w:bCs/>
         <w:color w:themeColor="accent2" w:themeShade="CC" w:val="9E3A38"/>
@@ -13296,12 +13796,14 @@
     </w:tblStylePr>
     <w:tblStylePr w:type="firstCol">
       <w:rPr>
+        <w:rFonts w:eastAsia="黑体"/>
         <w:b/>
         <w:bCs/>
       </w:rPr>
     </w:tblStylePr>
     <w:tblStylePr w:type="lastCol">
       <w:rPr>
+        <w:rFonts w:eastAsia="黑体"/>
         <w:b/>
         <w:bCs/>
       </w:rPr>
@@ -13336,6 +13838,7 @@
       <w:spacing w:after="0" w:line="240" w:lineRule="auto"/>
     </w:pPr>
     <w:rPr>
+      <w:rFonts w:eastAsia="黑体"/>
       <w:color w:themeColor="text1" w:val="000000"/>
     </w:rPr>
     <w:tblPr>
@@ -13354,6 +13857,7 @@
     </w:tcPr>
     <w:tblStylePr w:type="firstRow">
       <w:rPr>
+        <w:rFonts w:eastAsia="黑体"/>
         <w:b/>
         <w:bCs/>
         <w:color w:themeColor="background1" w:val="FFFFFF"/>
@@ -13368,6 +13872,7 @@
     </w:tblStylePr>
     <w:tblStylePr w:type="lastRow">
       <w:rPr>
+        <w:rFonts w:eastAsia="黑体"/>
         <w:b/>
         <w:bCs/>
         <w:color w:themeColor="accent2" w:themeShade="CC" w:val="9E3A38"/>
@@ -13382,12 +13887,14 @@
     </w:tblStylePr>
     <w:tblStylePr w:type="firstCol">
       <w:rPr>
+        <w:rFonts w:eastAsia="黑体"/>
         <w:b/>
         <w:bCs/>
       </w:rPr>
     </w:tblStylePr>
     <w:tblStylePr w:type="lastCol">
       <w:rPr>
+        <w:rFonts w:eastAsia="黑体"/>
         <w:b/>
         <w:bCs/>
       </w:rPr>
@@ -13422,6 +13929,7 @@
       <w:spacing w:after="0" w:line="240" w:lineRule="auto"/>
     </w:pPr>
     <w:rPr>
+      <w:rFonts w:eastAsia="黑体"/>
       <w:color w:themeColor="text1" w:val="000000"/>
     </w:rPr>
     <w:tblPr>
@@ -13440,6 +13948,7 @@
     </w:tcPr>
     <w:tblStylePr w:type="firstRow">
       <w:rPr>
+        <w:rFonts w:eastAsia="黑体"/>
         <w:b/>
         <w:bCs/>
         <w:color w:themeColor="background1" w:val="FFFFFF"/>
@@ -13454,6 +13963,7 @@
     </w:tblStylePr>
     <w:tblStylePr w:type="lastRow">
       <w:rPr>
+        <w:rFonts w:eastAsia="黑体"/>
         <w:b/>
         <w:bCs/>
         <w:color w:themeColor="accent2" w:themeShade="CC" w:val="9E3A38"/>
@@ -13468,12 +13978,14 @@
     </w:tblStylePr>
     <w:tblStylePr w:type="firstCol">
       <w:rPr>
+        <w:rFonts w:eastAsia="黑体"/>
         <w:b/>
         <w:bCs/>
       </w:rPr>
     </w:tblStylePr>
     <w:tblStylePr w:type="lastCol">
       <w:rPr>
+        <w:rFonts w:eastAsia="黑体"/>
         <w:b/>
         <w:bCs/>
       </w:rPr>
@@ -13508,6 +14020,7 @@
       <w:spacing w:after="0" w:line="240" w:lineRule="auto"/>
     </w:pPr>
     <w:rPr>
+      <w:rFonts w:eastAsia="黑体"/>
       <w:color w:themeColor="text1" w:val="000000"/>
     </w:rPr>
     <w:tblPr>
@@ -13526,6 +14039,7 @@
     </w:tcPr>
     <w:tblStylePr w:type="firstRow">
       <w:rPr>
+        <w:rFonts w:eastAsia="黑体"/>
         <w:b/>
         <w:bCs/>
         <w:color w:themeColor="background1" w:val="FFFFFF"/>
@@ -13540,6 +14054,7 @@
     </w:tblStylePr>
     <w:tblStylePr w:type="lastRow">
       <w:rPr>
+        <w:rFonts w:eastAsia="黑体"/>
         <w:b/>
         <w:bCs/>
         <w:color w:themeColor="accent4" w:themeShade="CC" w:val="664E82"/>
@@ -13554,12 +14069,14 @@
     </w:tblStylePr>
     <w:tblStylePr w:type="firstCol">
       <w:rPr>
+        <w:rFonts w:eastAsia="黑体"/>
         <w:b/>
         <w:bCs/>
       </w:rPr>
     </w:tblStylePr>
     <w:tblStylePr w:type="lastCol">
       <w:rPr>
+        <w:rFonts w:eastAsia="黑体"/>
         <w:b/>
         <w:bCs/>
       </w:rPr>
@@ -13594,6 +14111,7 @@
       <w:spacing w:after="0" w:line="240" w:lineRule="auto"/>
     </w:pPr>
     <w:rPr>
+      <w:rFonts w:eastAsia="黑体"/>
       <w:color w:themeColor="text1" w:val="000000"/>
     </w:rPr>
     <w:tblPr>
@@ -13612,6 +14130,7 @@
     </w:tcPr>
     <w:tblStylePr w:type="firstRow">
       <w:rPr>
+        <w:rFonts w:eastAsia="黑体"/>
         <w:b/>
         <w:bCs/>
         <w:color w:themeColor="background1" w:val="FFFFFF"/>
@@ -13626,6 +14145,7 @@
     </w:tblStylePr>
     <w:tblStylePr w:type="lastRow">
       <w:rPr>
+        <w:rFonts w:eastAsia="黑体"/>
         <w:b/>
         <w:bCs/>
         <w:color w:themeColor="accent3" w:themeShade="CC" w:val="7E9C40"/>
@@ -13640,12 +14160,14 @@
     </w:tblStylePr>
     <w:tblStylePr w:type="firstCol">
       <w:rPr>
+        <w:rFonts w:eastAsia="黑体"/>
         <w:b/>
         <w:bCs/>
       </w:rPr>
     </w:tblStylePr>
     <w:tblStylePr w:type="lastCol">
       <w:rPr>
+        <w:rFonts w:eastAsia="黑体"/>
         <w:b/>
         <w:bCs/>
       </w:rPr>
@@ -13680,6 +14202,7 @@
       <w:spacing w:after="0" w:line="240" w:lineRule="auto"/>
     </w:pPr>
     <w:rPr>
+      <w:rFonts w:eastAsia="黑体"/>
       <w:color w:themeColor="text1" w:val="000000"/>
     </w:rPr>
     <w:tblPr>
@@ -13698,6 +14221,7 @@
     </w:tcPr>
     <w:tblStylePr w:type="firstRow">
       <w:rPr>
+        <w:rFonts w:eastAsia="黑体"/>
         <w:b/>
         <w:bCs/>
         <w:color w:themeColor="background1" w:val="FFFFFF"/>
@@ -13712,6 +14236,7 @@
     </w:tblStylePr>
     <w:tblStylePr w:type="lastRow">
       <w:rPr>
+        <w:rFonts w:eastAsia="黑体"/>
         <w:b/>
         <w:bCs/>
         <w:color w:themeColor="accent6" w:themeShade="CC" w:val="F2730A"/>
@@ -13726,12 +14251,14 @@
     </w:tblStylePr>
     <w:tblStylePr w:type="firstCol">
       <w:rPr>
+        <w:rFonts w:eastAsia="黑体"/>
         <w:b/>
         <w:bCs/>
       </w:rPr>
     </w:tblStylePr>
     <w:tblStylePr w:type="lastCol">
       <w:rPr>
+        <w:rFonts w:eastAsia="黑体"/>
         <w:b/>
         <w:bCs/>
       </w:rPr>
@@ -13766,6 +14293,7 @@
       <w:spacing w:after="0" w:line="240" w:lineRule="auto"/>
     </w:pPr>
     <w:rPr>
+      <w:rFonts w:eastAsia="黑体"/>
       <w:color w:themeColor="text1" w:val="000000"/>
     </w:rPr>
     <w:tblPr>
@@ -13784,6 +14312,7 @@
     </w:tcPr>
     <w:tblStylePr w:type="firstRow">
       <w:rPr>
+        <w:rFonts w:eastAsia="黑体"/>
         <w:b/>
         <w:bCs/>
         <w:color w:themeColor="background1" w:val="FFFFFF"/>
@@ -13798,6 +14327,7 @@
     </w:tblStylePr>
     <w:tblStylePr w:type="lastRow">
       <w:rPr>
+        <w:rFonts w:eastAsia="黑体"/>
         <w:b/>
         <w:bCs/>
         <w:color w:themeColor="accent5" w:themeShade="CC" w:val="348DA5"/>
@@ -13812,12 +14342,14 @@
     </w:tblStylePr>
     <w:tblStylePr w:type="firstCol">
       <w:rPr>
+        <w:rFonts w:eastAsia="黑体"/>
         <w:b/>
         <w:bCs/>
       </w:rPr>
     </w:tblStylePr>
     <w:tblStylePr w:type="lastCol">
       <w:rPr>
+        <w:rFonts w:eastAsia="黑体"/>
         <w:b/>
         <w:bCs/>
       </w:rPr>
@@ -13852,6 +14384,7 @@
       <w:spacing w:after="0" w:line="240" w:lineRule="auto"/>
     </w:pPr>
     <w:rPr>
+      <w:rFonts w:eastAsia="黑体"/>
       <w:color w:themeColor="text1" w:val="000000"/>
     </w:rPr>
     <w:tblPr>
@@ -13873,6 +14406,7 @@
     </w:tcPr>
     <w:tblStylePr w:type="firstRow">
       <w:rPr>
+        <w:rFonts w:eastAsia="黑体"/>
         <w:b/>
         <w:bCs/>
       </w:rPr>
@@ -13883,6 +14417,7 @@
     </w:tblStylePr>
     <w:tblStylePr w:type="lastRow">
       <w:rPr>
+        <w:rFonts w:eastAsia="黑体"/>
         <w:b/>
         <w:bCs/>
         <w:color w:themeColor="text1" w:val="000000"/>
@@ -13894,6 +14429,7 @@
     </w:tblStylePr>
     <w:tblStylePr w:type="firstCol">
       <w:rPr>
+        <w:rFonts w:eastAsia="黑体"/>
         <w:color w:themeColor="background1" w:val="FFFFFF"/>
       </w:rPr>
       <w:tblPr/>
@@ -13903,6 +14439,7 @@
     </w:tblStylePr>
     <w:tblStylePr w:type="lastCol">
       <w:rPr>
+        <w:rFonts w:eastAsia="黑体"/>
         <w:color w:themeColor="background1" w:val="FFFFFF"/>
       </w:rPr>
       <w:tblPr/>
@@ -13932,6 +14469,7 @@
       <w:spacing w:after="0" w:line="240" w:lineRule="auto"/>
     </w:pPr>
     <w:rPr>
+      <w:rFonts w:eastAsia="黑体"/>
       <w:color w:themeColor="text1" w:val="000000"/>
     </w:rPr>
     <w:tblPr>
@@ -13953,6 +14491,7 @@
     </w:tcPr>
     <w:tblStylePr w:type="firstRow">
       <w:rPr>
+        <w:rFonts w:eastAsia="黑体"/>
         <w:b/>
         <w:bCs/>
       </w:rPr>
@@ -13963,6 +14502,7 @@
     </w:tblStylePr>
     <w:tblStylePr w:type="lastRow">
       <w:rPr>
+        <w:rFonts w:eastAsia="黑体"/>
         <w:b/>
         <w:bCs/>
         <w:color w:themeColor="text1" w:val="000000"/>
@@ -13974,6 +14514,7 @@
     </w:tblStylePr>
     <w:tblStylePr w:type="firstCol">
       <w:rPr>
+        <w:rFonts w:eastAsia="黑体"/>
         <w:color w:themeColor="background1" w:val="FFFFFF"/>
       </w:rPr>
       <w:tblPr/>
@@ -13983,6 +14524,7 @@
     </w:tblStylePr>
     <w:tblStylePr w:type="lastCol">
       <w:rPr>
+        <w:rFonts w:eastAsia="黑体"/>
         <w:color w:themeColor="background1" w:val="FFFFFF"/>
       </w:rPr>
       <w:tblPr/>
@@ -14012,6 +14554,7 @@
       <w:spacing w:after="0" w:line="240" w:lineRule="auto"/>
     </w:pPr>
     <w:rPr>
+      <w:rFonts w:eastAsia="黑体"/>
       <w:color w:themeColor="text1" w:val="000000"/>
     </w:rPr>
     <w:tblPr>
@@ -14033,6 +14576,7 @@
     </w:tcPr>
     <w:tblStylePr w:type="firstRow">
       <w:rPr>
+        <w:rFonts w:eastAsia="黑体"/>
         <w:b/>
         <w:bCs/>
       </w:rPr>
@@ -14043,6 +14587,7 @@
     </w:tblStylePr>
     <w:tblStylePr w:type="lastRow">
       <w:rPr>
+        <w:rFonts w:eastAsia="黑体"/>
         <w:b/>
         <w:bCs/>
         <w:color w:themeColor="text1" w:val="000000"/>
@@ -14054,6 +14599,7 @@
     </w:tblStylePr>
     <w:tblStylePr w:type="firstCol">
       <w:rPr>
+        <w:rFonts w:eastAsia="黑体"/>
         <w:color w:themeColor="background1" w:val="FFFFFF"/>
       </w:rPr>
       <w:tblPr/>
@@ -14063,6 +14609,7 @@
     </w:tblStylePr>
     <w:tblStylePr w:type="lastCol">
       <w:rPr>
+        <w:rFonts w:eastAsia="黑体"/>
         <w:color w:themeColor="background1" w:val="FFFFFF"/>
       </w:rPr>
       <w:tblPr/>
@@ -14092,6 +14639,7 @@
       <w:spacing w:after="0" w:line="240" w:lineRule="auto"/>
     </w:pPr>
     <w:rPr>
+      <w:rFonts w:eastAsia="黑体"/>
       <w:color w:themeColor="text1" w:val="000000"/>
     </w:rPr>
     <w:tblPr>
@@ -14113,6 +14661,7 @@
     </w:tcPr>
     <w:tblStylePr w:type="firstRow">
       <w:rPr>
+        <w:rFonts w:eastAsia="黑体"/>
         <w:b/>
         <w:bCs/>
       </w:rPr>
@@ -14123,6 +14672,7 @@
     </w:tblStylePr>
     <w:tblStylePr w:type="lastRow">
       <w:rPr>
+        <w:rFonts w:eastAsia="黑体"/>
         <w:b/>
         <w:bCs/>
         <w:color w:themeColor="text1" w:val="000000"/>
@@ -14134,6 +14684,7 @@
     </w:tblStylePr>
     <w:tblStylePr w:type="firstCol">
       <w:rPr>
+        <w:rFonts w:eastAsia="黑体"/>
         <w:color w:themeColor="background1" w:val="FFFFFF"/>
       </w:rPr>
       <w:tblPr/>
@@ -14143,6 +14694,7 @@
     </w:tblStylePr>
     <w:tblStylePr w:type="lastCol">
       <w:rPr>
+        <w:rFonts w:eastAsia="黑体"/>
         <w:color w:themeColor="background1" w:val="FFFFFF"/>
       </w:rPr>
       <w:tblPr/>
@@ -14172,6 +14724,7 @@
       <w:spacing w:after="0" w:line="240" w:lineRule="auto"/>
     </w:pPr>
     <w:rPr>
+      <w:rFonts w:eastAsia="黑体"/>
       <w:color w:themeColor="text1" w:val="000000"/>
     </w:rPr>
     <w:tblPr>
@@ -14193,6 +14746,7 @@
     </w:tcPr>
     <w:tblStylePr w:type="firstRow">
       <w:rPr>
+        <w:rFonts w:eastAsia="黑体"/>
         <w:b/>
         <w:bCs/>
       </w:rPr>
@@ -14203,6 +14757,7 @@
     </w:tblStylePr>
     <w:tblStylePr w:type="lastRow">
       <w:rPr>
+        <w:rFonts w:eastAsia="黑体"/>
         <w:b/>
         <w:bCs/>
         <w:color w:themeColor="text1" w:val="000000"/>
@@ -14214,6 +14769,7 @@
     </w:tblStylePr>
     <w:tblStylePr w:type="firstCol">
       <w:rPr>
+        <w:rFonts w:eastAsia="黑体"/>
         <w:color w:themeColor="background1" w:val="FFFFFF"/>
       </w:rPr>
       <w:tblPr/>
@@ -14223,6 +14779,7 @@
     </w:tblStylePr>
     <w:tblStylePr w:type="lastCol">
       <w:rPr>
+        <w:rFonts w:eastAsia="黑体"/>
         <w:color w:themeColor="background1" w:val="FFFFFF"/>
       </w:rPr>
       <w:tblPr/>
@@ -14252,6 +14809,7 @@
       <w:spacing w:after="0" w:line="240" w:lineRule="auto"/>
     </w:pPr>
     <w:rPr>
+      <w:rFonts w:eastAsia="黑体"/>
       <w:color w:themeColor="text1" w:val="000000"/>
     </w:rPr>
     <w:tblPr>
@@ -14273,6 +14831,7 @@
     </w:tcPr>
     <w:tblStylePr w:type="firstRow">
       <w:rPr>
+        <w:rFonts w:eastAsia="黑体"/>
         <w:b/>
         <w:bCs/>
       </w:rPr>
@@ -14283,6 +14842,7 @@
     </w:tblStylePr>
     <w:tblStylePr w:type="lastRow">
       <w:rPr>
+        <w:rFonts w:eastAsia="黑体"/>
         <w:b/>
         <w:bCs/>
         <w:color w:themeColor="text1" w:val="000000"/>
@@ -14294,6 +14854,7 @@
     </w:tblStylePr>
     <w:tblStylePr w:type="firstCol">
       <w:rPr>
+        <w:rFonts w:eastAsia="黑体"/>
         <w:color w:themeColor="background1" w:val="FFFFFF"/>
       </w:rPr>
       <w:tblPr/>
@@ -14303,6 +14864,7 @@
     </w:tblStylePr>
     <w:tblStylePr w:type="lastCol">
       <w:rPr>
+        <w:rFonts w:eastAsia="黑体"/>
         <w:color w:themeColor="background1" w:val="FFFFFF"/>
       </w:rPr>
       <w:tblPr/>
@@ -14332,6 +14894,7 @@
       <w:spacing w:after="0" w:line="240" w:lineRule="auto"/>
     </w:pPr>
     <w:rPr>
+      <w:rFonts w:eastAsia="黑体"/>
       <w:color w:themeColor="text1" w:val="000000"/>
     </w:rPr>
     <w:tblPr>
@@ -14353,6 +14916,7 @@
     </w:tcPr>
     <w:tblStylePr w:type="firstRow">
       <w:rPr>
+        <w:rFonts w:eastAsia="黑体"/>
         <w:b/>
         <w:bCs/>
       </w:rPr>
@@ -14363,6 +14927,7 @@
     </w:tblStylePr>
     <w:tblStylePr w:type="lastRow">
       <w:rPr>
+        <w:rFonts w:eastAsia="黑体"/>
         <w:b/>
         <w:bCs/>
         <w:color w:themeColor="text1" w:val="000000"/>
@@ -14374,6 +14939,7 @@
     </w:tblStylePr>
     <w:tblStylePr w:type="firstCol">
       <w:rPr>
+        <w:rFonts w:eastAsia="黑体"/>
         <w:color w:themeColor="background1" w:val="FFFFFF"/>
       </w:rPr>
       <w:tblPr/>
@@ -14383,6 +14949,7 @@
     </w:tblStylePr>
     <w:tblStylePr w:type="lastCol">
       <w:rPr>
+        <w:rFonts w:eastAsia="黑体"/>
         <w:color w:themeColor="background1" w:val="FFFFFF"/>
       </w:rPr>
       <w:tblPr/>
@@ -14415,6 +14982,7 @@
     <w:name w:val="KeywordTok"/>
     <w:basedOn w:val="VerbatimChar"/>
     <w:rPr>
+      <w:rFonts w:eastAsia="黑体"/>
       <w:b/>
       <w:color w:val="007020"/>
     </w:rPr>
@@ -14423,6 +14991,7 @@
     <w:name w:val="DataTypeTok"/>
     <w:basedOn w:val="VerbatimChar"/>
     <w:rPr>
+      <w:rFonts w:eastAsia="黑体"/>
       <w:color w:val="902000"/>
     </w:rPr>
   </w:style>
@@ -14430,6 +14999,7 @@
     <w:name w:val="DecValTok"/>
     <w:basedOn w:val="VerbatimChar"/>
     <w:rPr>
+      <w:rFonts w:eastAsia="黑体"/>
       <w:color w:val="40a070"/>
     </w:rPr>
   </w:style>
@@ -14437,6 +15007,7 @@
     <w:name w:val="BaseNTok"/>
     <w:basedOn w:val="VerbatimChar"/>
     <w:rPr>
+      <w:rFonts w:eastAsia="黑体"/>
       <w:color w:val="40a070"/>
     </w:rPr>
   </w:style>
@@ -14444,6 +15015,7 @@
     <w:name w:val="FloatTok"/>
     <w:basedOn w:val="VerbatimChar"/>
     <w:rPr>
+      <w:rFonts w:eastAsia="黑体"/>
       <w:color w:val="40a070"/>
     </w:rPr>
   </w:style>
@@ -14451,6 +15023,7 @@
     <w:name w:val="ConstantTok"/>
     <w:basedOn w:val="VerbatimChar"/>
     <w:rPr>
+      <w:rFonts w:eastAsia="黑体"/>
       <w:color w:val="880000"/>
     </w:rPr>
   </w:style>
@@ -14458,6 +15031,7 @@
     <w:name w:val="CharTok"/>
     <w:basedOn w:val="VerbatimChar"/>
     <w:rPr>
+      <w:rFonts w:eastAsia="黑体"/>
       <w:color w:val="4070a0"/>
     </w:rPr>
   </w:style>
@@ -14465,6 +15039,7 @@
     <w:name w:val="SpecialCharTok"/>
     <w:basedOn w:val="VerbatimChar"/>
     <w:rPr>
+      <w:rFonts w:eastAsia="黑体"/>
       <w:color w:val="4070a0"/>
     </w:rPr>
   </w:style>
@@ -14472,6 +15047,7 @@
     <w:name w:val="StringTok"/>
     <w:basedOn w:val="VerbatimChar"/>
     <w:rPr>
+      <w:rFonts w:eastAsia="黑体"/>
       <w:color w:val="4070a0"/>
     </w:rPr>
   </w:style>
@@ -14479,6 +15055,7 @@
     <w:name w:val="VerbatimStringTok"/>
     <w:basedOn w:val="VerbatimChar"/>
     <w:rPr>
+      <w:rFonts w:eastAsia="黑体"/>
       <w:color w:val="4070a0"/>
     </w:rPr>
   </w:style>
@@ -14486,6 +15063,7 @@
     <w:name w:val="SpecialStringTok"/>
     <w:basedOn w:val="VerbatimChar"/>
     <w:rPr>
+      <w:rFonts w:eastAsia="黑体"/>
       <w:color w:val="bb6688"/>
     </w:rPr>
   </w:style>
@@ -14493,6 +15071,7 @@
     <w:name w:val="ImportTok"/>
     <w:basedOn w:val="VerbatimChar"/>
     <w:rPr>
+      <w:rFonts w:eastAsia="黑体"/>
       <w:b/>
       <w:color w:val="008000"/>
     </w:rPr>
@@ -14501,6 +15080,7 @@
     <w:name w:val="CommentTok"/>
     <w:basedOn w:val="VerbatimChar"/>
     <w:rPr>
+      <w:rFonts w:eastAsia="黑体"/>
       <w:i/>
       <w:color w:val="60a0b0"/>
     </w:rPr>
@@ -14509,6 +15089,7 @@
     <w:name w:val="DocumentationTok"/>
     <w:basedOn w:val="VerbatimChar"/>
     <w:rPr>
+      <w:rFonts w:eastAsia="黑体"/>
       <w:i/>
       <w:color w:val="ba2121"/>
     </w:rPr>
@@ -14517,6 +15098,7 @@
     <w:name w:val="AnnotationTok"/>
     <w:basedOn w:val="VerbatimChar"/>
     <w:rPr>
+      <w:rFonts w:eastAsia="黑体"/>
       <w:b/>
       <w:i/>
       <w:color w:val="60a0b0"/>
@@ -14526,6 +15108,7 @@
     <w:name w:val="CommentVarTok"/>
     <w:basedOn w:val="VerbatimChar"/>
     <w:rPr>
+      <w:rFonts w:eastAsia="黑体"/>
       <w:b/>
       <w:i/>
       <w:color w:val="60a0b0"/>
@@ -14535,6 +15118,7 @@
     <w:name w:val="OtherTok"/>
     <w:basedOn w:val="VerbatimChar"/>
     <w:rPr>
+      <w:rFonts w:eastAsia="黑体"/>
       <w:color w:val="007020"/>
     </w:rPr>
   </w:style>
@@ -14542,6 +15126,7 @@
     <w:name w:val="FunctionTok"/>
     <w:basedOn w:val="VerbatimChar"/>
     <w:rPr>
+      <w:rFonts w:eastAsia="黑体"/>
       <w:color w:val="06287e"/>
     </w:rPr>
   </w:style>
@@ -14549,6 +15134,7 @@
     <w:name w:val="VariableTok"/>
     <w:basedOn w:val="VerbatimChar"/>
     <w:rPr>
+      <w:rFonts w:eastAsia="黑体"/>
       <w:color w:val="19177c"/>
     </w:rPr>
   </w:style>
@@ -14556,6 +15142,7 @@
     <w:name w:val="ControlFlowTok"/>
     <w:basedOn w:val="VerbatimChar"/>
     <w:rPr>
+      <w:rFonts w:eastAsia="黑体"/>
       <w:b/>
       <w:color w:val="007020"/>
     </w:rPr>
@@ -14564,6 +15151,7 @@
     <w:name w:val="OperatorTok"/>
     <w:basedOn w:val="VerbatimChar"/>
     <w:rPr>
+      <w:rFonts w:eastAsia="黑体"/>
       <w:color w:val="666666"/>
     </w:rPr>
   </w:style>
@@ -14571,18 +15159,22 @@
     <w:name w:val="BuiltInTok"/>
     <w:basedOn w:val="VerbatimChar"/>
     <w:rPr>
+      <w:rFonts w:eastAsia="黑体"/>
       <w:color w:val="008000"/>
     </w:rPr>
   </w:style>
   <w:style w:type="character" w:customStyle="1" w:styleId="ExtensionTok">
     <w:name w:val="ExtensionTok"/>
     <w:basedOn w:val="VerbatimChar"/>
-    <w:rPr/>
+    <w:rPr>
+      <w:rFonts w:eastAsia="黑体"/>
+    </w:rPr>
   </w:style>
   <w:style w:type="character" w:customStyle="1" w:styleId="PreprocessorTok">
     <w:name w:val="PreprocessorTok"/>
     <w:basedOn w:val="VerbatimChar"/>
     <w:rPr>
+      <w:rFonts w:eastAsia="黑体"/>
       <w:color w:val="bc7a00"/>
     </w:rPr>
   </w:style>
@@ -14590,18 +15182,22 @@
     <w:name w:val="AttributeTok"/>
     <w:basedOn w:val="VerbatimChar"/>
     <w:rPr>
+      <w:rFonts w:eastAsia="黑体"/>
       <w:color w:val="7d9029"/>
     </w:rPr>
   </w:style>
   <w:style w:type="character" w:customStyle="1" w:styleId="RegionMarkerTok">
     <w:name w:val="RegionMarkerTok"/>
     <w:basedOn w:val="VerbatimChar"/>
-    <w:rPr/>
+    <w:rPr>
+      <w:rFonts w:eastAsia="黑体"/>
+    </w:rPr>
   </w:style>
   <w:style w:type="character" w:customStyle="1" w:styleId="InformationTok">
     <w:name w:val="InformationTok"/>
     <w:basedOn w:val="VerbatimChar"/>
     <w:rPr>
+      <w:rFonts w:eastAsia="黑体"/>
       <w:b/>
       <w:i/>
       <w:color w:val="60a0b0"/>
@@ -14611,6 +15207,7 @@
     <w:name w:val="WarningTok"/>
     <w:basedOn w:val="VerbatimChar"/>
     <w:rPr>
+      <w:rFonts w:eastAsia="黑体"/>
       <w:b/>
       <w:i/>
       <w:color w:val="60a0b0"/>
@@ -14620,6 +15217,7 @@
     <w:name w:val="AlertTok"/>
     <w:basedOn w:val="VerbatimChar"/>
     <w:rPr>
+      <w:rFonts w:eastAsia="黑体"/>
       <w:b/>
       <w:color w:val="ff0000"/>
     </w:rPr>
@@ -14628,6 +15226,7 @@
     <w:name w:val="ErrorTok"/>
     <w:basedOn w:val="VerbatimChar"/>
     <w:rPr>
+      <w:rFonts w:eastAsia="黑体"/>
       <w:b/>
       <w:color w:val="ff0000"/>
     </w:rPr>
@@ -14635,7 +15234,9 @@
   <w:style w:type="character" w:customStyle="1" w:styleId="NormalTok">
     <w:name w:val="NormalTok"/>
     <w:basedOn w:val="VerbatimChar"/>
-    <w:rPr/>
+    <w:rPr>
+      <w:rFonts w:eastAsia="黑体"/>
+    </w:rPr>
   </w:style>
 </w:styles>
 </file>
@@ -14684,12 +15285,12 @@
     <a:fontScheme name="Office">
       <a:majorFont>
         <a:latin typeface="Calibri"/>
-        <a:ea typeface=""/>
+        <a:ea typeface="黑体"/>
         <a:cs typeface=""/>
         <a:font script="Jpan" typeface="ＭＳ ゴシック"/>
         <a:font script="Hang" typeface="맑은 고딕"/>
-        <a:font script="Hans" typeface="宋体"/>
-        <a:font script="Hant" typeface="新細明體"/>
+        <a:font script="Hans" typeface="黑体"/>
+        <a:font script="Hant" typeface="黑体"/>
         <a:font script="Arab" typeface="Times New Roman"/>
         <a:font script="Hebr" typeface="Times New Roman"/>
         <a:font script="Thai" typeface="Angsana New"/>
@@ -14719,12 +15320,12 @@
       </a:majorFont>
       <a:minorFont>
         <a:latin typeface="Cambria"/>
-        <a:ea typeface=""/>
+        <a:ea typeface="黑体"/>
         <a:cs typeface=""/>
         <a:font script="Jpan" typeface="ＭＳ 明朝"/>
         <a:font script="Hang" typeface="맑은 고딕"/>
-        <a:font script="Hans" typeface="宋体"/>
-        <a:font script="Hant" typeface="新細明體"/>
+        <a:font script="Hans" typeface="黑体"/>
+        <a:font script="Hant" typeface="黑体"/>
         <a:font script="Arab" typeface="Arial"/>
         <a:font script="Hebr" typeface="Arial"/>
         <a:font script="Thai" typeface="Cordia New"/>

--- a/01-电源电路/03-整流滤波电路/半波整流电路/半波整流电路.docx
+++ b/01-电源电路/03-整流滤波电路/半波整流电路/半波整流电路.docx
@@ -2214,7 +2214,7 @@
           <w:color w:val="555555"/>
           <w:sz w:val="21"/>
         </w:rPr>
-        <w:t>材料收集者：杜文杰，WX手机：19519196569，QQ:3478827729</w:t>
+        <w:t>材料收集者：杜文杰，微信/手机：19519196569，QQ:3478827729</w:t>
       </w:r>
     </w:p>
     <w:sectPr>
